--- a/output/Korea_Universe_BBAS_Memo_2026-09-03.docx
+++ b/output/Korea_Universe_BBAS_Memo_2026-09-03.docx
@@ -117,6 +117,62 @@
           <w:rFonts w:ascii="Arial" w:hAnsi="Arial" w:eastAsia="Malgun Gothic" w:cs="Arial"/>
         </w:rPr>
         <w:t xml:space="preserve">500억 Book 기준 6% 풀사이즈(30억)를 3거래일 내 청산 가능한 종목 329개, 1,000억 Book(60억)은 242개. Stress(ADV -50%) 시 242개.</w:t>
+      </w:r>
+    </w:p>
+    <w:p>
+      <w:pPr>
+        <w:pStyle w:val="ListParagraph"/>
+        <w:numPr>
+          <w:ilvl w:val="0"/>
+          <w:numId w:val="2"/>
+        </w:numPr>
+        <w:spacing w:after="40"/>
+      </w:pPr>
+      <w:r>
+        <w:rPr>
+          <w:b/>
+          <w:bCs/>
+          <w:sz w:val="19"/>
+          <w:szCs w:val="19"/>
+          <w:rFonts w:ascii="Arial" w:hAnsi="Arial" w:eastAsia="Malgun Gothic" w:cs="Arial"/>
+        </w:rPr>
+        <w:t xml:space="preserve">Stress 실증: </w:t>
+      </w:r>
+      <w:r>
+        <w:rPr>
+          <w:sz w:val="19"/>
+          <w:szCs w:val="19"/>
+          <w:rFonts w:ascii="Arial" w:hAnsi="Arial" w:eastAsia="Malgun Gothic" w:cs="Arial"/>
+        </w:rPr>
+        <w:t xml:space="preserve">12개월 rolling-20D ADV 저점 / 현재 ADV 비율 중위 0.50x (유니버스의 49%가 0.5x 미만). 저점 ADV 기준 6% 풀사이즈 3일 청산 가능 종목은 500억 Book 209개, 1,000억 Book 141개로 축소. 50% haircut 가정은 보수적이 아니라 base case.</w:t>
+      </w:r>
+    </w:p>
+    <w:p>
+      <w:pPr>
+        <w:pStyle w:val="ListParagraph"/>
+        <w:numPr>
+          <w:ilvl w:val="0"/>
+          <w:numId w:val="2"/>
+        </w:numPr>
+        <w:spacing w:after="40"/>
+      </w:pPr>
+      <w:r>
+        <w:rPr>
+          <w:b/>
+          <w:bCs/>
+          <w:sz w:val="19"/>
+          <w:szCs w:val="19"/>
+          <w:rFonts w:ascii="Arial" w:hAnsi="Arial" w:eastAsia="Malgun Gothic" w:cs="Arial"/>
+        </w:rPr>
+        <w:t xml:space="preserve">VaR가 먼저 binding: </w:t>
+      </w:r>
+      <w:r>
+        <w:rPr>
+          <w:sz w:val="19"/>
+          <w:szCs w:val="19"/>
+          <w:rFonts w:ascii="Arial" w:hAnsi="Arial" w:eastAsia="Malgun Gothic" w:cs="Arial"/>
+        </w:rPr>
+        <w:t xml:space="preserve">유니버스 60D 변동성 중위 85% (250D 75%) → 종목별 1D 99% VaR proxy 중위 12.5%. 샘플 포트(Gross 60%, pair 중심)의 VaR proxy는 zero-corr 기준 2.2%로 -1% 한도의 2배 이상. 현 regime에서는 편입비 6%보다 VaR -1%가 Gross를 결정.</w:t>
       </w:r>
     </w:p>
     <w:p>
@@ -33546,7 +33602,726 @@
           <w:szCs w:val="19"/>
           <w:rFonts w:ascii="Arial" w:hAnsi="Arial" w:eastAsia="Malgun Gothic" w:cs="Arial"/>
         </w:rPr>
-        <w:t xml:space="preserve">A1 60D 변동성 중위 87.5%, B 94.1% — 개별주 vol 80-95%는 1D 99% VaR -1% 룰 하에서 6% 포지션 자체가 VaR 예산(대략 1D 1σ 5-6% × 6% ≈ 0.3-0.4%p)의 1/3을 소비. 룰상 사이징보다 VaR 사이징이 먼저 binding.</w:t>
+        <w:t xml:space="preserve">A1 60D 변동성 중위 87.5%, B 94.1% — 개별주 vol 80-95%는 1D 99% VaR 기준 종목당 12-13%. 6% 포지션 하나가 VaR 예산(-1%)의 0.7-0.8%p를 소비 → 룰상 편입비보다 VaR 사이징이 먼저 binding (5-2 참조).</w:t>
+      </w:r>
+    </w:p>
+    <w:p>
+      <w:pPr>
+        <w:pStyle w:val="Heading2"/>
+        <w:spacing w:before="160" w:after="60"/>
+      </w:pPr>
+      <w:r>
+        <w:rPr>
+          <w:b/>
+          <w:bCs/>
+          <w:color w:val="1F3864"/>
+          <w:sz w:val="21"/>
+          <w:szCs w:val="21"/>
+          <w:rFonts w:ascii="Arial" w:hAnsi="Arial" w:eastAsia="Malgun Gothic" w:cs="Arial"/>
+        </w:rPr>
+        <w:t xml:space="preserve">5-1. 유동성 Stress 실증 (12개월 ADV 저점)</w:t>
+      </w:r>
+    </w:p>
+    <w:tbl>
+      <w:tblPr>
+        <w:tblW w:type="dxa" w:w="9000"/>
+        <w:tblBorders>
+          <w:top w:val="single" w:color="auto" w:sz="4"/>
+          <w:left w:val="single" w:color="auto" w:sz="4"/>
+          <w:bottom w:val="single" w:color="auto" w:sz="4"/>
+          <w:right w:val="single" w:color="auto" w:sz="4"/>
+          <w:insideH w:val="single" w:color="auto" w:sz="4"/>
+          <w:insideV w:val="single" w:color="auto" w:sz="4"/>
+        </w:tblBorders>
+      </w:tblPr>
+      <w:tblGrid>
+        <w:gridCol w:w="2400"/>
+        <w:gridCol w:w="2000"/>
+        <w:gridCol w:w="4600"/>
+      </w:tblGrid>
+      <w:tr>
+        <w:trPr>
+          <w:tblHeader/>
+        </w:trPr>
+        <w:tc>
+          <w:tcPr>
+            <w:tcW w:type="dxa" w:w="2400"/>
+            <w:tcBorders>
+              <w:top w:val="single" w:color="BFBFBF" w:sz="4"/>
+              <w:left w:val="single" w:color="BFBFBF" w:sz="4"/>
+              <w:bottom w:val="single" w:color="BFBFBF" w:sz="4"/>
+              <w:right w:val="single" w:color="BFBFBF" w:sz="4"/>
+            </w:tcBorders>
+            <w:shd w:fill="1F3864" w:color="auto" w:val="clear"/>
+            <w:tcMar>
+              <w:top w:type="dxa" w:w="30"/>
+              <w:left w:type="dxa" w:w="60"/>
+              <w:bottom w:type="dxa" w:w="30"/>
+              <w:right w:type="dxa" w:w="60"/>
+            </w:tcMar>
+          </w:tcPr>
+          <w:p>
+            <w:pPr>
+              <w:spacing w:after="0"/>
+              <w:jc w:val="center"/>
+            </w:pPr>
+            <w:r>
+              <w:rPr>
+                <w:b/>
+                <w:bCs/>
+                <w:color w:val="FFFFFF"/>
+                <w:sz w:val="14"/>
+                <w:szCs w:val="14"/>
+                <w:rFonts w:ascii="Arial" w:hAnsi="Arial" w:eastAsia="Malgun Gothic" w:cs="Arial"/>
+              </w:rPr>
+              <w:t xml:space="preserve">Tier</w:t>
+            </w:r>
+          </w:p>
+        </w:tc>
+        <w:tc>
+          <w:tcPr>
+            <w:tcW w:type="dxa" w:w="2000"/>
+            <w:tcBorders>
+              <w:top w:val="single" w:color="BFBFBF" w:sz="4"/>
+              <w:left w:val="single" w:color="BFBFBF" w:sz="4"/>
+              <w:bottom w:val="single" w:color="BFBFBF" w:sz="4"/>
+              <w:right w:val="single" w:color="BFBFBF" w:sz="4"/>
+            </w:tcBorders>
+            <w:shd w:fill="1F3864" w:color="auto" w:val="clear"/>
+            <w:tcMar>
+              <w:top w:type="dxa" w:w="30"/>
+              <w:left w:type="dxa" w:w="60"/>
+              <w:bottom w:type="dxa" w:w="30"/>
+              <w:right w:type="dxa" w:w="60"/>
+            </w:tcMar>
+          </w:tcPr>
+          <w:p>
+            <w:pPr>
+              <w:spacing w:after="0"/>
+              <w:jc w:val="center"/>
+            </w:pPr>
+            <w:r>
+              <w:rPr>
+                <w:b/>
+                <w:bCs/>
+                <w:color w:val="FFFFFF"/>
+                <w:sz w:val="14"/>
+                <w:szCs w:val="14"/>
+                <w:rFonts w:ascii="Arial" w:hAnsi="Arial" w:eastAsia="Malgun Gothic" w:cs="Arial"/>
+              </w:rPr>
+              <w:t xml:space="preserve">ADV 저점/현재 (중위)</w:t>
+            </w:r>
+          </w:p>
+        </w:tc>
+        <w:tc>
+          <w:tcPr>
+            <w:tcW w:type="dxa" w:w="4600"/>
+            <w:tcBorders>
+              <w:top w:val="single" w:color="BFBFBF" w:sz="4"/>
+              <w:left w:val="single" w:color="BFBFBF" w:sz="4"/>
+              <w:bottom w:val="single" w:color="BFBFBF" w:sz="4"/>
+              <w:right w:val="single" w:color="BFBFBF" w:sz="4"/>
+            </w:tcBorders>
+            <w:shd w:fill="1F3864" w:color="auto" w:val="clear"/>
+            <w:tcMar>
+              <w:top w:type="dxa" w:w="30"/>
+              <w:left w:type="dxa" w:w="60"/>
+              <w:bottom w:type="dxa" w:w="30"/>
+              <w:right w:type="dxa" w:w="60"/>
+            </w:tcMar>
+          </w:tcPr>
+          <w:p>
+            <w:pPr>
+              <w:spacing w:after="0"/>
+              <w:jc w:val="center"/>
+            </w:pPr>
+            <w:r>
+              <w:rPr>
+                <w:b/>
+                <w:bCs/>
+                <w:color w:val="FFFFFF"/>
+                <w:sz w:val="14"/>
+                <w:szCs w:val="14"/>
+                <w:rFonts w:ascii="Arial" w:hAnsi="Arial" w:eastAsia="Malgun Gothic" w:cs="Arial"/>
+              </w:rPr>
+              <w:t xml:space="preserve">해석</w:t>
+            </w:r>
+          </w:p>
+        </w:tc>
+      </w:tr>
+      <w:tr>
+        <w:tc>
+          <w:tcPr>
+            <w:tcW w:type="dxa" w:w="2400"/>
+            <w:tcBorders>
+              <w:top w:val="single" w:color="BFBFBF" w:sz="4"/>
+              <w:left w:val="single" w:color="BFBFBF" w:sz="4"/>
+              <w:bottom w:val="single" w:color="BFBFBF" w:sz="4"/>
+              <w:right w:val="single" w:color="BFBFBF" w:sz="4"/>
+            </w:tcBorders>
+            <w:tcMar>
+              <w:top w:type="dxa" w:w="30"/>
+              <w:left w:type="dxa" w:w="60"/>
+              <w:bottom w:type="dxa" w:w="30"/>
+              <w:right w:type="dxa" w:w="60"/>
+            </w:tcMar>
+          </w:tcPr>
+          <w:p>
+            <w:pPr>
+              <w:spacing w:after="0"/>
+            </w:pPr>
+            <w:r>
+              <w:rPr>
+                <w:b w:val="false"/>
+                <w:bCs w:val="false"/>
+                <w:sz w:val="14"/>
+                <w:szCs w:val="14"/>
+                <w:rFonts w:ascii="Arial" w:hAnsi="Arial" w:eastAsia="Malgun Gothic" w:cs="Arial"/>
+              </w:rPr>
+              <w:t xml:space="preserve">A1 Core Liquid</w:t>
+            </w:r>
+          </w:p>
+        </w:tc>
+        <w:tc>
+          <w:tcPr>
+            <w:tcW w:type="dxa" w:w="2000"/>
+            <w:tcBorders>
+              <w:top w:val="single" w:color="BFBFBF" w:sz="4"/>
+              <w:left w:val="single" w:color="BFBFBF" w:sz="4"/>
+              <w:bottom w:val="single" w:color="BFBFBF" w:sz="4"/>
+              <w:right w:val="single" w:color="BFBFBF" w:sz="4"/>
+            </w:tcBorders>
+            <w:tcMar>
+              <w:top w:type="dxa" w:w="30"/>
+              <w:left w:type="dxa" w:w="60"/>
+              <w:bottom w:type="dxa" w:w="30"/>
+              <w:right w:type="dxa" w:w="60"/>
+            </w:tcMar>
+          </w:tcPr>
+          <w:p>
+            <w:pPr>
+              <w:spacing w:after="0"/>
+            </w:pPr>
+            <w:r>
+              <w:rPr>
+                <w:b w:val="false"/>
+                <w:bCs w:val="false"/>
+                <w:sz w:val="14"/>
+                <w:szCs w:val="14"/>
+                <w:rFonts w:ascii="Arial" w:hAnsi="Arial" w:eastAsia="Malgun Gothic" w:cs="Arial"/>
+              </w:rPr>
+              <w:t xml:space="preserve">0.46x</w:t>
+            </w:r>
+          </w:p>
+        </w:tc>
+        <w:tc>
+          <w:tcPr>
+            <w:tcW w:type="dxa" w:w="4600"/>
+            <w:tcBorders>
+              <w:top w:val="single" w:color="BFBFBF" w:sz="4"/>
+              <w:left w:val="single" w:color="BFBFBF" w:sz="4"/>
+              <w:bottom w:val="single" w:color="BFBFBF" w:sz="4"/>
+              <w:right w:val="single" w:color="BFBFBF" w:sz="4"/>
+            </w:tcBorders>
+            <w:tcMar>
+              <w:top w:type="dxa" w:w="30"/>
+              <w:left w:type="dxa" w:w="60"/>
+              <w:bottom w:type="dxa" w:w="30"/>
+              <w:right w:type="dxa" w:w="60"/>
+            </w:tcMar>
+          </w:tcPr>
+          <w:p>
+            <w:pPr>
+              <w:spacing w:after="0"/>
+            </w:pPr>
+            <w:r>
+              <w:rPr>
+                <w:b w:val="false"/>
+                <w:bCs w:val="false"/>
+                <w:sz w:val="14"/>
+                <w:szCs w:val="14"/>
+                <w:rFonts w:ascii="Arial" w:hAnsi="Arial" w:eastAsia="Malgun Gothic" w:cs="Arial"/>
+              </w:rPr>
+              <w:t xml:space="preserve">급등락 국면 거래대금 팽창 → 정상화 시 절반</w:t>
+            </w:r>
+          </w:p>
+        </w:tc>
+      </w:tr>
+      <w:tr>
+        <w:tc>
+          <w:tcPr>
+            <w:tcW w:type="dxa" w:w="2400"/>
+            <w:tcBorders>
+              <w:top w:val="single" w:color="BFBFBF" w:sz="4"/>
+              <w:left w:val="single" w:color="BFBFBF" w:sz="4"/>
+              <w:bottom w:val="single" w:color="BFBFBF" w:sz="4"/>
+              <w:right w:val="single" w:color="BFBFBF" w:sz="4"/>
+            </w:tcBorders>
+            <w:tcMar>
+              <w:top w:type="dxa" w:w="30"/>
+              <w:left w:type="dxa" w:w="60"/>
+              <w:bottom w:type="dxa" w:w="30"/>
+              <w:right w:type="dxa" w:w="60"/>
+            </w:tcMar>
+          </w:tcPr>
+          <w:p>
+            <w:pPr>
+              <w:spacing w:after="0"/>
+            </w:pPr>
+            <w:r>
+              <w:rPr>
+                <w:b w:val="false"/>
+                <w:bCs w:val="false"/>
+                <w:sz w:val="14"/>
+                <w:szCs w:val="14"/>
+                <w:rFonts w:ascii="Arial" w:hAnsi="Arial" w:eastAsia="Malgun Gothic" w:cs="Arial"/>
+              </w:rPr>
+              <w:t xml:space="preserve">A2 Core Liquid (500억)</w:t>
+            </w:r>
+          </w:p>
+        </w:tc>
+        <w:tc>
+          <w:tcPr>
+            <w:tcW w:type="dxa" w:w="2000"/>
+            <w:tcBorders>
+              <w:top w:val="single" w:color="BFBFBF" w:sz="4"/>
+              <w:left w:val="single" w:color="BFBFBF" w:sz="4"/>
+              <w:bottom w:val="single" w:color="BFBFBF" w:sz="4"/>
+              <w:right w:val="single" w:color="BFBFBF" w:sz="4"/>
+            </w:tcBorders>
+            <w:tcMar>
+              <w:top w:type="dxa" w:w="30"/>
+              <w:left w:type="dxa" w:w="60"/>
+              <w:bottom w:type="dxa" w:w="30"/>
+              <w:right w:type="dxa" w:w="60"/>
+            </w:tcMar>
+          </w:tcPr>
+          <w:p>
+            <w:pPr>
+              <w:spacing w:after="0"/>
+            </w:pPr>
+            <w:r>
+              <w:rPr>
+                <w:b w:val="false"/>
+                <w:bCs w:val="false"/>
+                <w:sz w:val="14"/>
+                <w:szCs w:val="14"/>
+                <w:rFonts w:ascii="Arial" w:hAnsi="Arial" w:eastAsia="Malgun Gothic" w:cs="Arial"/>
+              </w:rPr>
+              <w:t xml:space="preserve">0.65x</w:t>
+            </w:r>
+          </w:p>
+        </w:tc>
+        <w:tc>
+          <w:tcPr>
+            <w:tcW w:type="dxa" w:w="4600"/>
+            <w:tcBorders>
+              <w:top w:val="single" w:color="BFBFBF" w:sz="4"/>
+              <w:left w:val="single" w:color="BFBFBF" w:sz="4"/>
+              <w:bottom w:val="single" w:color="BFBFBF" w:sz="4"/>
+              <w:right w:val="single" w:color="BFBFBF" w:sz="4"/>
+            </w:tcBorders>
+            <w:tcMar>
+              <w:top w:type="dxa" w:w="30"/>
+              <w:left w:type="dxa" w:w="60"/>
+              <w:bottom w:type="dxa" w:w="30"/>
+              <w:right w:type="dxa" w:w="60"/>
+            </w:tcMar>
+          </w:tcPr>
+          <w:p>
+            <w:pPr>
+              <w:spacing w:after="0"/>
+            </w:pPr>
+            <w:r>
+              <w:rPr>
+                <w:b w:val="false"/>
+                <w:bCs w:val="false"/>
+                <w:sz w:val="14"/>
+                <w:szCs w:val="14"/>
+                <w:rFonts w:ascii="Arial" w:hAnsi="Arial" w:eastAsia="Malgun Gothic" w:cs="Arial"/>
+              </w:rPr>
+              <w:t xml:space="preserve">상대적으로 안정</w:t>
+            </w:r>
+          </w:p>
+        </w:tc>
+      </w:tr>
+      <w:tr>
+        <w:tc>
+          <w:tcPr>
+            <w:tcW w:type="dxa" w:w="2400"/>
+            <w:tcBorders>
+              <w:top w:val="single" w:color="BFBFBF" w:sz="4"/>
+              <w:left w:val="single" w:color="BFBFBF" w:sz="4"/>
+              <w:bottom w:val="single" w:color="BFBFBF" w:sz="4"/>
+              <w:right w:val="single" w:color="BFBFBF" w:sz="4"/>
+            </w:tcBorders>
+            <w:tcMar>
+              <w:top w:type="dxa" w:w="30"/>
+              <w:left w:type="dxa" w:w="60"/>
+              <w:bottom w:type="dxa" w:w="30"/>
+              <w:right w:type="dxa" w:w="60"/>
+            </w:tcMar>
+          </w:tcPr>
+          <w:p>
+            <w:pPr>
+              <w:spacing w:after="0"/>
+            </w:pPr>
+            <w:r>
+              <w:rPr>
+                <w:b w:val="false"/>
+                <w:bCs w:val="false"/>
+                <w:sz w:val="14"/>
+                <w:szCs w:val="14"/>
+                <w:rFonts w:ascii="Arial" w:hAnsi="Arial" w:eastAsia="Malgun Gothic" w:cs="Arial"/>
+              </w:rPr>
+              <w:t xml:space="preserve">A3 Large-cap Illiquid</w:t>
+            </w:r>
+          </w:p>
+        </w:tc>
+        <w:tc>
+          <w:tcPr>
+            <w:tcW w:type="dxa" w:w="2000"/>
+            <w:tcBorders>
+              <w:top w:val="single" w:color="BFBFBF" w:sz="4"/>
+              <w:left w:val="single" w:color="BFBFBF" w:sz="4"/>
+              <w:bottom w:val="single" w:color="BFBFBF" w:sz="4"/>
+              <w:right w:val="single" w:color="BFBFBF" w:sz="4"/>
+            </w:tcBorders>
+            <w:tcMar>
+              <w:top w:type="dxa" w:w="30"/>
+              <w:left w:type="dxa" w:w="60"/>
+              <w:bottom w:type="dxa" w:w="30"/>
+              <w:right w:type="dxa" w:w="60"/>
+            </w:tcMar>
+          </w:tcPr>
+          <w:p>
+            <w:pPr>
+              <w:spacing w:after="0"/>
+            </w:pPr>
+            <w:r>
+              <w:rPr>
+                <w:b w:val="false"/>
+                <w:bCs w:val="false"/>
+                <w:sz w:val="14"/>
+                <w:szCs w:val="14"/>
+                <w:rFonts w:ascii="Arial" w:hAnsi="Arial" w:eastAsia="Malgun Gothic" w:cs="Arial"/>
+              </w:rPr>
+              <w:t xml:space="preserve">0.83x</w:t>
+            </w:r>
+          </w:p>
+        </w:tc>
+        <w:tc>
+          <w:tcPr>
+            <w:tcW w:type="dxa" w:w="4600"/>
+            <w:tcBorders>
+              <w:top w:val="single" w:color="BFBFBF" w:sz="4"/>
+              <w:left w:val="single" w:color="BFBFBF" w:sz="4"/>
+              <w:bottom w:val="single" w:color="BFBFBF" w:sz="4"/>
+              <w:right w:val="single" w:color="BFBFBF" w:sz="4"/>
+            </w:tcBorders>
+            <w:tcMar>
+              <w:top w:type="dxa" w:w="30"/>
+              <w:left w:type="dxa" w:w="60"/>
+              <w:bottom w:type="dxa" w:w="30"/>
+              <w:right w:type="dxa" w:w="60"/>
+            </w:tcMar>
+          </w:tcPr>
+          <w:p>
+            <w:pPr>
+              <w:spacing w:after="0"/>
+            </w:pPr>
+            <w:r>
+              <w:rPr>
+                <w:b w:val="false"/>
+                <w:bCs w:val="false"/>
+                <w:sz w:val="14"/>
+                <w:szCs w:val="14"/>
+                <w:rFonts w:ascii="Arial" w:hAnsi="Arial" w:eastAsia="Malgun Gothic" w:cs="Arial"/>
+              </w:rPr>
+              <w:t xml:space="preserve">원래 거래가 적어 변동 작음 — 저유동성이 구조적</w:t>
+            </w:r>
+          </w:p>
+        </w:tc>
+      </w:tr>
+      <w:tr>
+        <w:tc>
+          <w:tcPr>
+            <w:tcW w:type="dxa" w:w="2400"/>
+            <w:tcBorders>
+              <w:top w:val="single" w:color="BFBFBF" w:sz="4"/>
+              <w:left w:val="single" w:color="BFBFBF" w:sz="4"/>
+              <w:bottom w:val="single" w:color="BFBFBF" w:sz="4"/>
+              <w:right w:val="single" w:color="BFBFBF" w:sz="4"/>
+            </w:tcBorders>
+            <w:tcMar>
+              <w:top w:type="dxa" w:w="30"/>
+              <w:left w:type="dxa" w:w="60"/>
+              <w:bottom w:type="dxa" w:w="30"/>
+              <w:right w:type="dxa" w:w="60"/>
+            </w:tcMar>
+          </w:tcPr>
+          <w:p>
+            <w:pPr>
+              <w:spacing w:after="0"/>
+            </w:pPr>
+            <w:r>
+              <w:rPr>
+                <w:b w:val="false"/>
+                <w:bCs w:val="false"/>
+                <w:sz w:val="14"/>
+                <w:szCs w:val="14"/>
+                <w:rFonts w:ascii="Arial" w:hAnsi="Arial" w:eastAsia="Malgun Gothic" w:cs="Arial"/>
+              </w:rPr>
+              <w:t xml:space="preserve">B Mid-cap Alpha</w:t>
+            </w:r>
+          </w:p>
+        </w:tc>
+        <w:tc>
+          <w:tcPr>
+            <w:tcW w:type="dxa" w:w="2000"/>
+            <w:tcBorders>
+              <w:top w:val="single" w:color="BFBFBF" w:sz="4"/>
+              <w:left w:val="single" w:color="BFBFBF" w:sz="4"/>
+              <w:bottom w:val="single" w:color="BFBFBF" w:sz="4"/>
+              <w:right w:val="single" w:color="BFBFBF" w:sz="4"/>
+            </w:tcBorders>
+            <w:tcMar>
+              <w:top w:type="dxa" w:w="30"/>
+              <w:left w:type="dxa" w:w="60"/>
+              <w:bottom w:type="dxa" w:w="30"/>
+              <w:right w:type="dxa" w:w="60"/>
+            </w:tcMar>
+          </w:tcPr>
+          <w:p>
+            <w:pPr>
+              <w:spacing w:after="0"/>
+            </w:pPr>
+            <w:r>
+              <w:rPr>
+                <w:b w:val="false"/>
+                <w:bCs w:val="false"/>
+                <w:sz w:val="14"/>
+                <w:szCs w:val="14"/>
+                <w:rFonts w:ascii="Arial" w:hAnsi="Arial" w:eastAsia="Malgun Gothic" w:cs="Arial"/>
+              </w:rPr>
+              <w:t xml:space="preserve">0.41x</w:t>
+            </w:r>
+          </w:p>
+        </w:tc>
+        <w:tc>
+          <w:tcPr>
+            <w:tcW w:type="dxa" w:w="4600"/>
+            <w:tcBorders>
+              <w:top w:val="single" w:color="BFBFBF" w:sz="4"/>
+              <w:left w:val="single" w:color="BFBFBF" w:sz="4"/>
+              <w:bottom w:val="single" w:color="BFBFBF" w:sz="4"/>
+              <w:right w:val="single" w:color="BFBFBF" w:sz="4"/>
+            </w:tcBorders>
+            <w:tcMar>
+              <w:top w:type="dxa" w:w="30"/>
+              <w:left w:type="dxa" w:w="60"/>
+              <w:bottom w:type="dxa" w:w="30"/>
+              <w:right w:type="dxa" w:w="60"/>
+            </w:tcMar>
+          </w:tcPr>
+          <w:p>
+            <w:pPr>
+              <w:spacing w:after="0"/>
+            </w:pPr>
+            <w:r>
+              <w:rPr>
+                <w:b w:val="false"/>
+                <w:bCs w:val="false"/>
+                <w:sz w:val="14"/>
+                <w:szCs w:val="14"/>
+                <w:rFonts w:ascii="Arial" w:hAnsi="Arial" w:eastAsia="Malgun Gothic" w:cs="Arial"/>
+              </w:rPr>
+              <w:t xml:space="preserve">테마 수급 의존 → 저점에서 60% 감소. Event exit 계획 필수</w:t>
+            </w:r>
+          </w:p>
+        </w:tc>
+      </w:tr>
+    </w:tbl>
+    <w:p>
+      <w:pPr>
+        <w:pStyle w:val="ListParagraph"/>
+        <w:numPr>
+          <w:ilvl w:val="0"/>
+          <w:numId w:val="2"/>
+        </w:numPr>
+        <w:spacing w:after="40"/>
+      </w:pPr>
+      <w:r>
+        <w:rPr>
+          <w:b/>
+          <w:bCs/>
+          <w:sz w:val="19"/>
+          <w:szCs w:val="19"/>
+          <w:rFonts w:ascii="Arial" w:hAnsi="Arial" w:eastAsia="Malgun Gothic" w:cs="Arial"/>
+        </w:rPr>
+        <w:t xml:space="preserve">결론: </w:t>
+      </w:r>
+      <w:r>
+        <w:rPr>
+          <w:sz w:val="19"/>
+          <w:szCs w:val="19"/>
+          <w:rFonts w:ascii="Arial" w:hAnsi="Arial" w:eastAsia="Malgun Gothic" w:cs="Arial"/>
+        </w:rPr>
+        <w:t xml:space="preserve">Universe 시트 'Trough MaxPos %NAV' 열을 실질 사이징 상한으로 사용 권장. 현재 ADV 기준 6% OK 329종목 → 저점 ADV 기준 209종목(500억 Book).</w:t>
+      </w:r>
+    </w:p>
+    <w:p>
+      <w:pPr>
+        <w:pStyle w:val="Heading2"/>
+        <w:spacing w:before="160" w:after="60"/>
+      </w:pPr>
+      <w:r>
+        <w:rPr>
+          <w:b/>
+          <w:bCs/>
+          <w:color w:val="1F3864"/>
+          <w:sz w:val="21"/>
+          <w:szCs w:val="21"/>
+          <w:rFonts w:ascii="Arial" w:hAnsi="Arial" w:eastAsia="Malgun Gothic" w:cs="Arial"/>
+        </w:rPr>
+        <w:t xml:space="preserve">5-2. VaR 관점 — 편입비보다 먼저 걸리는 한도</w:t>
+      </w:r>
+    </w:p>
+    <w:p>
+      <w:pPr>
+        <w:pStyle w:val="ListParagraph"/>
+        <w:numPr>
+          <w:ilvl w:val="0"/>
+          <w:numId w:val="2"/>
+        </w:numPr>
+        <w:spacing w:after="40"/>
+      </w:pPr>
+      <w:r>
+        <w:rPr>
+          <w:b/>
+          <w:bCs/>
+          <w:sz w:val="19"/>
+          <w:szCs w:val="19"/>
+          <w:rFonts w:ascii="Arial" w:hAnsi="Arial" w:eastAsia="Malgun Gothic" w:cs="Arial"/>
+        </w:rPr>
+        <w:t xml:space="preserve">종목 VaR proxy: </w:t>
+      </w:r>
+      <w:r>
+        <w:rPr>
+          <w:sz w:val="19"/>
+          <w:szCs w:val="19"/>
+          <w:rFonts w:ascii="Arial" w:hAnsi="Arial" w:eastAsia="Malgun Gothic" w:cs="Arial"/>
+        </w:rPr>
+        <w:t xml:space="preserve">2.33 × 60D 일변동성. 유니버스 중위 12.5%, A1 12.8% (250D 기준 11.0%). 6% 단일 포지션 하나의 VaR 기여 = 0.7-0.8%p → -1% 한도의 3/4.</w:t>
+      </w:r>
+    </w:p>
+    <w:p>
+      <w:pPr>
+        <w:pStyle w:val="ListParagraph"/>
+        <w:numPr>
+          <w:ilvl w:val="0"/>
+          <w:numId w:val="2"/>
+        </w:numPr>
+        <w:spacing w:after="40"/>
+      </w:pPr>
+      <w:r>
+        <w:rPr>
+          <w:b/>
+          <w:bCs/>
+          <w:sz w:val="19"/>
+          <w:szCs w:val="19"/>
+          <w:rFonts w:ascii="Arial" w:hAnsi="Arial" w:eastAsia="Malgun Gothic" w:cs="Arial"/>
+        </w:rPr>
+        <w:t xml:space="preserve">샘플 포트(PreTrade_Check 시트, 20종목, pair 중심): </w:t>
+      </w:r>
+      <w:r>
+        <w:rPr>
+          <w:sz w:val="19"/>
+          <w:szCs w:val="19"/>
+          <w:rFonts w:ascii="Arial" w:hAnsi="Arial" w:eastAsia="Malgun Gothic" w:cs="Arial"/>
+        </w:rPr>
+        <w:t xml:space="preserve">Gross 60%, Net 18% (한도 6.0% → 선물 hedge 필요), TOP5 Long 25%. VaR proxy: 무상관 2.2% ~ 비분산 8.5%. 실제 pair 상관을 반영해도 -1% 한도를 맞추려면 Gross 25-35% 수준이거나 pair leg 상관이 0.8 이상이어야 함.</w:t>
+      </w:r>
+    </w:p>
+    <w:p>
+      <w:pPr>
+        <w:pStyle w:val="ListParagraph"/>
+        <w:numPr>
+          <w:ilvl w:val="0"/>
+          <w:numId w:val="2"/>
+        </w:numPr>
+        <w:spacing w:after="40"/>
+      </w:pPr>
+      <w:r>
+        <w:rPr>
+          <w:b/>
+          <w:bCs/>
+          <w:sz w:val="19"/>
+          <w:szCs w:val="19"/>
+          <w:rFonts w:ascii="Arial" w:hAnsi="Arial" w:eastAsia="Malgun Gothic" w:cs="Arial"/>
+        </w:rPr>
+        <w:t xml:space="preserve">시사점: </w:t>
+      </w:r>
+      <w:r>
+        <w:rPr>
+          <w:sz w:val="19"/>
+          <w:szCs w:val="19"/>
+          <w:rFonts w:ascii="Arial" w:hAnsi="Arial" w:eastAsia="Malgun Gothic" w:cs="Arial"/>
+        </w:rPr>
+        <w:t xml:space="preserve">BBAS Rule ②-1의 Target Vol 8% 보정(PM 3M Vol &lt; 8%면 VaR 한도 확대)이 실질적으로 유일한 완충. 초기 3개월은 pair·저베타 구조로 실현 vol을 8% 아래에 두는 것이 Gross 확보의 전제. 개별주 outright 포지션은 VaR 예산상 2-3% 이상 어렵다.</w:t>
+      </w:r>
+    </w:p>
+    <w:p>
+      <w:pPr>
+        <w:pStyle w:val="Heading2"/>
+        <w:spacing w:before="160" w:after="60"/>
+      </w:pPr>
+      <w:r>
+        <w:rPr>
+          <w:b/>
+          <w:bCs/>
+          <w:color w:val="1F3864"/>
+          <w:sz w:val="21"/>
+          <w:szCs w:val="21"/>
+          <w:rFonts w:ascii="Arial" w:hAnsi="Arial" w:eastAsia="Malgun Gothic" w:cs="Arial"/>
+        </w:rPr>
+        <w:t xml:space="preserve">5-3. PreTrade_Check 시트 사용법</w:t>
+      </w:r>
+    </w:p>
+    <w:p>
+      <w:pPr>
+        <w:pStyle w:val="ListParagraph"/>
+        <w:numPr>
+          <w:ilvl w:val="0"/>
+          <w:numId w:val="2"/>
+        </w:numPr>
+        <w:spacing w:after="40"/>
+      </w:pPr>
+      <w:r>
+        <w:rPr>
+          <w:sz w:val="19"/>
+          <w:szCs w:val="19"/>
+          <w:rFonts w:ascii="Arial" w:hAnsi="Arial" w:eastAsia="Malgun Gothic" w:cs="Arial"/>
+        </w:rPr>
+        <w:t xml:space="preserve">Code / Side / Weight / Event Play 승인 여부 입력 → 종목별 한도(6/8/10%, Short -4%), 3일 청산 가능 여부, 12M 저점 ADV 기준 DTL, Gross-cut(30%) 시 Day-1 매도액과 ADV 참여율 자동 계산.</w:t>
+      </w:r>
+    </w:p>
+    <w:p>
+      <w:pPr>
+        <w:pStyle w:val="ListParagraph"/>
+        <w:numPr>
+          <w:ilvl w:val="0"/>
+          <w:numId w:val="2"/>
+        </w:numPr>
+        <w:spacing w:after="40"/>
+      </w:pPr>
+      <w:r>
+        <w:rPr>
+          <w:sz w:val="19"/>
+          <w:szCs w:val="19"/>
+          <w:rFonts w:ascii="Arial" w:hAnsi="Arial" w:eastAsia="Malgun Gothic" w:cs="Arial"/>
+        </w:rPr>
+        <w:t xml:space="preserve">포트 레벨: Gross, Net vs Min(10%×Gross, 15%), Long/Short TOP5 ≤ 25%, 3천-7천억 합산 ≤ 7%, 3천억 미만 = 0, VaR proxy 2종 vs -1%. 위반 시 붉은색.</w:t>
       </w:r>
     </w:p>
     <w:p>
@@ -36166,6 +36941,24 @@
           <w:szCs w:val="19"/>
           <w:rFonts w:ascii="Arial" w:hAnsi="Arial" w:eastAsia="Malgun Gothic" w:cs="Arial"/>
         </w:rPr>
+        <w:t xml:space="preserve">PreTrade_Check 샘플 포트를 실제 MP로 교체 → Net 위반분(선물 hedge 규모)과 VaR 예산 대비 Gross 상한 산출.</w:t>
+      </w:r>
+    </w:p>
+    <w:p>
+      <w:pPr>
+        <w:pStyle w:val="ListParagraph"/>
+        <w:numPr>
+          <w:ilvl w:val="0"/>
+          <w:numId w:val="2"/>
+        </w:numPr>
+        <w:spacing w:after="40"/>
+      </w:pPr>
+      <w:r>
+        <w:rPr>
+          <w:sz w:val="19"/>
+          <w:szCs w:val="19"/>
+          <w:rFonts w:ascii="Arial" w:hAnsi="Arial" w:eastAsia="Malgun Gothic" w:cs="Arial"/>
+        </w:rPr>
         <w:t xml:space="preserve">데이터 갱신: build_universe.py → build_xlsx.py 재실행(일별 marcap 갱신 반영). 스크립트는 repo output/ 에 포함.</w:t>
       </w:r>
     </w:p>

--- a/output/Korea_Universe_BBAS_Memo_2026-09-03.docx
+++ b/output/Korea_Universe_BBAS_Memo_2026-09-03.docx
@@ -15,7 +15,7 @@
           <w:szCs w:val="30"/>
           <w:rFonts w:ascii="Arial" w:hAnsi="Arial" w:eastAsia="Malgun Gothic" w:cs="Arial"/>
         </w:rPr>
-        <w:t xml:space="preserve">Billionfold Korea L/S — BBAS 유동성 리밋 기반 종목 유니버스</w:t>
+        <w:t xml:space="preserve">Billionfold Korea L/S — BBAS 유동성 리밋 기반 종목 유니버스 (v3: 다이나믹 사이징)</w:t>
       </w:r>
     </w:p>
     <w:p>
@@ -43,7 +43,7 @@
           <w:szCs w:val="17"/>
           <w:rFonts w:ascii="Arial" w:hAnsi="Arial" w:eastAsia="Malgun Gothic" w:cs="Arial"/>
         </w:rPr>
-        <w:t xml:space="preserve">Rule 참고: BBAS Rule.xlsx (2026-07-31), Billionfold Junior Guide (2026-09-05)</w:t>
+        <w:t xml:space="preserve">Rule 참고: BBAS Rule.xlsx (2026-07-31), Billionfold Junior Guide (2026-09-05). v3 변경: ADV 하한 폐지 → sleeve별 DTL 기반 다이나믹 사이징, 최소 포지션 1%</w:t>
       </w:r>
     </w:p>
     <w:p>
@@ -80,7 +80,7 @@
           <w:szCs w:val="19"/>
           <w:rFonts w:ascii="Arial" w:hAnsi="Arial" w:eastAsia="Malgun Gothic" w:cs="Arial"/>
         </w:rPr>
-        <w:t xml:space="preserve">유니버스 = </w:t>
+        <w:t xml:space="preserve">프레임: </w:t>
       </w:r>
       <w:r>
         <w:rPr>
@@ -88,7 +88,7 @@
           <w:szCs w:val="19"/>
           <w:rFonts w:ascii="Arial" w:hAnsi="Arial" w:eastAsia="Malgun Gothic" w:cs="Arial"/>
         </w:rPr>
-        <w:t xml:space="preserve">492종목 (KRX 상장 2,872종목의 17%, 시총 커버리지 95%). Tier A1 221 / A2 61 / A3 72 / B(3천억-7천억) 138.</w:t>
+        <w:t xml:space="preserve">BBAS에 ADV 하한 조항 없음. 하드 필터는 시총 3,000억(⑥)뿐. ADV는 유니버스 조건이 아니라 사이징 변수 → MaxPos = min(룰 한도, 참여율 20% × sleeve DTL × ADV / Book). Sleeve: Core/Hedge 3일, Alpha 5일, Event Play 10일(사전승인, 10%).</w:t>
       </w:r>
     </w:p>
     <w:p>
@@ -108,7 +108,7 @@
           <w:szCs w:val="19"/>
           <w:rFonts w:ascii="Arial" w:hAnsi="Arial" w:eastAsia="Malgun Gothic" w:cs="Arial"/>
         </w:rPr>
-        <w:t xml:space="preserve">실질 운용 유니버스는 더 좁음: </w:t>
+        <w:t xml:space="preserve">유니버스 = </w:t>
       </w:r>
       <w:r>
         <w:rPr>
@@ -116,7 +116,63 @@
           <w:szCs w:val="19"/>
           <w:rFonts w:ascii="Arial" w:hAnsi="Arial" w:eastAsia="Malgun Gothic" w:cs="Arial"/>
         </w:rPr>
-        <w:t xml:space="preserve">500억 Book 기준 6% 풀사이즈(30억)를 3거래일 내 청산 가능한 종목 329개, 1,000억 Book(60억)은 242개. Stress(ADV -50%) 시 242개.</w:t>
+        <w:t xml:space="preserve">659종목 (시총 ≥ 3,000억 &amp; 제외종목 아님 672 중 Event sleeve 기준 1% 미만 13 제외). 시총 커버리지 97%. 500억 Book·Alpha sleeve 기준: L1 6% 가능 415 / L2 3-6% 95 / L3 1-3% 113 / L4 Event-only 36.</w:t>
+      </w:r>
+    </w:p>
+    <w:p>
+      <w:pPr>
+        <w:pStyle w:val="ListParagraph"/>
+        <w:numPr>
+          <w:ilvl w:val="0"/>
+          <w:numId w:val="2"/>
+        </w:numPr>
+        <w:spacing w:after="40"/>
+      </w:pPr>
+      <w:r>
+        <w:rPr>
+          <w:b/>
+          <w:bCs/>
+          <w:sz w:val="19"/>
+          <w:szCs w:val="19"/>
+          <w:rFonts w:ascii="Arial" w:hAnsi="Arial" w:eastAsia="Malgun Gothic" w:cs="Arial"/>
+        </w:rPr>
+        <w:t xml:space="preserve">v2(3일 전량·2% 하한) 대비: </w:t>
+      </w:r>
+      <w:r>
+        <w:rPr>
+          <w:sz w:val="19"/>
+          <w:szCs w:val="19"/>
+          <w:rFonts w:ascii="Arial" w:hAnsi="Arial" w:eastAsia="Malgun Gothic" w:cs="Arial"/>
+        </w:rPr>
+        <w:t xml:space="preserve">492 → 659종목. 6% 풀사이즈 가능 종목 329(3일) → 415(5일). 1,000억 Book은 6% 가능 300, 1% 이상 561. Gross capacity(Σ MaxPos, Alpha) 500억 3142%p / 1,000억 2617%p.</w:t>
+      </w:r>
+    </w:p>
+    <w:p>
+      <w:pPr>
+        <w:pStyle w:val="ListParagraph"/>
+        <w:numPr>
+          <w:ilvl w:val="0"/>
+          <w:numId w:val="2"/>
+        </w:numPr>
+        <w:spacing w:after="40"/>
+      </w:pPr>
+      <w:r>
+        <w:rPr>
+          <w:b/>
+          <w:bCs/>
+          <w:sz w:val="19"/>
+          <w:szCs w:val="19"/>
+          <w:rFonts w:ascii="Arial" w:hAnsi="Arial" w:eastAsia="Malgun Gothic" w:cs="Arial"/>
+        </w:rPr>
+        <w:t xml:space="preserve">포트 레벨 유동성 룰 2개로 종목 하한을 대체: </w:t>
+      </w:r>
+      <w:r>
+        <w:rPr>
+          <w:sz w:val="19"/>
+          <w:szCs w:val="19"/>
+          <w:rFonts w:ascii="Arial" w:hAnsi="Arial" w:eastAsia="Malgun Gothic" w:cs="Arial"/>
+        </w:rPr>
+        <w:t xml:space="preserve">(1) DTL ≤ 3일 포지션 합계 ≥ Gross의 40% → Gross-cut 30%·Book-cut 33%가 겹쳐도 유동 sleeve에서 소화. (2) Trim 트리거: DTL이 목표의 2배를 10거래일 연속 초과 시 축소. PreTrade_Check 시트에 구현.</w:t>
       </w:r>
     </w:p>
     <w:p>
@@ -144,7 +200,7 @@
           <w:szCs w:val="19"/>
           <w:rFonts w:ascii="Arial" w:hAnsi="Arial" w:eastAsia="Malgun Gothic" w:cs="Arial"/>
         </w:rPr>
-        <w:t xml:space="preserve">12개월 rolling-20D ADV 저점 / 현재 ADV 비율 중위 0.50x (유니버스의 49%가 0.5x 미만). 저점 ADV 기준 6% 풀사이즈 3일 청산 가능 종목은 500억 Book 209개, 1,000억 Book 141개로 축소. 50% haircut 가정은 보수적이 아니라 base case.</w:t>
+        <w:t xml:space="preserve">12개월 rolling-20D ADV 저점 / 현재 ADV 중위 0.59x (42%가 0.5x 미만). 저점 ADV·Alpha 5일 기준 6% 가능 285종목(500억). 진입 사이즈는 min(20D,60D) ADV, 모니터링은 20D — 비대칭 적용 권장.</w:t>
       </w:r>
     </w:p>
     <w:p>
@@ -172,7 +228,7 @@
           <w:szCs w:val="19"/>
           <w:rFonts w:ascii="Arial" w:hAnsi="Arial" w:eastAsia="Malgun Gothic" w:cs="Arial"/>
         </w:rPr>
-        <w:t xml:space="preserve">유니버스 60D 변동성 중위 85% (250D 75%) → 종목별 1D 99% VaR proxy 중위 12.5%. 샘플 포트(Gross 60%, pair 중심)의 VaR proxy는 zero-corr 기준 2.2%로 -1% 한도의 2배 이상. 현 regime에서는 편입비 6%보다 VaR -1%가 Gross를 결정.</w:t>
+        <w:t xml:space="preserve">60D 변동성 중위 74% → 종목별 1D 99% VaR proxy 중위 10.8%. 샘플 포트(Gross 62%, pair 중심) VaR proxy는 무상관 기준 2.2%로 -1% 한도의 2배. 유동성보다 VaR 예산이 Gross를 결정.</w:t>
       </w:r>
     </w:p>
     <w:p>
@@ -200,35 +256,7 @@
           <w:szCs w:val="19"/>
           <w:rFonts w:ascii="Arial" w:hAnsi="Arial" w:eastAsia="Malgun Gothic" w:cs="Arial"/>
         </w:rPr>
-        <w:t xml:space="preserve">107종목 (이벤트 태그 63 + 정량 시그널 44). 엑셀 Universe 시트 노란 배경.</w:t>
-      </w:r>
-    </w:p>
-    <w:p>
-      <w:pPr>
-        <w:pStyle w:val="ListParagraph"/>
-        <w:numPr>
-          <w:ilvl w:val="0"/>
-          <w:numId w:val="2"/>
-        </w:numPr>
-        <w:spacing w:after="40"/>
-      </w:pPr>
-      <w:r>
-        <w:rPr>
-          <w:b/>
-          <w:bCs/>
-          <w:sz w:val="19"/>
-          <w:szCs w:val="19"/>
-          <w:rFonts w:ascii="Arial" w:hAnsi="Arial" w:eastAsia="Malgun Gothic" w:cs="Arial"/>
-        </w:rPr>
-        <w:t xml:space="preserve">Mid-cap Alpha(B) bucket의 구조적 제약: </w:t>
-      </w:r>
-      <w:r>
-        <w:rPr>
-          <w:sz w:val="19"/>
-          <w:szCs w:val="19"/>
-          <w:rFonts w:ascii="Arial" w:hAnsi="Arial" w:eastAsia="Malgun Gothic" w:cs="Arial"/>
-        </w:rPr>
-        <w:t xml:space="preserve">138종목이 후보이나 합산 7% = 500억 Book에서 35억 → 실질 2-3포지션. Korea Special-Sit alpha는 Event Play(10%, 40거래일) 승인 경로 없이는 scale 불가.</w:t>
+        <w:t xml:space="preserve">123종목 (이벤트 태그 69 + 정량 시그널 54). 엑셀 Universe 시트 노란 배경.</w:t>
       </w:r>
     </w:p>
     <w:p>
@@ -256,7 +284,7 @@
           <w:szCs w:val="19"/>
           <w:rFonts w:ascii="Arial" w:hAnsi="Arial" w:eastAsia="Malgun Gothic" w:cs="Arial"/>
         </w:rPr>
-        <w:t xml:space="preserve">본 환경에서 Capital IQ/DART 접근 불가 → 엑셀에 CIQ 수식(IFERROR 래핑) 삽입. CIQ 연결 Excel에서 열면 종목별·Tier 평균이 자동 채워짐. 본 메모의 밸류 평균은 미산출(추정치 기재하지 않음).</w:t>
+        <w:t xml:space="preserve">본 환경에서 Capital IQ/DART 접근 불가 → 엑셀에 CIQ 수식(IFERROR 래핑) 삽입. CIQ 연결 Excel에서 열면 종목별·Tier 평균 자동. 추정치 기재하지 않음.</w:t>
       </w:r>
     </w:p>
     <w:p>
@@ -276,7 +304,7 @@
           <w:szCs w:val="19"/>
           <w:rFonts w:ascii="Arial" w:hAnsi="Arial" w:eastAsia="Malgun Gothic" w:cs="Arial"/>
         </w:rPr>
-        <w:t xml:space="preserve">시장 regime 주의: </w:t>
+        <w:t xml:space="preserve">시장 regime: </w:t>
       </w:r>
       <w:r>
         <w:rPr>
@@ -284,7 +312,7 @@
           <w:szCs w:val="19"/>
           <w:rFonts w:ascii="Arial" w:hAnsi="Arial" w:eastAsia="Malgun Gothic" w:cs="Arial"/>
         </w:rPr>
-        <w:t xml:space="preserve">유니버스 시총가중 YTD 86%, YTD +100% 이상 45종목 vs -30% 이하 78종목. 대형주 다수가 52주 고점 대비 -30~-50% → 급등 후 급락 regime. 40거래일 내 ±15% 일변동 2회 이상(Short cap -4%) 종목이 유니버스 내 118개(A1에서 58개).</w:t>
+        <w:t xml:space="preserve">유니버스 시총가중 YTD 85%, YTD +100% 이상 45종목 vs -30% 이하 106종목. 대형주 다수가 52주 고점 대비 -30~-50%. ±15% 일변동 2회 이상(Short cap -4%) 119종목(L1에서 110).</w:t>
       </w:r>
     </w:p>
     <w:p>
@@ -304,7 +332,7 @@
           <w:szCs w:val="19"/>
           <w:rFonts w:ascii="Arial" w:hAnsi="Arial" w:eastAsia="Malgun Gothic" w:cs="Arial"/>
         </w:rPr>
-        <w:t xml:space="preserve">투자 아이디어 10건 (7장): </w:t>
+        <w:t xml:space="preserve">투자 아이디어 10건 (6장): </w:t>
       </w:r>
       <w:r>
         <w:rPr>
@@ -312,7 +340,7 @@
           <w:szCs w:val="19"/>
           <w:rFonts w:ascii="Arial" w:hAnsi="Arial" w:eastAsia="Malgun Gothic" w:cs="Arial"/>
         </w:rPr>
-        <w:t xml:space="preserve">우선주-보통주 pair 2건, 지주 NAV 2건, spin/merger 3건, PE 공개매수 1건, 저PBR basket 1건, 과열 short screen 1건. 방향·사이징·업사이드/다운사이드 범위·반대논거 포함. 모두 CIQ 밸류 확인 전 '가설' 단계.</w:t>
+        <w:t xml:space="preserve">우선주 pair 2, 지주 NAV 2, spin/merger 3, PE 공개매수 1, 저PBR basket 1, 과열 short screen 1. 모두 CIQ 밸류 확인 전 가설 단계.</w:t>
       </w:r>
     </w:p>
     <w:p>
@@ -357,7 +385,7 @@
           <w:szCs w:val="19"/>
           <w:rFonts w:ascii="Arial" w:hAnsi="Arial" w:eastAsia="Malgun Gothic" w:cs="Arial"/>
         </w:rPr>
-        <w:t xml:space="preserve">KRX 전종목시세(FinanceData/marcap, github 일별 갱신), 2025-01-02 ~ 2026-09-03. 수익률은 KRX 등락률 기반(액면분할·분할재상장 조정), 시총은 최근 20영업일 평균(BBAS 참고: 1개월 평균 시총 적용 가능).</w:t>
+        <w:t xml:space="preserve">KRX 전종목시세(FinanceData/marcap, github 일별 갱신), 2025-01-02 ~ 2026-09-03. 수익률은 KRX 등락률 기반(액면분할·분할재상장 조정). 시총은 최근 20영업일 평균.</w:t>
       </w:r>
     </w:p>
     <w:p>
@@ -385,7 +413,7 @@
           <w:szCs w:val="19"/>
           <w:rFonts w:ascii="Arial" w:hAnsi="Arial" w:eastAsia="Malgun Gothic" w:cs="Arial"/>
         </w:rPr>
-        <w:t xml:space="preserve">min(20D, 60D) 평균 거래대금, 거래정지일 제외. 가이드 5장의 ADV 20% lookback 미확정 → 보수적으로 두 값 중 작은 값.</w:t>
+        <w:t xml:space="preserve">min(20D, 60D) 평균 거래대금, 거래정지일 제외. 12개월 rolling-20D 저점을 stress 값으로 병기.</w:t>
       </w:r>
     </w:p>
     <w:p>
@@ -413,7 +441,7 @@
           <w:szCs w:val="19"/>
           <w:rFonts w:ascii="Arial" w:hAnsi="Arial" w:eastAsia="Malgun Gothic" w:cs="Arial"/>
         </w:rPr>
-        <w:t xml:space="preserve">KONEX 108, SPAC 70, 관리·투자주의환기 163, 거래정지 50, 시총 3천억 미만 1,809 → 잔여 672에 유동성 필터 적용.</w:t>
+        <w:t xml:space="preserve">KONEX 108, SPAC 70, 관리·투자주의환기 163, 거래정지 50, 시총 3천억 미만 1,809, Event sleeve 기준 1% 미만 13.</w:t>
       </w:r>
     </w:p>
     <w:p>
@@ -433,7 +461,7 @@
           <w:szCs w:val="19"/>
           <w:rFonts w:ascii="Arial" w:hAnsi="Arial" w:eastAsia="Malgun Gothic" w:cs="Arial"/>
         </w:rPr>
-        <w:t xml:space="preserve">불가/미완 항목: </w:t>
+        <w:t xml:space="preserve">불가/미완: </w:t>
       </w:r>
       <w:r>
         <w:rPr>
@@ -441,7 +469,7 @@
           <w:szCs w:val="19"/>
           <w:rFonts w:ascii="Arial" w:hAnsi="Arial" w:eastAsia="Malgun Gothic" w:cs="Arial"/>
         </w:rPr>
-        <w:t xml:space="preserve">(1) Capital IQ 미접근: 재무·컨센서스 없음. (2) 이벤트 태그는 모델 지식 기반(2026년 중반 이전) → DART 검증 필수. (3) 섹터는 2018 스냅샷(커버리지 75%). (4) 대차 가능 여부·비용 미반영.</w:t>
+        <w:t xml:space="preserve">(1) Capital IQ 미접근. (2) 이벤트 태그는 모델 지식 기반(2026년 중반 이전) → DART 검증 필수. (3) 섹터 2018 스냅샷(커버리지 75%). (4) 대차 가능 여부·비용 미반영.</w:t>
       </w:r>
     </w:p>
     <w:p>
@@ -458,12 +486,12 @@
           <w:szCs w:val="26"/>
           <w:rFonts w:ascii="Arial" w:hAnsi="Arial" w:eastAsia="Malgun Gothic" w:cs="Arial"/>
         </w:rPr>
-        <w:t xml:space="preserve">2. BBAS 룰 → 스크린 변수</w:t>
+        <w:t xml:space="preserve">2. BBAS 룰 → 사이징 변수</w:t>
       </w:r>
     </w:p>
     <w:tbl>
       <w:tblPr>
-        <w:tblW w:type="dxa" w:w="9000"/>
+        <w:tblW w:type="dxa" w:w="9200"/>
         <w:tblBorders>
           <w:top w:val="single" w:color="auto" w:sz="4"/>
           <w:left w:val="single" w:color="auto" w:sz="4"/>
@@ -476,7 +504,7 @@
       <w:tblGrid>
         <w:gridCol w:w="1700"/>
         <w:gridCol w:w="2000"/>
-        <w:gridCol w:w="2500"/>
+        <w:gridCol w:w="2700"/>
         <w:gridCol w:w="1400"/>
         <w:gridCol w:w="1400"/>
       </w:tblGrid>
@@ -556,7 +584,7 @@
         </w:tc>
         <w:tc>
           <w:tcPr>
-            <w:tcW w:type="dxa" w:w="2500"/>
+            <w:tcW w:type="dxa" w:w="2700"/>
             <w:tcBorders>
               <w:top w:val="single" w:color="BFBFBF" w:sz="4"/>
               <w:left w:val="single" w:color="BFBFBF" w:sz="4"/>
@@ -585,7 +613,7 @@
                 <w:szCs w:val="15"/>
                 <w:rFonts w:ascii="Arial" w:hAnsi="Arial" w:eastAsia="Malgun Gothic" w:cs="Arial"/>
               </w:rPr>
-              <w:t xml:space="preserve">스크린 적용</w:t>
+              <w:t xml:space="preserve">적용</w:t>
             </w:r>
           </w:p>
         </w:tc>
@@ -727,7 +755,7 @@
         </w:tc>
         <w:tc>
           <w:tcPr>
-            <w:tcW w:type="dxa" w:w="2500"/>
+            <w:tcW w:type="dxa" w:w="2700"/>
             <w:tcBorders>
               <w:top w:val="single" w:color="BFBFBF" w:sz="4"/>
               <w:left w:val="single" w:color="BFBFBF" w:sz="4"/>
@@ -753,7 +781,7 @@
                 <w:szCs w:val="15"/>
                 <w:rFonts w:ascii="Arial" w:hAnsi="Arial" w:eastAsia="Malgun Gothic" w:cs="Arial"/>
               </w:rPr>
-              <w:t xml:space="preserve">Position cap = 6% × Book</w:t>
+              <w:t xml:space="preserve">룰 한도 6% × Book</w:t>
             </w:r>
           </w:p>
         </w:tc>
@@ -889,7 +917,7 @@
         </w:tc>
         <w:tc>
           <w:tcPr>
-            <w:tcW w:type="dxa" w:w="2500"/>
+            <w:tcW w:type="dxa" w:w="2700"/>
             <w:tcBorders>
               <w:top w:val="single" w:color="BFBFBF" w:sz="4"/>
               <w:left w:val="single" w:color="BFBFBF" w:sz="4"/>
@@ -915,7 +943,7 @@
                 <w:szCs w:val="15"/>
                 <w:rFonts w:ascii="Arial" w:hAnsi="Arial" w:eastAsia="Malgun Gothic" w:cs="Arial"/>
               </w:rPr>
-              <w:t xml:space="preserve">별도 bucket (C tier 편입 경로)</w:t>
+              <w:t xml:space="preserve">Event sleeve: 한도 10%, DTL 10일, exit date</w:t>
             </w:r>
           </w:p>
         </w:tc>
@@ -1051,7 +1079,7 @@
         </w:tc>
         <w:tc>
           <w:tcPr>
-            <w:tcW w:type="dxa" w:w="2500"/>
+            <w:tcW w:type="dxa" w:w="2700"/>
             <w:tcBorders>
               <w:top w:val="single" w:color="BFBFBF" w:sz="4"/>
               <w:left w:val="single" w:color="BFBFBF" w:sz="4"/>
@@ -1213,7 +1241,7 @@
         </w:tc>
         <w:tc>
           <w:tcPr>
-            <w:tcW w:type="dxa" w:w="2500"/>
+            <w:tcW w:type="dxa" w:w="2700"/>
             <w:tcBorders>
               <w:top w:val="single" w:color="BFBFBF" w:sz="4"/>
               <w:left w:val="single" w:color="BFBFBF" w:sz="4"/>
@@ -1239,7 +1267,7 @@
                 <w:szCs w:val="15"/>
                 <w:rFonts w:ascii="Arial" w:hAnsi="Arial" w:eastAsia="Malgun Gothic" w:cs="Arial"/>
               </w:rPr>
-              <w:t xml:space="preserve">포트 구성 제약 (스크린 미적용)</w:t>
+              <w:t xml:space="preserve">PreTrade_Check 포트 체크</w:t>
             </w:r>
           </w:p>
         </w:tc>
@@ -1375,7 +1403,7 @@
         </w:tc>
         <w:tc>
           <w:tcPr>
-            <w:tcW w:type="dxa" w:w="2500"/>
+            <w:tcW w:type="dxa" w:w="2700"/>
             <w:tcBorders>
               <w:top w:val="single" w:color="BFBFBF" w:sz="4"/>
               <w:left w:val="single" w:color="BFBFBF" w:sz="4"/>
@@ -1401,7 +1429,7 @@
                 <w:szCs w:val="15"/>
                 <w:rFonts w:ascii="Arial" w:hAnsi="Arial" w:eastAsia="Malgun Gothic" w:cs="Arial"/>
               </w:rPr>
-              <w:t xml:space="preserve">1M 평균 시총 → Tier C / B</w:t>
+              <w:t xml:space="preserve">유일한 하드 필터. 1M 평균 시총</w:t>
             </w:r>
           </w:p>
         </w:tc>
@@ -1531,13 +1559,13 @@
                 <w:szCs w:val="15"/>
                 <w:rFonts w:ascii="Arial" w:hAnsi="Arial" w:eastAsia="Malgun Gothic" w:cs="Arial"/>
               </w:rPr>
-              <w:t xml:space="preserve">3거래일, 1일 최소 1/3</w:t>
-            </w:r>
-          </w:p>
-        </w:tc>
-        <w:tc>
-          <w:tcPr>
-            <w:tcW w:type="dxa" w:w="2500"/>
+              <w:t xml:space="preserve">3거래일, 1일 1/3, TOP5 2/3</w:t>
+            </w:r>
+          </w:p>
+        </w:tc>
+        <w:tc>
+          <w:tcPr>
+            <w:tcW w:type="dxa" w:w="2700"/>
             <w:tcBorders>
               <w:top w:val="single" w:color="BFBFBF" w:sz="4"/>
               <w:left w:val="single" w:color="BFBFBF" w:sz="4"/>
@@ -1563,7 +1591,7 @@
                 <w:szCs w:val="15"/>
                 <w:rFonts w:ascii="Arial" w:hAnsi="Arial" w:eastAsia="Malgun Gothic" w:cs="Arial"/>
               </w:rPr>
-              <w:t xml:space="preserve">3일 내 청산 = 20%×3일×ADV = 60%×ADV</w:t>
+              <w:t xml:space="preserve">Core sleeve DTL 3일 + 유동 sleeve ≥ 40% Gross</w:t>
             </w:r>
           </w:p>
         </w:tc>
@@ -1595,7 +1623,7 @@
                 <w:szCs w:val="15"/>
                 <w:rFonts w:ascii="Arial" w:hAnsi="Arial" w:eastAsia="Malgun Gothic" w:cs="Arial"/>
               </w:rPr>
-              <w:t xml:space="preserve">ADV ≥ 50억 → 6% OK</w:t>
+              <w:t xml:space="preserve">6%: ADV ≥ 50억</w:t>
             </w:r>
           </w:p>
         </w:tc>
@@ -1627,7 +1655,7 @@
                 <w:szCs w:val="15"/>
                 <w:rFonts w:ascii="Arial" w:hAnsi="Arial" w:eastAsia="Malgun Gothic" w:cs="Arial"/>
               </w:rPr>
-              <w:t xml:space="preserve">ADV ≥ 100억 → 6% OK</w:t>
+              <w:t xml:space="preserve">6%: ADV ≥ 100억</w:t>
             </w:r>
           </w:p>
         </w:tc>
@@ -1693,13 +1721,13 @@
                 <w:szCs w:val="15"/>
                 <w:rFonts w:ascii="Arial" w:hAnsi="Arial" w:eastAsia="Malgun Gothic" w:cs="Arial"/>
               </w:rPr>
-              <w:t xml:space="preserve">일일 주문 ADV 20% 이내</w:t>
-            </w:r>
-          </w:p>
-        </w:tc>
-        <w:tc>
-          <w:tcPr>
-            <w:tcW w:type="dxa" w:w="2500"/>
+              <w:t xml:space="preserve">일일 주문 ADV 20%</w:t>
+            </w:r>
+          </w:p>
+        </w:tc>
+        <w:tc>
+          <w:tcPr>
+            <w:tcW w:type="dxa" w:w="2700"/>
             <w:tcBorders>
               <w:top w:val="single" w:color="BFBFBF" w:sz="4"/>
               <w:left w:val="single" w:color="BFBFBF" w:sz="4"/>
@@ -1725,7 +1753,7 @@
                 <w:szCs w:val="15"/>
                 <w:rFonts w:ascii="Arial" w:hAnsi="Arial" w:eastAsia="Malgun Gothic" w:cs="Arial"/>
               </w:rPr>
-              <w:t xml:space="preserve">참여율 20% (Params 조정 가능)</w:t>
+              <w:t xml:space="preserve">참여율 20% → MaxPos = 20% × DTL × ADV / Book</w:t>
             </w:r>
           </w:p>
         </w:tc>
@@ -1757,7 +1785,7 @@
                 <w:szCs w:val="15"/>
                 <w:rFonts w:ascii="Arial" w:hAnsi="Arial" w:eastAsia="Malgun Gothic" w:cs="Arial"/>
               </w:rPr>
-              <w:t xml:space="preserve">-</w:t>
+              <w:t xml:space="preserve">Alpha 6%: ADV ≥ 30억</w:t>
             </w:r>
           </w:p>
         </w:tc>
@@ -1789,7 +1817,7 @@
                 <w:szCs w:val="15"/>
                 <w:rFonts w:ascii="Arial" w:hAnsi="Arial" w:eastAsia="Malgun Gothic" w:cs="Arial"/>
               </w:rPr>
-              <w:t xml:space="preserve">-</w:t>
+              <w:t xml:space="preserve">Alpha 6%: ADV ≥ 60억</w:t>
             </w:r>
           </w:p>
         </w:tc>
@@ -1823,7 +1851,7 @@
                 <w:szCs w:val="15"/>
                 <w:rFonts w:ascii="Arial" w:hAnsi="Arial" w:eastAsia="Malgun Gothic" w:cs="Arial"/>
               </w:rPr>
-              <w:t xml:space="preserve">참고 (Short)</w:t>
+              <w:t xml:space="preserve">최소 포지션 (PM)</w:t>
             </w:r>
           </w:p>
         </w:tc>
@@ -1855,13 +1883,13 @@
                 <w:szCs w:val="15"/>
                 <w:rFonts w:ascii="Arial" w:hAnsi="Arial" w:eastAsia="Malgun Gothic" w:cs="Arial"/>
               </w:rPr>
-              <w:t xml:space="preserve">40거래일 ±15% 2회 → -4%</w:t>
-            </w:r>
-          </w:p>
-        </w:tc>
-        <w:tc>
-          <w:tcPr>
-            <w:tcW w:type="dxa" w:w="2500"/>
+              <w:t xml:space="preserve">-</w:t>
+            </w:r>
+          </w:p>
+        </w:tc>
+        <w:tc>
+          <w:tcPr>
+            <w:tcW w:type="dxa" w:w="2700"/>
             <w:tcBorders>
               <w:top w:val="single" w:color="BFBFBF" w:sz="4"/>
               <w:left w:val="single" w:color="BFBFBF" w:sz="4"/>
@@ -1887,7 +1915,7 @@
                 <w:szCs w:val="15"/>
                 <w:rFonts w:ascii="Arial" w:hAnsi="Arial" w:eastAsia="Malgun Gothic" w:cs="Arial"/>
               </w:rPr>
-              <w:t xml:space="preserve">Vol15_40D ≥ 2 → Short cap -4%</w:t>
+              <w:t xml:space="preserve">1% → Alpha: ADV ≥ 5억, Event: ADV ≥ 2.5억</w:t>
             </w:r>
           </w:p>
         </w:tc>
@@ -1919,7 +1947,7 @@
                 <w:szCs w:val="15"/>
                 <w:rFonts w:ascii="Arial" w:hAnsi="Arial" w:eastAsia="Malgun Gothic" w:cs="Arial"/>
               </w:rPr>
-              <w:t xml:space="preserve">118종목 해당</w:t>
+              <w:t xml:space="preserve">1%+ 623 / 659</w:t>
             </w:r>
           </w:p>
         </w:tc>
@@ -1951,6 +1979,7 @@
                 <w:szCs w:val="15"/>
                 <w:rFonts w:ascii="Arial" w:hAnsi="Arial" w:eastAsia="Malgun Gothic" w:cs="Arial"/>
               </w:rPr>
+              <w:t xml:space="preserve">1%+ 561 / 623</w:t>
             </w:r>
           </w:p>
         </w:tc>
@@ -1984,7 +2013,7 @@
                 <w:szCs w:val="15"/>
                 <w:rFonts w:ascii="Arial" w:hAnsi="Arial" w:eastAsia="Malgun Gothic" w:cs="Arial"/>
               </w:rPr>
-              <w:t xml:space="preserve">Stress (가정)</w:t>
+              <w:t xml:space="preserve">참고 (Short)</w:t>
             </w:r>
           </w:p>
         </w:tc>
@@ -2016,13 +2045,13 @@
                 <w:szCs w:val="15"/>
                 <w:rFonts w:ascii="Arial" w:hAnsi="Arial" w:eastAsia="Malgun Gothic" w:cs="Arial"/>
               </w:rPr>
-              <w:t xml:space="preserve">-</w:t>
-            </w:r>
-          </w:p>
-        </w:tc>
-        <w:tc>
-          <w:tcPr>
-            <w:tcW w:type="dxa" w:w="2500"/>
+              <w:t xml:space="preserve">40거래일 ±15% 2회 → -4%</w:t>
+            </w:r>
+          </w:p>
+        </w:tc>
+        <w:tc>
+          <w:tcPr>
+            <w:tcW w:type="dxa" w:w="2700"/>
             <w:tcBorders>
               <w:top w:val="single" w:color="BFBFBF" w:sz="4"/>
               <w:left w:val="single" w:color="BFBFBF" w:sz="4"/>
@@ -2048,7 +2077,7 @@
                 <w:szCs w:val="15"/>
                 <w:rFonts w:ascii="Arial" w:hAnsi="Arial" w:eastAsia="Malgun Gothic" w:cs="Arial"/>
               </w:rPr>
-              <w:t xml:space="preserve">ADV 50% haircut → 30%×ADV</w:t>
+              <w:t xml:space="preserve">Short cap 열</w:t>
             </w:r>
           </w:p>
         </w:tc>
@@ -2080,7 +2109,7 @@
                 <w:szCs w:val="15"/>
                 <w:rFonts w:ascii="Arial" w:hAnsi="Arial" w:eastAsia="Malgun Gothic" w:cs="Arial"/>
               </w:rPr>
-              <w:t xml:space="preserve">6% OK 242종목</w:t>
+              <w:t xml:space="preserve">119종목</w:t>
             </w:r>
           </w:p>
         </w:tc>
@@ -2130,7 +2159,7 @@
           <w:szCs w:val="16"/>
           <w:rFonts w:ascii="Arial" w:hAnsi="Arial" w:eastAsia="Malgun Gothic" w:cs="Arial"/>
         </w:rPr>
-        <w:t xml:space="preserve">Tier 정의: A1 = 시총≥7천억 &amp; 1,000억 Book 6% 3일 청산 가능 / A2 = 500억 Book만 6% 가능 / A3 = 시총≥7천억이나 2-6%만 가능 / B = 3천-7천억 &amp; ≥2% 가능 / C = Event Play 전용 / X = 제외</w:t>
+        <w:t xml:space="preserve">Tier = 500억 Book·Alpha sleeve(5일) 기준 최대 사이즈 구간. L1 ≥6% / L2 3-6% / L3 1-3% / L4 Alpha 1% 미만이나 Event 10일 기준 1% 이상 / X Illiquid 10일 기준 1% 미만</w:t>
       </w:r>
     </w:p>
     <w:p>
@@ -2152,7 +2181,7 @@
     </w:p>
     <w:tbl>
       <w:tblPr>
-        <w:tblW w:type="dxa" w:w="9500"/>
+        <w:tblW w:type="dxa" w:w="9800"/>
         <w:tblBorders>
           <w:top w:val="single" w:color="auto" w:sz="4"/>
           <w:left w:val="single" w:color="auto" w:sz="4"/>
@@ -2163,15 +2192,15 @@
         </w:tblBorders>
       </w:tblPr>
       <w:tblGrid>
-        <w:gridCol w:w="2000"/>
+        <w:gridCol w:w="2100"/>
         <w:gridCol w:w="500"/>
         <w:gridCol w:w="1000"/>
         <w:gridCol w:w="1000"/>
         <w:gridCol w:w="800"/>
         <w:gridCol w:w="800"/>
-        <w:gridCol w:w="800"/>
         <w:gridCol w:w="900"/>
         <w:gridCol w:w="900"/>
+        <w:gridCol w:w="1000"/>
         <w:gridCol w:w="800"/>
       </w:tblGrid>
       <w:tr>
@@ -2180,7 +2209,7 @@
         </w:trPr>
         <w:tc>
           <w:tcPr>
-            <w:tcW w:type="dxa" w:w="2000"/>
+            <w:tcW w:type="dxa" w:w="2100"/>
             <w:tcBorders>
               <w:top w:val="single" w:color="BFBFBF" w:sz="4"/>
               <w:left w:val="single" w:color="BFBFBF" w:sz="4"/>
@@ -2209,7 +2238,7 @@
                 <w:szCs w:val="14"/>
                 <w:rFonts w:ascii="Arial" w:hAnsi="Arial" w:eastAsia="Malgun Gothic" w:cs="Arial"/>
               </w:rPr>
-              <w:t xml:space="preserve">Tier</w:t>
+              <w:t xml:space="preserve">Tier (Alpha 5d @500억)</w:t>
             </w:r>
           </w:p>
         </w:tc>
@@ -2349,7 +2378,7 @@
                 <w:szCs w:val="14"/>
                 <w:rFonts w:ascii="Arial" w:hAnsi="Arial" w:eastAsia="Malgun Gothic" w:cs="Arial"/>
               </w:rPr>
-              <w:t xml:space="preserve">일 회전율</w:t>
+              <w:t xml:space="preserve">60D Vol</w:t>
             </w:r>
           </w:p>
         </w:tc>
@@ -2384,13 +2413,13 @@
                 <w:szCs w:val="14"/>
                 <w:rFonts w:ascii="Arial" w:hAnsi="Arial" w:eastAsia="Malgun Gothic" w:cs="Arial"/>
               </w:rPr>
-              <w:t xml:space="preserve">60D Vol</w:t>
-            </w:r>
-          </w:p>
-        </w:tc>
-        <w:tc>
-          <w:tcPr>
-            <w:tcW w:type="dxa" w:w="800"/>
+              <w:t xml:space="preserve">YTD 중위</w:t>
+            </w:r>
+          </w:p>
+        </w:tc>
+        <w:tc>
+          <w:tcPr>
+            <w:tcW w:type="dxa" w:w="900"/>
             <w:tcBorders>
               <w:top w:val="single" w:color="BFBFBF" w:sz="4"/>
               <w:left w:val="single" w:color="BFBFBF" w:sz="4"/>
@@ -2419,7 +2448,7 @@
                 <w:szCs w:val="14"/>
                 <w:rFonts w:ascii="Arial" w:hAnsi="Arial" w:eastAsia="Malgun Gothic" w:cs="Arial"/>
               </w:rPr>
-              <w:t xml:space="preserve">YTD 중위</w:t>
+              <w:t xml:space="preserve">6% OK Core 3d</w:t>
             </w:r>
           </w:p>
         </w:tc>
@@ -2454,13 +2483,13 @@
                 <w:szCs w:val="14"/>
                 <w:rFonts w:ascii="Arial" w:hAnsi="Arial" w:eastAsia="Malgun Gothic" w:cs="Arial"/>
               </w:rPr>
-              <w:t xml:space="preserve">6% OK @500억</w:t>
-            </w:r>
-          </w:p>
-        </w:tc>
-        <w:tc>
-          <w:tcPr>
-            <w:tcW w:type="dxa" w:w="900"/>
+              <w:t xml:space="preserve">6% OK Alpha 5d</w:t>
+            </w:r>
+          </w:p>
+        </w:tc>
+        <w:tc>
+          <w:tcPr>
+            <w:tcW w:type="dxa" w:w="1000"/>
             <w:tcBorders>
               <w:top w:val="single" w:color="BFBFBF" w:sz="4"/>
               <w:left w:val="single" w:color="BFBFBF" w:sz="4"/>
@@ -2489,7 +2518,7 @@
                 <w:szCs w:val="14"/>
                 <w:rFonts w:ascii="Arial" w:hAnsi="Arial" w:eastAsia="Malgun Gothic" w:cs="Arial"/>
               </w:rPr>
-              <w:t xml:space="preserve">6% OK @1,000억</w:t>
+              <w:t xml:space="preserve">6% OK Alpha @1,000억</w:t>
             </w:r>
           </w:p>
         </w:tc>
@@ -2532,7 +2561,7 @@
       <w:tr>
         <w:tc>
           <w:tcPr>
-            <w:tcW w:type="dxa" w:w="2000"/>
+            <w:tcW w:type="dxa" w:w="2100"/>
             <w:tcBorders>
               <w:top w:val="single" w:color="BFBFBF" w:sz="4"/>
               <w:left w:val="single" w:color="BFBFBF" w:sz="4"/>
@@ -2558,7 +2587,7 @@
                 <w:szCs w:val="14"/>
                 <w:rFonts w:ascii="Arial" w:hAnsi="Arial" w:eastAsia="Malgun Gothic" w:cs="Arial"/>
               </w:rPr>
-              <w:t xml:space="preserve">A1 Core Liquid</w:t>
+              <w:t xml:space="preserve">L1 Full size (6% @5d)</w:t>
             </w:r>
           </w:p>
         </w:tc>
@@ -2590,7 +2619,7 @@
                 <w:szCs w:val="14"/>
                 <w:rFonts w:ascii="Arial" w:hAnsi="Arial" w:eastAsia="Malgun Gothic" w:cs="Arial"/>
               </w:rPr>
-              <w:t xml:space="preserve">221</w:t>
+              <w:t xml:space="preserve">415</w:t>
             </w:r>
           </w:p>
         </w:tc>
@@ -2622,7 +2651,7 @@
                 <w:szCs w:val="14"/>
                 <w:rFonts w:ascii="Arial" w:hAnsi="Arial" w:eastAsia="Malgun Gothic" w:cs="Arial"/>
               </w:rPr>
-              <w:t xml:space="preserve">45,608</w:t>
+              <w:t xml:space="preserve">18,977</w:t>
             </w:r>
           </w:p>
         </w:tc>
@@ -2654,7 +2683,7 @@
                 <w:szCs w:val="14"/>
                 <w:rFonts w:ascii="Arial" w:hAnsi="Arial" w:eastAsia="Malgun Gothic" w:cs="Arial"/>
               </w:rPr>
-              <w:t xml:space="preserve">365</w:t>
+              <w:t xml:space="preserve">159</w:t>
             </w:r>
           </w:p>
         </w:tc>
@@ -2686,7 +2715,7 @@
                 <w:szCs w:val="14"/>
                 <w:rFonts w:ascii="Arial" w:hAnsi="Arial" w:eastAsia="Malgun Gothic" w:cs="Arial"/>
               </w:rPr>
-              <w:t xml:space="preserve">0.7%</w:t>
+              <w:t xml:space="preserve">88.2%</w:t>
             </w:r>
           </w:p>
         </w:tc>
@@ -2718,13 +2747,13 @@
                 <w:szCs w:val="14"/>
                 <w:rFonts w:ascii="Arial" w:hAnsi="Arial" w:eastAsia="Malgun Gothic" w:cs="Arial"/>
               </w:rPr>
-              <w:t xml:space="preserve">87.5%</w:t>
-            </w:r>
-          </w:p>
-        </w:tc>
-        <w:tc>
-          <w:tcPr>
-            <w:tcW w:type="dxa" w:w="800"/>
+              <w:t xml:space="preserve">+11%</w:t>
+            </w:r>
+          </w:p>
+        </w:tc>
+        <w:tc>
+          <w:tcPr>
+            <w:tcW w:type="dxa" w:w="900"/>
             <w:tcBorders>
               <w:top w:val="single" w:color="BFBFBF" w:sz="4"/>
               <w:left w:val="single" w:color="BFBFBF" w:sz="4"/>
@@ -2750,7 +2779,7 @@
                 <w:szCs w:val="14"/>
                 <w:rFonts w:ascii="Arial" w:hAnsi="Arial" w:eastAsia="Malgun Gothic" w:cs="Arial"/>
               </w:rPr>
-              <w:t xml:space="preserve">+19%</w:t>
+              <w:t xml:space="preserve">329</w:t>
             </w:r>
           </w:p>
         </w:tc>
@@ -2782,13 +2811,13 @@
                 <w:szCs w:val="14"/>
                 <w:rFonts w:ascii="Arial" w:hAnsi="Arial" w:eastAsia="Malgun Gothic" w:cs="Arial"/>
               </w:rPr>
-              <w:t xml:space="preserve">221</w:t>
-            </w:r>
-          </w:p>
-        </w:tc>
-        <w:tc>
-          <w:tcPr>
-            <w:tcW w:type="dxa" w:w="900"/>
+              <w:t xml:space="preserve">415</w:t>
+            </w:r>
+          </w:p>
+        </w:tc>
+        <w:tc>
+          <w:tcPr>
+            <w:tcW w:type="dxa" w:w="1000"/>
             <w:tcBorders>
               <w:top w:val="single" w:color="BFBFBF" w:sz="4"/>
               <w:left w:val="single" w:color="BFBFBF" w:sz="4"/>
@@ -2814,7 +2843,7 @@
                 <w:szCs w:val="14"/>
                 <w:rFonts w:ascii="Arial" w:hAnsi="Arial" w:eastAsia="Malgun Gothic" w:cs="Arial"/>
               </w:rPr>
-              <w:t xml:space="preserve">221</w:t>
+              <w:t xml:space="preserve">300</w:t>
             </w:r>
           </w:p>
         </w:tc>
@@ -2846,7 +2875,7 @@
                 <w:szCs w:val="14"/>
                 <w:rFonts w:ascii="Arial" w:hAnsi="Arial" w:eastAsia="Malgun Gothic" w:cs="Arial"/>
               </w:rPr>
-              <w:t xml:space="preserve">63</w:t>
+              <w:t xml:space="preserve">96</w:t>
             </w:r>
           </w:p>
         </w:tc>
@@ -2854,7 +2883,7 @@
       <w:tr>
         <w:tc>
           <w:tcPr>
-            <w:tcW w:type="dxa" w:w="2000"/>
+            <w:tcW w:type="dxa" w:w="2100"/>
             <w:tcBorders>
               <w:top w:val="single" w:color="BFBFBF" w:sz="4"/>
               <w:left w:val="single" w:color="BFBFBF" w:sz="4"/>
@@ -2880,7 +2909,7 @@
                 <w:szCs w:val="14"/>
                 <w:rFonts w:ascii="Arial" w:hAnsi="Arial" w:eastAsia="Malgun Gothic" w:cs="Arial"/>
               </w:rPr>
-              <w:t xml:space="preserve">A2 Core Liquid (500억 book)</w:t>
+              <w:t xml:space="preserve">L2 Mid size (3-6% @5d)</w:t>
             </w:r>
           </w:p>
         </w:tc>
@@ -2912,7 +2941,7 @@
                 <w:szCs w:val="14"/>
                 <w:rFonts w:ascii="Arial" w:hAnsi="Arial" w:eastAsia="Malgun Gothic" w:cs="Arial"/>
               </w:rPr>
-              <w:t xml:space="preserve">61</w:t>
+              <w:t xml:space="preserve">95</w:t>
             </w:r>
           </w:p>
         </w:tc>
@@ -2944,7 +2973,7 @@
                 <w:szCs w:val="14"/>
                 <w:rFonts w:ascii="Arial" w:hAnsi="Arial" w:eastAsia="Malgun Gothic" w:cs="Arial"/>
               </w:rPr>
-              <w:t xml:space="preserve">11,837</w:t>
+              <w:t xml:space="preserve">5,293</w:t>
             </w:r>
           </w:p>
         </w:tc>
@@ -2976,7 +3005,7 @@
                 <w:szCs w:val="14"/>
                 <w:rFonts w:ascii="Arial" w:hAnsi="Arial" w:eastAsia="Malgun Gothic" w:cs="Arial"/>
               </w:rPr>
-              <w:t xml:space="preserve">74</w:t>
+              <w:t xml:space="preserve">22</w:t>
             </w:r>
           </w:p>
         </w:tc>
@@ -3008,7 +3037,7 @@
                 <w:szCs w:val="14"/>
                 <w:rFonts w:ascii="Arial" w:hAnsi="Arial" w:eastAsia="Malgun Gothic" w:cs="Arial"/>
               </w:rPr>
-              <w:t xml:space="preserve">0.6%</w:t>
+              <w:t xml:space="preserve">63.3%</w:t>
             </w:r>
           </w:p>
         </w:tc>
@@ -3040,13 +3069,13 @@
                 <w:szCs w:val="14"/>
                 <w:rFonts w:ascii="Arial" w:hAnsi="Arial" w:eastAsia="Malgun Gothic" w:cs="Arial"/>
               </w:rPr>
-              <w:t xml:space="preserve">82.9%</w:t>
-            </w:r>
-          </w:p>
-        </w:tc>
-        <w:tc>
-          <w:tcPr>
-            <w:tcW w:type="dxa" w:w="800"/>
+              <w:t xml:space="preserve">-10%</w:t>
+            </w:r>
+          </w:p>
+        </w:tc>
+        <w:tc>
+          <w:tcPr>
+            <w:tcW w:type="dxa" w:w="900"/>
             <w:tcBorders>
               <w:top w:val="single" w:color="BFBFBF" w:sz="4"/>
               <w:left w:val="single" w:color="BFBFBF" w:sz="4"/>
@@ -3072,7 +3101,7 @@
                 <w:szCs w:val="14"/>
                 <w:rFonts w:ascii="Arial" w:hAnsi="Arial" w:eastAsia="Malgun Gothic" w:cs="Arial"/>
               </w:rPr>
-              <w:t xml:space="preserve">-4%</w:t>
+              <w:t xml:space="preserve">0</w:t>
             </w:r>
           </w:p>
         </w:tc>
@@ -3104,13 +3133,13 @@
                 <w:szCs w:val="14"/>
                 <w:rFonts w:ascii="Arial" w:hAnsi="Arial" w:eastAsia="Malgun Gothic" w:cs="Arial"/>
               </w:rPr>
-              <w:t xml:space="preserve">61</w:t>
-            </w:r>
-          </w:p>
-        </w:tc>
-        <w:tc>
-          <w:tcPr>
-            <w:tcW w:type="dxa" w:w="900"/>
+              <w:t xml:space="preserve">0</w:t>
+            </w:r>
+          </w:p>
+        </w:tc>
+        <w:tc>
+          <w:tcPr>
+            <w:tcW w:type="dxa" w:w="1000"/>
             <w:tcBorders>
               <w:top w:val="single" w:color="BFBFBF" w:sz="4"/>
               <w:left w:val="single" w:color="BFBFBF" w:sz="4"/>
@@ -3168,7 +3197,7 @@
                 <w:szCs w:val="14"/>
                 <w:rFonts w:ascii="Arial" w:hAnsi="Arial" w:eastAsia="Malgun Gothic" w:cs="Arial"/>
               </w:rPr>
-              <w:t xml:space="preserve">7</w:t>
+              <w:t xml:space="preserve">14</w:t>
             </w:r>
           </w:p>
         </w:tc>
@@ -3176,7 +3205,7 @@
       <w:tr>
         <w:tc>
           <w:tcPr>
-            <w:tcW w:type="dxa" w:w="2000"/>
+            <w:tcW w:type="dxa" w:w="2100"/>
             <w:tcBorders>
               <w:top w:val="single" w:color="BFBFBF" w:sz="4"/>
               <w:left w:val="single" w:color="BFBFBF" w:sz="4"/>
@@ -3202,7 +3231,7 @@
                 <w:szCs w:val="14"/>
                 <w:rFonts w:ascii="Arial" w:hAnsi="Arial" w:eastAsia="Malgun Gothic" w:cs="Arial"/>
               </w:rPr>
-              <w:t xml:space="preserve">A3 Large-cap Illiquid</w:t>
+              <w:t xml:space="preserve">L3 Small size (1-3% @5d)</w:t>
             </w:r>
           </w:p>
         </w:tc>
@@ -3234,7 +3263,7 @@
                 <w:szCs w:val="14"/>
                 <w:rFonts w:ascii="Arial" w:hAnsi="Arial" w:eastAsia="Malgun Gothic" w:cs="Arial"/>
               </w:rPr>
-              <w:t xml:space="preserve">72</w:t>
+              <w:t xml:space="preserve">113</w:t>
             </w:r>
           </w:p>
         </w:tc>
@@ -3266,7 +3295,7 @@
                 <w:szCs w:val="14"/>
                 <w:rFonts w:ascii="Arial" w:hAnsi="Arial" w:eastAsia="Malgun Gothic" w:cs="Arial"/>
               </w:rPr>
-              <w:t xml:space="preserve">13,289</w:t>
+              <w:t xml:space="preserve">4,565</w:t>
             </w:r>
           </w:p>
         </w:tc>
@@ -3298,7 +3327,7 @@
                 <w:szCs w:val="14"/>
                 <w:rFonts w:ascii="Arial" w:hAnsi="Arial" w:eastAsia="Malgun Gothic" w:cs="Arial"/>
               </w:rPr>
-              <w:t xml:space="preserve">32</w:t>
+              <w:t xml:space="preserve">10</w:t>
             </w:r>
           </w:p>
         </w:tc>
@@ -3330,7 +3359,7 @@
                 <w:szCs w:val="14"/>
                 <w:rFonts w:ascii="Arial" w:hAnsi="Arial" w:eastAsia="Malgun Gothic" w:cs="Arial"/>
               </w:rPr>
-              <w:t xml:space="preserve">0.2%</w:t>
+              <w:t xml:space="preserve">50.8%</w:t>
             </w:r>
           </w:p>
         </w:tc>
@@ -3362,13 +3391,13 @@
                 <w:szCs w:val="14"/>
                 <w:rFonts w:ascii="Arial" w:hAnsi="Arial" w:eastAsia="Malgun Gothic" w:cs="Arial"/>
               </w:rPr>
-              <w:t xml:space="preserve">59.1%</w:t>
-            </w:r>
-          </w:p>
-        </w:tc>
-        <w:tc>
-          <w:tcPr>
-            <w:tcW w:type="dxa" w:w="800"/>
+              <w:t xml:space="preserve">-5%</w:t>
+            </w:r>
+          </w:p>
+        </w:tc>
+        <w:tc>
+          <w:tcPr>
+            <w:tcW w:type="dxa" w:w="900"/>
             <w:tcBorders>
               <w:top w:val="single" w:color="BFBFBF" w:sz="4"/>
               <w:left w:val="single" w:color="BFBFBF" w:sz="4"/>
@@ -3394,7 +3423,7 @@
                 <w:szCs w:val="14"/>
                 <w:rFonts w:ascii="Arial" w:hAnsi="Arial" w:eastAsia="Malgun Gothic" w:cs="Arial"/>
               </w:rPr>
-              <w:t xml:space="preserve">-4%</w:t>
+              <w:t xml:space="preserve">0</w:t>
             </w:r>
           </w:p>
         </w:tc>
@@ -3432,7 +3461,7 @@
         </w:tc>
         <w:tc>
           <w:tcPr>
-            <w:tcW w:type="dxa" w:w="900"/>
+            <w:tcW w:type="dxa" w:w="1000"/>
             <w:tcBorders>
               <w:top w:val="single" w:color="BFBFBF" w:sz="4"/>
               <w:left w:val="single" w:color="BFBFBF" w:sz="4"/>
@@ -3490,7 +3519,7 @@
                 <w:szCs w:val="14"/>
                 <w:rFonts w:ascii="Arial" w:hAnsi="Arial" w:eastAsia="Malgun Gothic" w:cs="Arial"/>
               </w:rPr>
-              <w:t xml:space="preserve">13</w:t>
+              <w:t xml:space="preserve">10</w:t>
             </w:r>
           </w:p>
         </w:tc>
@@ -3498,7 +3527,7 @@
       <w:tr>
         <w:tc>
           <w:tcPr>
-            <w:tcW w:type="dxa" w:w="2000"/>
+            <w:tcW w:type="dxa" w:w="2100"/>
             <w:tcBorders>
               <w:top w:val="single" w:color="BFBFBF" w:sz="4"/>
               <w:left w:val="single" w:color="BFBFBF" w:sz="4"/>
@@ -3524,7 +3553,7 @@
                 <w:szCs w:val="14"/>
                 <w:rFonts w:ascii="Arial" w:hAnsi="Arial" w:eastAsia="Malgun Gothic" w:cs="Arial"/>
               </w:rPr>
-              <w:t xml:space="preserve">B Mid-cap Alpha (7% bucket)</w:t>
+              <w:t xml:space="preserve">L4 Event-only (≥1% @10d)</w:t>
             </w:r>
           </w:p>
         </w:tc>
@@ -3556,7 +3585,7 @@
                 <w:szCs w:val="14"/>
                 <w:rFonts w:ascii="Arial" w:hAnsi="Arial" w:eastAsia="Malgun Gothic" w:cs="Arial"/>
               </w:rPr>
-              <w:t xml:space="preserve">138</w:t>
+              <w:t xml:space="preserve">36</w:t>
             </w:r>
           </w:p>
         </w:tc>
@@ -3588,7 +3617,7 @@
                 <w:szCs w:val="14"/>
                 <w:rFonts w:ascii="Arial" w:hAnsi="Arial" w:eastAsia="Malgun Gothic" w:cs="Arial"/>
               </w:rPr>
-              <w:t xml:space="preserve">4,606</w:t>
+              <w:t xml:space="preserve">3,944</w:t>
             </w:r>
           </w:p>
         </w:tc>
@@ -3620,7 +3649,7 @@
                 <w:szCs w:val="14"/>
                 <w:rFonts w:ascii="Arial" w:hAnsi="Arial" w:eastAsia="Malgun Gothic" w:cs="Arial"/>
               </w:rPr>
-              <w:t xml:space="preserve">41</w:t>
+              <w:t xml:space="preserve">4</w:t>
             </w:r>
           </w:p>
         </w:tc>
@@ -3652,7 +3681,7 @@
                 <w:szCs w:val="14"/>
                 <w:rFonts w:ascii="Arial" w:hAnsi="Arial" w:eastAsia="Malgun Gothic" w:cs="Arial"/>
               </w:rPr>
-              <w:t xml:space="preserve">0.9%</w:t>
+              <w:t xml:space="preserve">35.7%</w:t>
             </w:r>
           </w:p>
         </w:tc>
@@ -3684,13 +3713,13 @@
                 <w:szCs w:val="14"/>
                 <w:rFonts w:ascii="Arial" w:hAnsi="Arial" w:eastAsia="Malgun Gothic" w:cs="Arial"/>
               </w:rPr>
-              <w:t xml:space="preserve">94.1%</w:t>
-            </w:r>
-          </w:p>
-        </w:tc>
-        <w:tc>
-          <w:tcPr>
-            <w:tcW w:type="dxa" w:w="800"/>
+              <w:t xml:space="preserve">+0%</w:t>
+            </w:r>
+          </w:p>
+        </w:tc>
+        <w:tc>
+          <w:tcPr>
+            <w:tcW w:type="dxa" w:w="900"/>
             <w:tcBorders>
               <w:top w:val="single" w:color="BFBFBF" w:sz="4"/>
               <w:left w:val="single" w:color="BFBFBF" w:sz="4"/>
@@ -3716,7 +3745,7 @@
                 <w:szCs w:val="14"/>
                 <w:rFonts w:ascii="Arial" w:hAnsi="Arial" w:eastAsia="Malgun Gothic" w:cs="Arial"/>
               </w:rPr>
-              <w:t xml:space="preserve">-3%</w:t>
+              <w:t xml:space="preserve">0</w:t>
             </w:r>
           </w:p>
         </w:tc>
@@ -3748,13 +3777,13 @@
                 <w:szCs w:val="14"/>
                 <w:rFonts w:ascii="Arial" w:hAnsi="Arial" w:eastAsia="Malgun Gothic" w:cs="Arial"/>
               </w:rPr>
-              <w:t xml:space="preserve">47</w:t>
-            </w:r>
-          </w:p>
-        </w:tc>
-        <w:tc>
-          <w:tcPr>
-            <w:tcW w:type="dxa" w:w="900"/>
+              <w:t xml:space="preserve">0</w:t>
+            </w:r>
+          </w:p>
+        </w:tc>
+        <w:tc>
+          <w:tcPr>
+            <w:tcW w:type="dxa" w:w="1000"/>
             <w:tcBorders>
               <w:top w:val="single" w:color="BFBFBF" w:sz="4"/>
               <w:left w:val="single" w:color="BFBFBF" w:sz="4"/>
@@ -3780,7 +3809,7 @@
                 <w:szCs w:val="14"/>
                 <w:rFonts w:ascii="Arial" w:hAnsi="Arial" w:eastAsia="Malgun Gothic" w:cs="Arial"/>
               </w:rPr>
-              <w:t xml:space="preserve">21</w:t>
+              <w:t xml:space="preserve">0</w:t>
             </w:r>
           </w:p>
         </w:tc>
@@ -3812,7 +3841,7 @@
                 <w:szCs w:val="14"/>
                 <w:rFonts w:ascii="Arial" w:hAnsi="Arial" w:eastAsia="Malgun Gothic" w:cs="Arial"/>
               </w:rPr>
-              <w:t xml:space="preserve">24</w:t>
+              <w:t xml:space="preserve">3</w:t>
             </w:r>
           </w:p>
         </w:tc>
@@ -3820,7 +3849,7 @@
       <w:tr>
         <w:tc>
           <w:tcPr>
-            <w:tcW w:type="dxa" w:w="2000"/>
+            <w:tcW w:type="dxa" w:w="2100"/>
             <w:tcBorders>
               <w:top w:val="single" w:color="BFBFBF" w:sz="4"/>
               <w:left w:val="single" w:color="BFBFBF" w:sz="4"/>
@@ -3878,7 +3907,7 @@
                 <w:szCs w:val="14"/>
                 <w:rFonts w:ascii="Arial" w:hAnsi="Arial" w:eastAsia="Malgun Gothic" w:cs="Arial"/>
               </w:rPr>
-              <w:t xml:space="preserve">492</w:t>
+              <w:t xml:space="preserve">659</w:t>
             </w:r>
           </w:p>
         </w:tc>
@@ -3910,7 +3939,7 @@
                 <w:szCs w:val="14"/>
                 <w:rFonts w:ascii="Arial" w:hAnsi="Arial" w:eastAsia="Malgun Gothic" w:cs="Arial"/>
               </w:rPr>
-              <w:t xml:space="preserve">14,481</w:t>
+              <w:t xml:space="preserve">8,658</w:t>
             </w:r>
           </w:p>
         </w:tc>
@@ -3942,7 +3971,7 @@
                 <w:szCs w:val="14"/>
                 <w:rFonts w:ascii="Arial" w:hAnsi="Arial" w:eastAsia="Malgun Gothic" w:cs="Arial"/>
               </w:rPr>
-              <w:t xml:space="preserve">111</w:t>
+              <w:t xml:space="preserve">56</w:t>
             </w:r>
           </w:p>
         </w:tc>
@@ -3974,7 +4003,7 @@
                 <w:szCs w:val="14"/>
                 <w:rFonts w:ascii="Arial" w:hAnsi="Arial" w:eastAsia="Malgun Gothic" w:cs="Arial"/>
               </w:rPr>
-              <w:t xml:space="preserve">0.6%</w:t>
+              <w:t xml:space="preserve">73.6%</w:t>
             </w:r>
           </w:p>
         </w:tc>
@@ -4006,13 +4035,13 @@
                 <w:szCs w:val="14"/>
                 <w:rFonts w:ascii="Arial" w:hAnsi="Arial" w:eastAsia="Malgun Gothic" w:cs="Arial"/>
               </w:rPr>
-              <w:t xml:space="preserve">85.2%</w:t>
-            </w:r>
-          </w:p>
-        </w:tc>
-        <w:tc>
-          <w:tcPr>
-            <w:tcW w:type="dxa" w:w="800"/>
+              <w:t xml:space="preserve">+2%</w:t>
+            </w:r>
+          </w:p>
+        </w:tc>
+        <w:tc>
+          <w:tcPr>
+            <w:tcW w:type="dxa" w:w="900"/>
             <w:tcBorders>
               <w:top w:val="single" w:color="BFBFBF" w:sz="4"/>
               <w:left w:val="single" w:color="BFBFBF" w:sz="4"/>
@@ -4038,7 +4067,7 @@
                 <w:szCs w:val="14"/>
                 <w:rFonts w:ascii="Arial" w:hAnsi="Arial" w:eastAsia="Malgun Gothic" w:cs="Arial"/>
               </w:rPr>
-              <w:t xml:space="preserve">+7%</w:t>
+              <w:t xml:space="preserve">329</w:t>
             </w:r>
           </w:p>
         </w:tc>
@@ -4070,13 +4099,13 @@
                 <w:szCs w:val="14"/>
                 <w:rFonts w:ascii="Arial" w:hAnsi="Arial" w:eastAsia="Malgun Gothic" w:cs="Arial"/>
               </w:rPr>
-              <w:t xml:space="preserve">329</w:t>
-            </w:r>
-          </w:p>
-        </w:tc>
-        <w:tc>
-          <w:tcPr>
-            <w:tcW w:type="dxa" w:w="900"/>
+              <w:t xml:space="preserve">415</w:t>
+            </w:r>
+          </w:p>
+        </w:tc>
+        <w:tc>
+          <w:tcPr>
+            <w:tcW w:type="dxa" w:w="1000"/>
             <w:tcBorders>
               <w:top w:val="single" w:color="BFBFBF" w:sz="4"/>
               <w:left w:val="single" w:color="BFBFBF" w:sz="4"/>
@@ -4102,7 +4131,7 @@
                 <w:szCs w:val="14"/>
                 <w:rFonts w:ascii="Arial" w:hAnsi="Arial" w:eastAsia="Malgun Gothic" w:cs="Arial"/>
               </w:rPr>
-              <w:t xml:space="preserve">242</w:t>
+              <w:t xml:space="preserve">300</w:t>
             </w:r>
           </w:p>
         </w:tc>
@@ -4134,7 +4163,7 @@
                 <w:szCs w:val="14"/>
                 <w:rFonts w:ascii="Arial" w:hAnsi="Arial" w:eastAsia="Malgun Gothic" w:cs="Arial"/>
               </w:rPr>
-              <w:t xml:space="preserve">107</w:t>
+              <w:t xml:space="preserve">123</w:t>
             </w:r>
           </w:p>
         </w:tc>
@@ -4169,7 +4198,7 @@
           <w:szCs w:val="19"/>
           <w:rFonts w:ascii="Arial" w:hAnsi="Arial" w:eastAsia="Malgun Gothic" w:cs="Arial"/>
         </w:rPr>
-        <w:t xml:space="preserve">집중도: </w:t>
+        <w:t xml:space="preserve">사이즈 분포(500억 Book): </w:t>
       </w:r>
       <w:r>
         <w:rPr>
@@ -4177,7 +4206,7 @@
           <w:szCs w:val="19"/>
           <w:rFonts w:ascii="Arial" w:hAnsi="Arial" w:eastAsia="Malgun Gothic" w:cs="Arial"/>
         </w:rPr>
-        <w:t xml:space="preserve">A1이 유니버스 시총의 95%, 상위 10종목이 60%. 3일 청산 기준 총 gross capacity(Σ MaxPos%NAV) = 500억 Book 2583%p / 1,000억 Book 2129%p → Gross 100% 포트는 유동성만으로는 충분히 구성 가능.</w:t>
+        <w:t xml:space="preserve">Alpha sleeve 기준 6% 가능 415 / 3%+ 510 / 1%+ 623. Event sleeve 기준 1%+ 659. 1,000억 Book은 6% 300 / 3%+ 415 / 1%+ 561.</w:t>
       </w:r>
     </w:p>
     <w:p>
@@ -4197,7 +4226,7 @@
           <w:szCs w:val="19"/>
           <w:rFonts w:ascii="Arial" w:hAnsi="Arial" w:eastAsia="Malgun Gothic" w:cs="Arial"/>
         </w:rPr>
-        <w:t xml:space="preserve">시총 구간별: </w:t>
+        <w:t xml:space="preserve">시총 구간: </w:t>
       </w:r>
       <w:r>
         <w:rPr>
@@ -4205,7 +4234,7 @@
           <w:szCs w:val="19"/>
           <w:rFonts w:ascii="Arial" w:hAnsi="Arial" w:eastAsia="Malgun Gothic" w:cs="Arial"/>
         </w:rPr>
-        <w:t xml:space="preserve">≥7천억 387종목 중 354 편입 / 3천-7천억 292 중 138 / 3천억 미만 2,193 전부 제외(BBAS ⑥).</w:t>
+        <w:t xml:space="preserve">≥7천억 387 중 385 편입, 3천-7천억 292 중 274 편입 (v2 138 → 274: mid-cap alpha 공간이 실질적으로 열림). 단 합산 7% bucket은 유지 → 500억 Book 35억, 1-2% 포지션 3-5개.</w:t>
       </w:r>
     </w:p>
     <w:p>
@@ -4225,7 +4254,7 @@
           <w:szCs w:val="19"/>
           <w:rFonts w:ascii="Arial" w:hAnsi="Arial" w:eastAsia="Malgun Gothic" w:cs="Arial"/>
         </w:rPr>
-        <w:t xml:space="preserve">Event-Play 후보(엑셀 Excluded 시트): </w:t>
+        <w:t xml:space="preserve">집중도: </w:t>
       </w:r>
       <w:r>
         <w:rPr>
@@ -4233,7 +4262,7 @@
           <w:szCs w:val="19"/>
           <w:rFonts w:ascii="Arial" w:hAnsi="Arial" w:eastAsia="Malgun Gothic" w:cs="Arial"/>
         </w:rPr>
-        <w:t xml:space="preserve">(A) 시총&lt;3천억이나 ADV20≥30억 136종목 — 유동성은 충분하나 룰상 일반 편입 불가. (B) 시총≥7천억이나 ADV 부족 31종목 (동서, 하이트진로, HDC, 태광산업, 영풍, SK디스커버리 등 지배구조 이벤트 밀집). (C) 3천-7천억 ADV 부족 149종목.</w:t>
+        <w:t xml:space="preserve">L1이 유니버스 시총의 97%, 상위 10종목 59%. L2-L4 244종목이 Special-Sit 후보의 주 무대이나 개별 1-3%·합산 7%로 포트 기여는 제한.</w:t>
       </w:r>
     </w:p>
     <w:p>
@@ -4253,7 +4282,7 @@
           <w:szCs w:val="19"/>
           <w:rFonts w:ascii="Arial" w:hAnsi="Arial" w:eastAsia="Malgun Gothic" w:cs="Arial"/>
         </w:rPr>
-        <w:t xml:space="preserve">가이드 예시 검증: </w:t>
+        <w:t xml:space="preserve">시총 3천억 미만: </w:t>
       </w:r>
       <w:r>
         <w:rPr>
@@ -4261,7 +4290,7 @@
           <w:szCs w:val="19"/>
           <w:rFonts w:ascii="Arial" w:hAnsi="Arial" w:eastAsia="Malgun Gothic" w:cs="Arial"/>
         </w:rPr>
-        <w:t xml:space="preserve">500억/40종목/Gross 100% 동일비중(12.5억) → 필요 ADV 20.8억. A1-A2-B 상위 420종목이 충족. 문제는 종목 수가 아니라 Special-Sit 종목이 대부분 B/C tier에 몰려 있다는 점.</w:t>
+        <w:t xml:space="preserve">ADV20 ≥ 30억인 종목 136개 — 유동성은 충분하나 ⑥으로 편입 불가. 3천억 미만 Event Play 허용 여부(가이드 P7)가 확정되면 Event sleeve로 편입 검토.</w:t>
       </w:r>
     </w:p>
     <w:p>
@@ -4294,7 +4323,7 @@
           <w:szCs w:val="16"/>
           <w:rFonts w:ascii="Arial" w:hAnsi="Arial" w:eastAsia="Malgun Gothic" w:cs="Arial"/>
         </w:rPr>
-        <w:t xml:space="preserve">이벤트 태그 63종목 (모델 지식 기반, 검증 필요) + 정량 시그널 44종목 (거래정지 이력·주식수 급변·신규상장·거래대금 급증·1M 급등락·우선주). 전체 목록은 엑셀 Special_Situations 시트.</w:t>
+        <w:t xml:space="preserve">이벤트 태그 69종목 (모델 지식 기반, 검증 필요) + 정량 시그널 54종목 (거래정지 이력·주식수 급변·신규상장·거래대금 급증·1M 급등락·우선주). 전체 목록은 엑셀 Special_Situations 시트.</w:t>
       </w:r>
     </w:p>
     <w:p>
@@ -4616,7 +4645,7 @@
                 <w:szCs w:val="13"/>
                 <w:rFonts w:ascii="Arial" w:hAnsi="Arial" w:eastAsia="Malgun Gothic" w:cs="Arial"/>
               </w:rPr>
-              <w:t xml:space="preserve">MaxPos@500억</w:t>
+              <w:t xml:space="preserve">MaxPos Alpha@500억</w:t>
             </w:r>
           </w:p>
         </w:tc>
@@ -4682,7 +4711,7 @@
                 <w:szCs w:val="13"/>
                 <w:rFonts w:ascii="Arial" w:hAnsi="Arial" w:eastAsia="Malgun Gothic" w:cs="Arial"/>
               </w:rPr>
-              <w:t xml:space="preserve">A1</w:t>
+              <w:t xml:space="preserve">L1</w:t>
             </w:r>
           </w:p>
         </w:tc>
@@ -4940,7 +4969,7 @@
                 <w:szCs w:val="13"/>
                 <w:rFonts w:ascii="Arial" w:hAnsi="Arial" w:eastAsia="Malgun Gothic" w:cs="Arial"/>
               </w:rPr>
-              <w:t xml:space="preserve">A1</w:t>
+              <w:t xml:space="preserve">L1</w:t>
             </w:r>
           </w:p>
         </w:tc>
@@ -5198,7 +5227,7 @@
                 <w:szCs w:val="13"/>
                 <w:rFonts w:ascii="Arial" w:hAnsi="Arial" w:eastAsia="Malgun Gothic" w:cs="Arial"/>
               </w:rPr>
-              <w:t xml:space="preserve">A1</w:t>
+              <w:t xml:space="preserve">L1</w:t>
             </w:r>
           </w:p>
         </w:tc>
@@ -5456,7 +5485,7 @@
                 <w:szCs w:val="13"/>
                 <w:rFonts w:ascii="Arial" w:hAnsi="Arial" w:eastAsia="Malgun Gothic" w:cs="Arial"/>
               </w:rPr>
-              <w:t xml:space="preserve">A1</w:t>
+              <w:t xml:space="preserve">L1</w:t>
             </w:r>
           </w:p>
         </w:tc>
@@ -5714,7 +5743,7 @@
                 <w:szCs w:val="13"/>
                 <w:rFonts w:ascii="Arial" w:hAnsi="Arial" w:eastAsia="Malgun Gothic" w:cs="Arial"/>
               </w:rPr>
-              <w:t xml:space="preserve">A1</w:t>
+              <w:t xml:space="preserve">L1</w:t>
             </w:r>
           </w:p>
         </w:tc>
@@ -5972,7 +6001,7 @@
                 <w:szCs w:val="13"/>
                 <w:rFonts w:ascii="Arial" w:hAnsi="Arial" w:eastAsia="Malgun Gothic" w:cs="Arial"/>
               </w:rPr>
-              <w:t xml:space="preserve">A1</w:t>
+              <w:t xml:space="preserve">L1</w:t>
             </w:r>
           </w:p>
         </w:tc>
@@ -6230,7 +6259,7 @@
                 <w:szCs w:val="13"/>
                 <w:rFonts w:ascii="Arial" w:hAnsi="Arial" w:eastAsia="Malgun Gothic" w:cs="Arial"/>
               </w:rPr>
-              <w:t xml:space="preserve">A1</w:t>
+              <w:t xml:space="preserve">L1</w:t>
             </w:r>
           </w:p>
         </w:tc>
@@ -6488,7 +6517,7 @@
                 <w:szCs w:val="13"/>
                 <w:rFonts w:ascii="Arial" w:hAnsi="Arial" w:eastAsia="Malgun Gothic" w:cs="Arial"/>
               </w:rPr>
-              <w:t xml:space="preserve">A1</w:t>
+              <w:t xml:space="preserve">L1</w:t>
             </w:r>
           </w:p>
         </w:tc>
@@ -6746,7 +6775,7 @@
                 <w:szCs w:val="13"/>
                 <w:rFonts w:ascii="Arial" w:hAnsi="Arial" w:eastAsia="Malgun Gothic" w:cs="Arial"/>
               </w:rPr>
-              <w:t xml:space="preserve">A1</w:t>
+              <w:t xml:space="preserve">L1</w:t>
             </w:r>
           </w:p>
         </w:tc>
@@ -7004,7 +7033,7 @@
                 <w:szCs w:val="13"/>
                 <w:rFonts w:ascii="Arial" w:hAnsi="Arial" w:eastAsia="Malgun Gothic" w:cs="Arial"/>
               </w:rPr>
-              <w:t xml:space="preserve">A1</w:t>
+              <w:t xml:space="preserve">L1</w:t>
             </w:r>
           </w:p>
         </w:tc>
@@ -7262,7 +7291,7 @@
                 <w:szCs w:val="13"/>
                 <w:rFonts w:ascii="Arial" w:hAnsi="Arial" w:eastAsia="Malgun Gothic" w:cs="Arial"/>
               </w:rPr>
-              <w:t xml:space="preserve">A1</w:t>
+              <w:t xml:space="preserve">L1</w:t>
             </w:r>
           </w:p>
         </w:tc>
@@ -7520,7 +7549,7 @@
                 <w:szCs w:val="13"/>
                 <w:rFonts w:ascii="Arial" w:hAnsi="Arial" w:eastAsia="Malgun Gothic" w:cs="Arial"/>
               </w:rPr>
-              <w:t xml:space="preserve">A1</w:t>
+              <w:t xml:space="preserve">L1</w:t>
             </w:r>
           </w:p>
         </w:tc>
@@ -7778,7 +7807,7 @@
                 <w:szCs w:val="13"/>
                 <w:rFonts w:ascii="Arial" w:hAnsi="Arial" w:eastAsia="Malgun Gothic" w:cs="Arial"/>
               </w:rPr>
-              <w:t xml:space="preserve">A1</w:t>
+              <w:t xml:space="preserve">L1</w:t>
             </w:r>
           </w:p>
         </w:tc>
@@ -8036,7 +8065,7 @@
                 <w:szCs w:val="13"/>
                 <w:rFonts w:ascii="Arial" w:hAnsi="Arial" w:eastAsia="Malgun Gothic" w:cs="Arial"/>
               </w:rPr>
-              <w:t xml:space="preserve">A1</w:t>
+              <w:t xml:space="preserve">L1</w:t>
             </w:r>
           </w:p>
         </w:tc>
@@ -8294,7 +8323,7 @@
                 <w:szCs w:val="13"/>
                 <w:rFonts w:ascii="Arial" w:hAnsi="Arial" w:eastAsia="Malgun Gothic" w:cs="Arial"/>
               </w:rPr>
-              <w:t xml:space="preserve">A1</w:t>
+              <w:t xml:space="preserve">L1</w:t>
             </w:r>
           </w:p>
         </w:tc>
@@ -8552,7 +8581,7 @@
                 <w:szCs w:val="13"/>
                 <w:rFonts w:ascii="Arial" w:hAnsi="Arial" w:eastAsia="Malgun Gothic" w:cs="Arial"/>
               </w:rPr>
-              <w:t xml:space="preserve">A1</w:t>
+              <w:t xml:space="preserve">L1</w:t>
             </w:r>
           </w:p>
         </w:tc>
@@ -8810,7 +8839,7 @@
                 <w:szCs w:val="13"/>
                 <w:rFonts w:ascii="Arial" w:hAnsi="Arial" w:eastAsia="Malgun Gothic" w:cs="Arial"/>
               </w:rPr>
-              <w:t xml:space="preserve">A1</w:t>
+              <w:t xml:space="preserve">L1</w:t>
             </w:r>
           </w:p>
         </w:tc>
@@ -9068,7 +9097,7 @@
                 <w:szCs w:val="13"/>
                 <w:rFonts w:ascii="Arial" w:hAnsi="Arial" w:eastAsia="Malgun Gothic" w:cs="Arial"/>
               </w:rPr>
-              <w:t xml:space="preserve">A1</w:t>
+              <w:t xml:space="preserve">L1</w:t>
             </w:r>
           </w:p>
         </w:tc>
@@ -9326,7 +9355,7 @@
                 <w:szCs w:val="13"/>
                 <w:rFonts w:ascii="Arial" w:hAnsi="Arial" w:eastAsia="Malgun Gothic" w:cs="Arial"/>
               </w:rPr>
-              <w:t xml:space="preserve">A1</w:t>
+              <w:t xml:space="preserve">L1</w:t>
             </w:r>
           </w:p>
         </w:tc>
@@ -9584,7 +9613,7 @@
                 <w:szCs w:val="13"/>
                 <w:rFonts w:ascii="Arial" w:hAnsi="Arial" w:eastAsia="Malgun Gothic" w:cs="Arial"/>
               </w:rPr>
-              <w:t xml:space="preserve">A1</w:t>
+              <w:t xml:space="preserve">L1</w:t>
             </w:r>
           </w:p>
         </w:tc>
@@ -9842,7 +9871,7 @@
                 <w:szCs w:val="13"/>
                 <w:rFonts w:ascii="Arial" w:hAnsi="Arial" w:eastAsia="Malgun Gothic" w:cs="Arial"/>
               </w:rPr>
-              <w:t xml:space="preserve">A1</w:t>
+              <w:t xml:space="preserve">L1</w:t>
             </w:r>
           </w:p>
         </w:tc>
@@ -10100,7 +10129,7 @@
                 <w:szCs w:val="13"/>
                 <w:rFonts w:ascii="Arial" w:hAnsi="Arial" w:eastAsia="Malgun Gothic" w:cs="Arial"/>
               </w:rPr>
-              <w:t xml:space="preserve">A1</w:t>
+              <w:t xml:space="preserve">L1</w:t>
             </w:r>
           </w:p>
         </w:tc>
@@ -10358,7 +10387,7 @@
                 <w:szCs w:val="13"/>
                 <w:rFonts w:ascii="Arial" w:hAnsi="Arial" w:eastAsia="Malgun Gothic" w:cs="Arial"/>
               </w:rPr>
-              <w:t xml:space="preserve">A1</w:t>
+              <w:t xml:space="preserve">L1</w:t>
             </w:r>
           </w:p>
         </w:tc>
@@ -10616,7 +10645,7 @@
                 <w:szCs w:val="13"/>
                 <w:rFonts w:ascii="Arial" w:hAnsi="Arial" w:eastAsia="Malgun Gothic" w:cs="Arial"/>
               </w:rPr>
-              <w:t xml:space="preserve">A1</w:t>
+              <w:t xml:space="preserve">L1</w:t>
             </w:r>
           </w:p>
         </w:tc>
@@ -10874,7 +10903,7 @@
                 <w:szCs w:val="13"/>
                 <w:rFonts w:ascii="Arial" w:hAnsi="Arial" w:eastAsia="Malgun Gothic" w:cs="Arial"/>
               </w:rPr>
-              <w:t xml:space="preserve">A1</w:t>
+              <w:t xml:space="preserve">L1</w:t>
             </w:r>
           </w:p>
         </w:tc>
@@ -11132,7 +11161,7 @@
                 <w:szCs w:val="13"/>
                 <w:rFonts w:ascii="Arial" w:hAnsi="Arial" w:eastAsia="Malgun Gothic" w:cs="Arial"/>
               </w:rPr>
-              <w:t xml:space="preserve">A1</w:t>
+              <w:t xml:space="preserve">L1</w:t>
             </w:r>
           </w:p>
         </w:tc>
@@ -11390,7 +11419,7 @@
                 <w:szCs w:val="13"/>
                 <w:rFonts w:ascii="Arial" w:hAnsi="Arial" w:eastAsia="Malgun Gothic" w:cs="Arial"/>
               </w:rPr>
-              <w:t xml:space="preserve">A1</w:t>
+              <w:t xml:space="preserve">L1</w:t>
             </w:r>
           </w:p>
         </w:tc>
@@ -11648,7 +11677,7 @@
                 <w:szCs w:val="13"/>
                 <w:rFonts w:ascii="Arial" w:hAnsi="Arial" w:eastAsia="Malgun Gothic" w:cs="Arial"/>
               </w:rPr>
-              <w:t xml:space="preserve">A1</w:t>
+              <w:t xml:space="preserve">L1</w:t>
             </w:r>
           </w:p>
         </w:tc>
@@ -11906,7 +11935,7 @@
                 <w:szCs w:val="13"/>
                 <w:rFonts w:ascii="Arial" w:hAnsi="Arial" w:eastAsia="Malgun Gothic" w:cs="Arial"/>
               </w:rPr>
-              <w:t xml:space="preserve">A1</w:t>
+              <w:t xml:space="preserve">L1</w:t>
             </w:r>
           </w:p>
         </w:tc>
@@ -12164,7 +12193,7 @@
                 <w:szCs w:val="13"/>
                 <w:rFonts w:ascii="Arial" w:hAnsi="Arial" w:eastAsia="Malgun Gothic" w:cs="Arial"/>
               </w:rPr>
-              <w:t xml:space="preserve">A1</w:t>
+              <w:t xml:space="preserve">L1</w:t>
             </w:r>
           </w:p>
         </w:tc>
@@ -12422,7 +12451,7 @@
                 <w:szCs w:val="13"/>
                 <w:rFonts w:ascii="Arial" w:hAnsi="Arial" w:eastAsia="Malgun Gothic" w:cs="Arial"/>
               </w:rPr>
-              <w:t xml:space="preserve">A1</w:t>
+              <w:t xml:space="preserve">L1</w:t>
             </w:r>
           </w:p>
         </w:tc>
@@ -12680,7 +12709,7 @@
                 <w:szCs w:val="13"/>
                 <w:rFonts w:ascii="Arial" w:hAnsi="Arial" w:eastAsia="Malgun Gothic" w:cs="Arial"/>
               </w:rPr>
-              <w:t xml:space="preserve">A1</w:t>
+              <w:t xml:space="preserve">L1</w:t>
             </w:r>
           </w:p>
         </w:tc>
@@ -12938,7 +12967,7 @@
                 <w:szCs w:val="13"/>
                 <w:rFonts w:ascii="Arial" w:hAnsi="Arial" w:eastAsia="Malgun Gothic" w:cs="Arial"/>
               </w:rPr>
-              <w:t xml:space="preserve">A1</w:t>
+              <w:t xml:space="preserve">L1</w:t>
             </w:r>
           </w:p>
         </w:tc>
@@ -13196,7 +13225,7 @@
                 <w:szCs w:val="13"/>
                 <w:rFonts w:ascii="Arial" w:hAnsi="Arial" w:eastAsia="Malgun Gothic" w:cs="Arial"/>
               </w:rPr>
-              <w:t xml:space="preserve">A1</w:t>
+              <w:t xml:space="preserve">L1</w:t>
             </w:r>
           </w:p>
         </w:tc>
@@ -13454,7 +13483,7 @@
                 <w:szCs w:val="13"/>
                 <w:rFonts w:ascii="Arial" w:hAnsi="Arial" w:eastAsia="Malgun Gothic" w:cs="Arial"/>
               </w:rPr>
-              <w:t xml:space="preserve">A1</w:t>
+              <w:t xml:space="preserve">L1</w:t>
             </w:r>
           </w:p>
         </w:tc>
@@ -13712,7 +13741,7 @@
                 <w:szCs w:val="13"/>
                 <w:rFonts w:ascii="Arial" w:hAnsi="Arial" w:eastAsia="Malgun Gothic" w:cs="Arial"/>
               </w:rPr>
-              <w:t xml:space="preserve">A1</w:t>
+              <w:t xml:space="preserve">L1</w:t>
             </w:r>
           </w:p>
         </w:tc>
@@ -13970,7 +13999,7 @@
                 <w:szCs w:val="13"/>
                 <w:rFonts w:ascii="Arial" w:hAnsi="Arial" w:eastAsia="Malgun Gothic" w:cs="Arial"/>
               </w:rPr>
-              <w:t xml:space="preserve">A1</w:t>
+              <w:t xml:space="preserve">L1</w:t>
             </w:r>
           </w:p>
         </w:tc>
@@ -14228,7 +14257,7 @@
                 <w:szCs w:val="13"/>
                 <w:rFonts w:ascii="Arial" w:hAnsi="Arial" w:eastAsia="Malgun Gothic" w:cs="Arial"/>
               </w:rPr>
-              <w:t xml:space="preserve">A1</w:t>
+              <w:t xml:space="preserve">L1</w:t>
             </w:r>
           </w:p>
         </w:tc>
@@ -14486,7 +14515,7 @@
                 <w:szCs w:val="13"/>
                 <w:rFonts w:ascii="Arial" w:hAnsi="Arial" w:eastAsia="Malgun Gothic" w:cs="Arial"/>
               </w:rPr>
-              <w:t xml:space="preserve">A1</w:t>
+              <w:t xml:space="preserve">L1</w:t>
             </w:r>
           </w:p>
         </w:tc>
@@ -14744,7 +14773,7 @@
                 <w:szCs w:val="13"/>
                 <w:rFonts w:ascii="Arial" w:hAnsi="Arial" w:eastAsia="Malgun Gothic" w:cs="Arial"/>
               </w:rPr>
-              <w:t xml:space="preserve">A1</w:t>
+              <w:t xml:space="preserve">L1</w:t>
             </w:r>
           </w:p>
         </w:tc>
@@ -15002,7 +15031,7 @@
                 <w:szCs w:val="13"/>
                 <w:rFonts w:ascii="Arial" w:hAnsi="Arial" w:eastAsia="Malgun Gothic" w:cs="Arial"/>
               </w:rPr>
-              <w:t xml:space="preserve">A1</w:t>
+              <w:t xml:space="preserve">L1</w:t>
             </w:r>
           </w:p>
         </w:tc>
@@ -15260,7 +15289,7 @@
                 <w:szCs w:val="13"/>
                 <w:rFonts w:ascii="Arial" w:hAnsi="Arial" w:eastAsia="Malgun Gothic" w:cs="Arial"/>
               </w:rPr>
-              <w:t xml:space="preserve">A2</w:t>
+              <w:t xml:space="preserve">L1</w:t>
             </w:r>
           </w:p>
         </w:tc>
@@ -15518,7 +15547,7 @@
                 <w:szCs w:val="13"/>
                 <w:rFonts w:ascii="Arial" w:hAnsi="Arial" w:eastAsia="Malgun Gothic" w:cs="Arial"/>
               </w:rPr>
-              <w:t xml:space="preserve">A1</w:t>
+              <w:t xml:space="preserve">L1</w:t>
             </w:r>
           </w:p>
         </w:tc>
@@ -15776,7 +15805,7 @@
                 <w:szCs w:val="13"/>
                 <w:rFonts w:ascii="Arial" w:hAnsi="Arial" w:eastAsia="Malgun Gothic" w:cs="Arial"/>
               </w:rPr>
-              <w:t xml:space="preserve">A1</w:t>
+              <w:t xml:space="preserve">L1</w:t>
             </w:r>
           </w:p>
         </w:tc>
@@ -16034,7 +16063,7 @@
                 <w:szCs w:val="13"/>
                 <w:rFonts w:ascii="Arial" w:hAnsi="Arial" w:eastAsia="Malgun Gothic" w:cs="Arial"/>
               </w:rPr>
-              <w:t xml:space="preserve">A1</w:t>
+              <w:t xml:space="preserve">L1</w:t>
             </w:r>
           </w:p>
         </w:tc>
@@ -16292,7 +16321,7 @@
                 <w:szCs w:val="13"/>
                 <w:rFonts w:ascii="Arial" w:hAnsi="Arial" w:eastAsia="Malgun Gothic" w:cs="Arial"/>
               </w:rPr>
-              <w:t xml:space="preserve">A1</w:t>
+              <w:t xml:space="preserve">L1</w:t>
             </w:r>
           </w:p>
         </w:tc>
@@ -16550,7 +16579,7 @@
                 <w:szCs w:val="13"/>
                 <w:rFonts w:ascii="Arial" w:hAnsi="Arial" w:eastAsia="Malgun Gothic" w:cs="Arial"/>
               </w:rPr>
-              <w:t xml:space="preserve">A1</w:t>
+              <w:t xml:space="preserve">L1</w:t>
             </w:r>
           </w:p>
         </w:tc>
@@ -16808,7 +16837,7 @@
                 <w:szCs w:val="13"/>
                 <w:rFonts w:ascii="Arial" w:hAnsi="Arial" w:eastAsia="Malgun Gothic" w:cs="Arial"/>
               </w:rPr>
-              <w:t xml:space="preserve">A1</w:t>
+              <w:t xml:space="preserve">L1</w:t>
             </w:r>
           </w:p>
         </w:tc>
@@ -17066,7 +17095,7 @@
                 <w:szCs w:val="13"/>
                 <w:rFonts w:ascii="Arial" w:hAnsi="Arial" w:eastAsia="Malgun Gothic" w:cs="Arial"/>
               </w:rPr>
-              <w:t xml:space="preserve">A1</w:t>
+              <w:t xml:space="preserve">L1</w:t>
             </w:r>
           </w:p>
         </w:tc>
@@ -17324,7 +17353,7 @@
                 <w:szCs w:val="13"/>
                 <w:rFonts w:ascii="Arial" w:hAnsi="Arial" w:eastAsia="Malgun Gothic" w:cs="Arial"/>
               </w:rPr>
-              <w:t xml:space="preserve">A3</w:t>
+              <w:t xml:space="preserve">L2</w:t>
             </w:r>
           </w:p>
         </w:tc>
@@ -17516,7 +17545,7 @@
                 <w:szCs w:val="13"/>
                 <w:rFonts w:ascii="Arial" w:hAnsi="Arial" w:eastAsia="Malgun Gothic" w:cs="Arial"/>
               </w:rPr>
-              <w:t xml:space="preserve">3.5%</w:t>
+              <w:t xml:space="preserve">5.9%</w:t>
             </w:r>
           </w:p>
         </w:tc>
@@ -17582,7 +17611,7 @@
                 <w:szCs w:val="13"/>
                 <w:rFonts w:ascii="Arial" w:hAnsi="Arial" w:eastAsia="Malgun Gothic" w:cs="Arial"/>
               </w:rPr>
-              <w:t xml:space="preserve">A2</w:t>
+              <w:t xml:space="preserve">L1</w:t>
             </w:r>
           </w:p>
         </w:tc>
@@ -17808,7 +17837,7 @@
                 <w:szCs w:val="13"/>
                 <w:rFonts w:ascii="Arial" w:hAnsi="Arial" w:eastAsia="Malgun Gothic" w:cs="Arial"/>
               </w:rPr>
-              <w:t xml:space="preserve">롯데지주</w:t>
+              <w:t xml:space="preserve">동서</w:t>
             </w:r>
           </w:p>
         </w:tc>
@@ -17840,7 +17869,7 @@
                 <w:szCs w:val="13"/>
                 <w:rFonts w:ascii="Arial" w:hAnsi="Arial" w:eastAsia="Malgun Gothic" w:cs="Arial"/>
               </w:rPr>
-              <w:t xml:space="preserve">A3</w:t>
+              <w:t xml:space="preserve">L2</w:t>
             </w:r>
           </w:p>
         </w:tc>
@@ -17872,7 +17901,7 @@
                 <w:szCs w:val="13"/>
                 <w:rFonts w:ascii="Arial" w:hAnsi="Arial" w:eastAsia="Malgun Gothic" w:cs="Arial"/>
               </w:rPr>
-              <w:t xml:space="preserve">지주/구조조정</w:t>
+              <w:t xml:space="preserve">저유동성 우량</w:t>
             </w:r>
           </w:p>
         </w:tc>
@@ -17904,7 +17933,7 @@
                 <w:szCs w:val="13"/>
                 <w:rFonts w:ascii="Arial" w:hAnsi="Arial" w:eastAsia="Malgun Gothic" w:cs="Arial"/>
               </w:rPr>
-              <w:t xml:space="preserve">롯데 그룹 유동성·자산매각 구조조정</w:t>
+              <w:t xml:space="preserve">대주주 지분 높고 유동성 낮음</w:t>
             </w:r>
           </w:p>
         </w:tc>
@@ -17936,7 +17965,7 @@
                 <w:szCs w:val="13"/>
                 <w:rFonts w:ascii="Arial" w:hAnsi="Arial" w:eastAsia="Malgun Gothic" w:cs="Arial"/>
               </w:rPr>
-              <w:t xml:space="preserve">24,766</w:t>
+              <w:t xml:space="preserve">25,623</w:t>
             </w:r>
           </w:p>
         </w:tc>
@@ -17968,7 +17997,7 @@
                 <w:szCs w:val="13"/>
                 <w:rFonts w:ascii="Arial" w:hAnsi="Arial" w:eastAsia="Malgun Gothic" w:cs="Arial"/>
               </w:rPr>
-              <w:t xml:space="preserve">30</w:t>
+              <w:t xml:space="preserve">16</w:t>
             </w:r>
           </w:p>
         </w:tc>
@@ -18000,7 +18029,7 @@
                 <w:szCs w:val="13"/>
                 <w:rFonts w:ascii="Arial" w:hAnsi="Arial" w:eastAsia="Malgun Gothic" w:cs="Arial"/>
               </w:rPr>
-              <w:t xml:space="preserve">-6%</w:t>
+              <w:t xml:space="preserve">-4%</w:t>
             </w:r>
           </w:p>
         </w:tc>
@@ -18032,7 +18061,7 @@
                 <w:szCs w:val="13"/>
                 <w:rFonts w:ascii="Arial" w:hAnsi="Arial" w:eastAsia="Malgun Gothic" w:cs="Arial"/>
               </w:rPr>
-              <w:t xml:space="preserve">3.6%</w:t>
+              <w:t xml:space="preserve">3.1%</w:t>
             </w:r>
           </w:p>
         </w:tc>
@@ -18066,7 +18095,7 @@
                 <w:szCs w:val="13"/>
                 <w:rFonts w:ascii="Arial" w:hAnsi="Arial" w:eastAsia="Malgun Gothic" w:cs="Arial"/>
               </w:rPr>
-              <w:t xml:space="preserve">이마트</w:t>
+              <w:t xml:space="preserve">롯데지주</w:t>
             </w:r>
           </w:p>
         </w:tc>
@@ -18098,7 +18127,7 @@
                 <w:szCs w:val="13"/>
                 <w:rFonts w:ascii="Arial" w:hAnsi="Arial" w:eastAsia="Malgun Gothic" w:cs="Arial"/>
               </w:rPr>
-              <w:t xml:space="preserve">A2</w:t>
+              <w:t xml:space="preserve">L2</w:t>
             </w:r>
           </w:p>
         </w:tc>
@@ -18130,7 +18159,7 @@
                 <w:szCs w:val="13"/>
                 <w:rFonts w:ascii="Arial" w:hAnsi="Arial" w:eastAsia="Malgun Gothic" w:cs="Arial"/>
               </w:rPr>
-              <w:t xml:space="preserve">계열분리/JV</w:t>
+              <w:t xml:space="preserve">지주/구조조정</w:t>
             </w:r>
           </w:p>
         </w:tc>
@@ -18162,7 +18191,7 @@
                 <w:szCs w:val="13"/>
                 <w:rFonts w:ascii="Arial" w:hAnsi="Arial" w:eastAsia="Malgun Gothic" w:cs="Arial"/>
               </w:rPr>
-              <w:t xml:space="preserve">알리바바 JV·계열분리. 저PBR</w:t>
+              <w:t xml:space="preserve">롯데 그룹 유동성·자산매각 구조조정</w:t>
             </w:r>
           </w:p>
         </w:tc>
@@ -18194,7 +18223,7 @@
                 <w:szCs w:val="13"/>
                 <w:rFonts w:ascii="Arial" w:hAnsi="Arial" w:eastAsia="Malgun Gothic" w:cs="Arial"/>
               </w:rPr>
-              <w:t xml:space="preserve">20,366</w:t>
+              <w:t xml:space="preserve">24,766</w:t>
             </w:r>
           </w:p>
         </w:tc>
@@ -18226,7 +18255,7 @@
                 <w:szCs w:val="13"/>
                 <w:rFonts w:ascii="Arial" w:hAnsi="Arial" w:eastAsia="Malgun Gothic" w:cs="Arial"/>
               </w:rPr>
-              <w:t xml:space="preserve">92</w:t>
+              <w:t xml:space="preserve">30</w:t>
             </w:r>
           </w:p>
         </w:tc>
@@ -18258,7 +18287,7 @@
                 <w:szCs w:val="13"/>
                 <w:rFonts w:ascii="Arial" w:hAnsi="Arial" w:eastAsia="Malgun Gothic" w:cs="Arial"/>
               </w:rPr>
-              <w:t xml:space="preserve">-9%</w:t>
+              <w:t xml:space="preserve">-6%</w:t>
             </w:r>
           </w:p>
         </w:tc>
@@ -18290,7 +18319,7 @@
                 <w:szCs w:val="13"/>
                 <w:rFonts w:ascii="Arial" w:hAnsi="Arial" w:eastAsia="Malgun Gothic" w:cs="Arial"/>
               </w:rPr>
-              <w:t xml:space="preserve">6.0%</w:t>
+              <w:t xml:space="preserve">5.9%</w:t>
             </w:r>
           </w:p>
         </w:tc>
@@ -18324,7 +18353,7 @@
                 <w:szCs w:val="13"/>
                 <w:rFonts w:ascii="Arial" w:hAnsi="Arial" w:eastAsia="Malgun Gothic" w:cs="Arial"/>
               </w:rPr>
-              <w:t xml:space="preserve">롯데렌탈</w:t>
+              <w:t xml:space="preserve">이마트</w:t>
             </w:r>
           </w:p>
         </w:tc>
@@ -18356,7 +18385,7 @@
                 <w:szCs w:val="13"/>
                 <w:rFonts w:ascii="Arial" w:hAnsi="Arial" w:eastAsia="Malgun Gothic" w:cs="Arial"/>
               </w:rPr>
-              <w:t xml:space="preserve">A3</w:t>
+              <w:t xml:space="preserve">L1</w:t>
             </w:r>
           </w:p>
         </w:tc>
@@ -18388,7 +18417,7 @@
                 <w:szCs w:val="13"/>
                 <w:rFonts w:ascii="Arial" w:hAnsi="Arial" w:eastAsia="Malgun Gothic" w:cs="Arial"/>
               </w:rPr>
-              <w:t xml:space="preserve">PE인수/공개매수</w:t>
+              <w:t xml:space="preserve">계열분리/JV</w:t>
             </w:r>
           </w:p>
         </w:tc>
@@ -18420,7 +18449,7 @@
                 <w:szCs w:val="13"/>
                 <w:rFonts w:ascii="Arial" w:hAnsi="Arial" w:eastAsia="Malgun Gothic" w:cs="Arial"/>
               </w:rPr>
-              <w:t xml:space="preserve">어피너티 인수(2025) 후 잔여지분 공개매수/상폐 가능성. YTD +68%·거래대금 급증</w:t>
+              <w:t xml:space="preserve">알리바바 JV·계열분리. 저PBR</w:t>
             </w:r>
           </w:p>
         </w:tc>
@@ -18452,7 +18481,7 @@
                 <w:szCs w:val="13"/>
                 <w:rFonts w:ascii="Arial" w:hAnsi="Arial" w:eastAsia="Malgun Gothic" w:cs="Arial"/>
               </w:rPr>
-              <w:t xml:space="preserve">18,300</w:t>
+              <w:t xml:space="preserve">20,366</w:t>
             </w:r>
           </w:p>
         </w:tc>
@@ -18484,7 +18513,7 @@
                 <w:szCs w:val="13"/>
                 <w:rFonts w:ascii="Arial" w:hAnsi="Arial" w:eastAsia="Malgun Gothic" w:cs="Arial"/>
               </w:rPr>
-              <w:t xml:space="preserve">90</w:t>
+              <w:t xml:space="preserve">92</w:t>
             </w:r>
           </w:p>
         </w:tc>
@@ -18516,7 +18545,7 @@
                 <w:szCs w:val="13"/>
                 <w:rFonts w:ascii="Arial" w:hAnsi="Arial" w:eastAsia="Malgun Gothic" w:cs="Arial"/>
               </w:rPr>
-              <w:t xml:space="preserve">+60%</w:t>
+              <w:t xml:space="preserve">-9%</w:t>
             </w:r>
           </w:p>
         </w:tc>
@@ -18548,7 +18577,7 @@
                 <w:szCs w:val="13"/>
                 <w:rFonts w:ascii="Arial" w:hAnsi="Arial" w:eastAsia="Malgun Gothic" w:cs="Arial"/>
               </w:rPr>
-              <w:t xml:space="preserve">5.7%</w:t>
+              <w:t xml:space="preserve">6.0%</w:t>
             </w:r>
           </w:p>
         </w:tc>
@@ -18582,7 +18611,7 @@
                 <w:szCs w:val="13"/>
                 <w:rFonts w:ascii="Arial" w:hAnsi="Arial" w:eastAsia="Malgun Gothic" w:cs="Arial"/>
               </w:rPr>
-              <w:t xml:space="preserve">셀트리온제약</w:t>
+              <w:t xml:space="preserve">롯데렌탈</w:t>
             </w:r>
           </w:p>
         </w:tc>
@@ -18614,7 +18643,7 @@
                 <w:szCs w:val="13"/>
                 <w:rFonts w:ascii="Arial" w:hAnsi="Arial" w:eastAsia="Malgun Gothic" w:cs="Arial"/>
               </w:rPr>
-              <w:t xml:space="preserve">A3</w:t>
+              <w:t xml:space="preserve">L1</w:t>
             </w:r>
           </w:p>
         </w:tc>
@@ -18646,7 +18675,7 @@
                 <w:szCs w:val="13"/>
                 <w:rFonts w:ascii="Arial" w:hAnsi="Arial" w:eastAsia="Malgun Gothic" w:cs="Arial"/>
               </w:rPr>
-              <w:t xml:space="preserve">합병</w:t>
+              <w:t xml:space="preserve">PE인수/공개매수</w:t>
             </w:r>
           </w:p>
         </w:tc>
@@ -18678,7 +18707,7 @@
                 <w:szCs w:val="13"/>
                 <w:rFonts w:ascii="Arial" w:hAnsi="Arial" w:eastAsia="Malgun Gothic" w:cs="Arial"/>
               </w:rPr>
-              <w:t xml:space="preserve">셀트리온 합병 대상 논의</w:t>
+              <w:t xml:space="preserve">어피너티 인수(2025) 후 잔여지분 공개매수/상폐 가능성. YTD +68%·거래대금 급증</w:t>
             </w:r>
           </w:p>
         </w:tc>
@@ -18710,7 +18739,7 @@
                 <w:szCs w:val="13"/>
                 <w:rFonts w:ascii="Arial" w:hAnsi="Arial" w:eastAsia="Malgun Gothic" w:cs="Arial"/>
               </w:rPr>
-              <w:t xml:space="preserve">18,138</w:t>
+              <w:t xml:space="preserve">18,300</w:t>
             </w:r>
           </w:p>
         </w:tc>
@@ -18742,7 +18771,7 @@
                 <w:szCs w:val="13"/>
                 <w:rFonts w:ascii="Arial" w:hAnsi="Arial" w:eastAsia="Malgun Gothic" w:cs="Arial"/>
               </w:rPr>
-              <w:t xml:space="preserve">34</w:t>
+              <w:t xml:space="preserve">90</w:t>
             </w:r>
           </w:p>
         </w:tc>
@@ -18774,7 +18803,7 @@
                 <w:szCs w:val="13"/>
                 <w:rFonts w:ascii="Arial" w:hAnsi="Arial" w:eastAsia="Malgun Gothic" w:cs="Arial"/>
               </w:rPr>
-              <w:t xml:space="preserve">-30%</w:t>
+              <w:t xml:space="preserve">+60%</w:t>
             </w:r>
           </w:p>
         </w:tc>
@@ -18806,7 +18835,7 @@
                 <w:szCs w:val="13"/>
                 <w:rFonts w:ascii="Arial" w:hAnsi="Arial" w:eastAsia="Malgun Gothic" w:cs="Arial"/>
               </w:rPr>
-              <w:t xml:space="preserve">4.1%</w:t>
+              <w:t xml:space="preserve">6.0%</w:t>
             </w:r>
           </w:p>
         </w:tc>
@@ -18840,7 +18869,7 @@
                 <w:szCs w:val="13"/>
                 <w:rFonts w:ascii="Arial" w:hAnsi="Arial" w:eastAsia="Malgun Gothic" w:cs="Arial"/>
               </w:rPr>
-              <w:t xml:space="preserve">두산우</w:t>
+              <w:t xml:space="preserve">셀트리온제약</w:t>
             </w:r>
           </w:p>
         </w:tc>
@@ -18872,7 +18901,7 @@
                 <w:szCs w:val="13"/>
                 <w:rFonts w:ascii="Arial" w:hAnsi="Arial" w:eastAsia="Malgun Gothic" w:cs="Arial"/>
               </w:rPr>
-              <w:t xml:space="preserve">A3</w:t>
+              <w:t xml:space="preserve">L1</w:t>
             </w:r>
           </w:p>
         </w:tc>
@@ -18904,7 +18933,7 @@
                 <w:szCs w:val="13"/>
                 <w:rFonts w:ascii="Arial" w:hAnsi="Arial" w:eastAsia="Malgun Gothic" w:cs="Arial"/>
               </w:rPr>
-              <w:t xml:space="preserve">우선주</w:t>
+              <w:t xml:space="preserve">합병</w:t>
             </w:r>
           </w:p>
         </w:tc>
@@ -18936,7 +18965,7 @@
                 <w:szCs w:val="13"/>
                 <w:rFonts w:ascii="Arial" w:hAnsi="Arial" w:eastAsia="Malgun Gothic" w:cs="Arial"/>
               </w:rPr>
-              <w:t xml:space="preserve">두산 우선주 괴리율 -64%</w:t>
+              <w:t xml:space="preserve">셀트리온 합병 대상 논의</w:t>
             </w:r>
           </w:p>
         </w:tc>
@@ -18968,7 +18997,7 @@
                 <w:szCs w:val="13"/>
                 <w:rFonts w:ascii="Arial" w:hAnsi="Arial" w:eastAsia="Malgun Gothic" w:cs="Arial"/>
               </w:rPr>
-              <w:t xml:space="preserve">15,966</w:t>
+              <w:t xml:space="preserve">18,138</w:t>
             </w:r>
           </w:p>
         </w:tc>
@@ -19000,7 +19029,7 @@
                 <w:szCs w:val="13"/>
                 <w:rFonts w:ascii="Arial" w:hAnsi="Arial" w:eastAsia="Malgun Gothic" w:cs="Arial"/>
               </w:rPr>
-              <w:t xml:space="preserve">31</w:t>
+              <w:t xml:space="preserve">34</w:t>
             </w:r>
           </w:p>
         </w:tc>
@@ -19032,7 +19061,7 @@
                 <w:szCs w:val="13"/>
                 <w:rFonts w:ascii="Arial" w:hAnsi="Arial" w:eastAsia="Malgun Gothic" w:cs="Arial"/>
               </w:rPr>
-              <w:t xml:space="preserve">-15%</w:t>
+              <w:t xml:space="preserve">-30%</w:t>
             </w:r>
           </w:p>
         </w:tc>
@@ -19064,7 +19093,7 @@
                 <w:szCs w:val="13"/>
                 <w:rFonts w:ascii="Arial" w:hAnsi="Arial" w:eastAsia="Malgun Gothic" w:cs="Arial"/>
               </w:rPr>
-              <w:t xml:space="preserve">3.7%</w:t>
+              <w:t xml:space="preserve">6.0%</w:t>
             </w:r>
           </w:p>
         </w:tc>
@@ -19098,7 +19127,7 @@
                 <w:szCs w:val="13"/>
                 <w:rFonts w:ascii="Arial" w:hAnsi="Arial" w:eastAsia="Malgun Gothic" w:cs="Arial"/>
               </w:rPr>
-              <w:t xml:space="preserve">오리온홀딩스</w:t>
+              <w:t xml:space="preserve">아시아나항공</w:t>
             </w:r>
           </w:p>
         </w:tc>
@@ -19130,7 +19159,7 @@
                 <w:szCs w:val="13"/>
                 <w:rFonts w:ascii="Arial" w:hAnsi="Arial" w:eastAsia="Malgun Gothic" w:cs="Arial"/>
               </w:rPr>
-              <w:t xml:space="preserve">A3</w:t>
+              <w:t xml:space="preserve">L3</w:t>
             </w:r>
           </w:p>
         </w:tc>
@@ -19162,7 +19191,7 @@
                 <w:szCs w:val="13"/>
                 <w:rFonts w:ascii="Arial" w:hAnsi="Arial" w:eastAsia="Malgun Gothic" w:cs="Arial"/>
               </w:rPr>
-              <w:t xml:space="preserve">지주/NAV</w:t>
+              <w:t xml:space="preserve">합병/상폐</w:t>
             </w:r>
           </w:p>
         </w:tc>
@@ -19194,7 +19223,7 @@
                 <w:szCs w:val="13"/>
                 <w:rFonts w:ascii="Arial" w:hAnsi="Arial" w:eastAsia="Malgun Gothic" w:cs="Arial"/>
               </w:rPr>
-              <w:t xml:space="preserve">오리온 지분 NAV 디스카운트. 저유동성</w:t>
+              <w:t xml:space="preserve">대한항공 자회사 편입. 합병·상폐 일정 확인</w:t>
             </w:r>
           </w:p>
         </w:tc>
@@ -19226,7 +19255,7 @@
                 <w:szCs w:val="13"/>
                 <w:rFonts w:ascii="Arial" w:hAnsi="Arial" w:eastAsia="Malgun Gothic" w:cs="Arial"/>
               </w:rPr>
-              <w:t xml:space="preserve">15,220</w:t>
+              <w:t xml:space="preserve">16,026</w:t>
             </w:r>
           </w:p>
         </w:tc>
@@ -19258,7 +19287,7 @@
                 <w:szCs w:val="13"/>
                 <w:rFonts w:ascii="Arial" w:hAnsi="Arial" w:eastAsia="Malgun Gothic" w:cs="Arial"/>
               </w:rPr>
-              <w:t xml:space="preserve">19</w:t>
+              <w:t xml:space="preserve">9</w:t>
             </w:r>
           </w:p>
         </w:tc>
@@ -19290,7 +19319,7 @@
                 <w:szCs w:val="13"/>
                 <w:rFonts w:ascii="Arial" w:hAnsi="Arial" w:eastAsia="Malgun Gothic" w:cs="Arial"/>
               </w:rPr>
-              <w:t xml:space="preserve">+22%</w:t>
+              <w:t xml:space="preserve">-1%</w:t>
             </w:r>
           </w:p>
         </w:tc>
@@ -19322,7 +19351,7 @@
                 <w:szCs w:val="13"/>
                 <w:rFonts w:ascii="Arial" w:hAnsi="Arial" w:eastAsia="Malgun Gothic" w:cs="Arial"/>
               </w:rPr>
-              <w:t xml:space="preserve">2.3%</w:t>
+              <w:t xml:space="preserve">1.8%</w:t>
             </w:r>
           </w:p>
         </w:tc>
@@ -19356,7 +19385,7 @@
                 <w:szCs w:val="13"/>
                 <w:rFonts w:ascii="Arial" w:hAnsi="Arial" w:eastAsia="Malgun Gothic" w:cs="Arial"/>
               </w:rPr>
-              <w:t xml:space="preserve">삼성전기우</w:t>
+              <w:t xml:space="preserve">두산우</w:t>
             </w:r>
           </w:p>
         </w:tc>
@@ -19388,7 +19417,7 @@
                 <w:szCs w:val="13"/>
                 <w:rFonts w:ascii="Arial" w:hAnsi="Arial" w:eastAsia="Malgun Gothic" w:cs="Arial"/>
               </w:rPr>
-              <w:t xml:space="preserve">A1</w:t>
+              <w:t xml:space="preserve">L1</w:t>
             </w:r>
           </w:p>
         </w:tc>
@@ -19452,7 +19481,7 @@
                 <w:szCs w:val="13"/>
                 <w:rFonts w:ascii="Arial" w:hAnsi="Arial" w:eastAsia="Malgun Gothic" w:cs="Arial"/>
               </w:rPr>
-              <w:t xml:space="preserve">삼성전기 우선주 괴리율 -63%, 유동성 양호</w:t>
+              <w:t xml:space="preserve">두산 우선주 괴리율 -64%</w:t>
             </w:r>
           </w:p>
         </w:tc>
@@ -19484,7 +19513,7 @@
                 <w:szCs w:val="13"/>
                 <w:rFonts w:ascii="Arial" w:hAnsi="Arial" w:eastAsia="Malgun Gothic" w:cs="Arial"/>
               </w:rPr>
-              <w:t xml:space="preserve">14,361</w:t>
+              <w:t xml:space="preserve">15,966</w:t>
             </w:r>
           </w:p>
         </w:tc>
@@ -19516,7 +19545,7 @@
                 <w:szCs w:val="13"/>
                 <w:rFonts w:ascii="Arial" w:hAnsi="Arial" w:eastAsia="Malgun Gothic" w:cs="Arial"/>
               </w:rPr>
-              <w:t xml:space="preserve">181</w:t>
+              <w:t xml:space="preserve">31</w:t>
             </w:r>
           </w:p>
         </w:tc>
@@ -19548,7 +19577,7 @@
                 <w:szCs w:val="13"/>
                 <w:rFonts w:ascii="Arial" w:hAnsi="Arial" w:eastAsia="Malgun Gothic" w:cs="Arial"/>
               </w:rPr>
-              <w:t xml:space="preserve">+326%</w:t>
+              <w:t xml:space="preserve">-15%</w:t>
             </w:r>
           </w:p>
         </w:tc>
@@ -19614,7 +19643,7 @@
                 <w:szCs w:val="13"/>
                 <w:rFonts w:ascii="Arial" w:hAnsi="Arial" w:eastAsia="Malgun Gothic" w:cs="Arial"/>
               </w:rPr>
-              <w:t xml:space="preserve">미래에셋증권2우B</w:t>
+              <w:t xml:space="preserve">오리온홀딩스</w:t>
             </w:r>
           </w:p>
         </w:tc>
@@ -19646,7 +19675,7 @@
                 <w:szCs w:val="13"/>
                 <w:rFonts w:ascii="Arial" w:hAnsi="Arial" w:eastAsia="Malgun Gothic" w:cs="Arial"/>
               </w:rPr>
-              <w:t xml:space="preserve">A3</w:t>
+              <w:t xml:space="preserve">L2</w:t>
             </w:r>
           </w:p>
         </w:tc>
@@ -19678,7 +19707,7 @@
                 <w:szCs w:val="13"/>
                 <w:rFonts w:ascii="Arial" w:hAnsi="Arial" w:eastAsia="Malgun Gothic" w:cs="Arial"/>
               </w:rPr>
-              <w:t xml:space="preserve">우선주</w:t>
+              <w:t xml:space="preserve">지주/NAV</w:t>
             </w:r>
           </w:p>
         </w:tc>
@@ -19710,7 +19739,7 @@
                 <w:szCs w:val="13"/>
                 <w:rFonts w:ascii="Arial" w:hAnsi="Arial" w:eastAsia="Malgun Gothic" w:cs="Arial"/>
               </w:rPr>
-              <w:t xml:space="preserve">미래에셋증권 2우B 괴리율 -68%</w:t>
+              <w:t xml:space="preserve">오리온 지분 NAV 디스카운트. 저유동성</w:t>
             </w:r>
           </w:p>
         </w:tc>
@@ -19742,7 +19771,7 @@
                 <w:szCs w:val="13"/>
                 <w:rFonts w:ascii="Arial" w:hAnsi="Arial" w:eastAsia="Malgun Gothic" w:cs="Arial"/>
               </w:rPr>
-              <w:t xml:space="preserve">13,554</w:t>
+              <w:t xml:space="preserve">15,220</w:t>
             </w:r>
           </w:p>
         </w:tc>
@@ -19774,7 +19803,7 @@
                 <w:szCs w:val="13"/>
                 <w:rFonts w:ascii="Arial" w:hAnsi="Arial" w:eastAsia="Malgun Gothic" w:cs="Arial"/>
               </w:rPr>
-              <w:t xml:space="preserve">21</w:t>
+              <w:t xml:space="preserve">19</w:t>
             </w:r>
           </w:p>
         </w:tc>
@@ -19806,7 +19835,7 @@
                 <w:szCs w:val="13"/>
                 <w:rFonts w:ascii="Arial" w:hAnsi="Arial" w:eastAsia="Malgun Gothic" w:cs="Arial"/>
               </w:rPr>
-              <w:t xml:space="preserve">-3%</w:t>
+              <w:t xml:space="preserve">+22%</w:t>
             </w:r>
           </w:p>
         </w:tc>
@@ -19838,7 +19867,7 @@
                 <w:szCs w:val="13"/>
                 <w:rFonts w:ascii="Arial" w:hAnsi="Arial" w:eastAsia="Malgun Gothic" w:cs="Arial"/>
               </w:rPr>
-              <w:t xml:space="preserve">2.6%</w:t>
+              <w:t xml:space="preserve">3.8%</w:t>
             </w:r>
           </w:p>
         </w:tc>
@@ -19872,7 +19901,7 @@
                 <w:szCs w:val="13"/>
                 <w:rFonts w:ascii="Arial" w:hAnsi="Arial" w:eastAsia="Malgun Gothic" w:cs="Arial"/>
               </w:rPr>
-              <w:t xml:space="preserve">LG전자우</w:t>
+              <w:t xml:space="preserve">삼성전기우</w:t>
             </w:r>
           </w:p>
         </w:tc>
@@ -19904,7 +19933,7 @@
                 <w:szCs w:val="13"/>
                 <w:rFonts w:ascii="Arial" w:hAnsi="Arial" w:eastAsia="Malgun Gothic" w:cs="Arial"/>
               </w:rPr>
-              <w:t xml:space="preserve">A2</w:t>
+              <w:t xml:space="preserve">L1</w:t>
             </w:r>
           </w:p>
         </w:tc>
@@ -19968,7 +19997,7 @@
                 <w:szCs w:val="13"/>
                 <w:rFonts w:ascii="Arial" w:hAnsi="Arial" w:eastAsia="Malgun Gothic" w:cs="Arial"/>
               </w:rPr>
-              <w:t xml:space="preserve">LG전자 우선주 괴리율 -63%</w:t>
+              <w:t xml:space="preserve">삼성전기 우선주 괴리율 -63%, 유동성 양호</w:t>
             </w:r>
           </w:p>
         </w:tc>
@@ -20000,7 +20029,7 @@
                 <w:szCs w:val="13"/>
                 <w:rFonts w:ascii="Arial" w:hAnsi="Arial" w:eastAsia="Malgun Gothic" w:cs="Arial"/>
               </w:rPr>
-              <w:t xml:space="preserve">12,697</w:t>
+              <w:t xml:space="preserve">14,361</w:t>
             </w:r>
           </w:p>
         </w:tc>
@@ -20032,7 +20061,7 @@
                 <w:szCs w:val="13"/>
                 <w:rFonts w:ascii="Arial" w:hAnsi="Arial" w:eastAsia="Malgun Gothic" w:cs="Arial"/>
               </w:rPr>
-              <w:t xml:space="preserve">59</w:t>
+              <w:t xml:space="preserve">181</w:t>
             </w:r>
           </w:p>
         </w:tc>
@@ -20064,7 +20093,7 @@
                 <w:szCs w:val="13"/>
                 <w:rFonts w:ascii="Arial" w:hAnsi="Arial" w:eastAsia="Malgun Gothic" w:cs="Arial"/>
               </w:rPr>
-              <w:t xml:space="preserve">+52%</w:t>
+              <w:t xml:space="preserve">+326%</w:t>
             </w:r>
           </w:p>
         </w:tc>
@@ -20130,7 +20159,7 @@
                 <w:szCs w:val="13"/>
                 <w:rFonts w:ascii="Arial" w:hAnsi="Arial" w:eastAsia="Malgun Gothic" w:cs="Arial"/>
               </w:rPr>
-              <w:t xml:space="preserve">코미코</w:t>
+              <w:t xml:space="preserve">미래에셋증권2우B</w:t>
             </w:r>
           </w:p>
         </w:tc>
@@ -20162,7 +20191,7 @@
                 <w:szCs w:val="13"/>
                 <w:rFonts w:ascii="Arial" w:hAnsi="Arial" w:eastAsia="Malgun Gothic" w:cs="Arial"/>
               </w:rPr>
-              <w:t xml:space="preserve">A1</w:t>
+              <w:t xml:space="preserve">L2</w:t>
             </w:r>
           </w:p>
         </w:tc>
@@ -20194,7 +20223,7 @@
                 <w:szCs w:val="13"/>
                 <w:rFonts w:ascii="Arial" w:hAnsi="Arial" w:eastAsia="Malgun Gothic" w:cs="Arial"/>
               </w:rPr>
-              <w:t xml:space="preserve">분할/자본변동</w:t>
+              <w:t xml:space="preserve">우선주</w:t>
             </w:r>
           </w:p>
         </w:tc>
@@ -20226,7 +20255,7 @@
                 <w:szCs w:val="13"/>
                 <w:rFonts w:ascii="Arial" w:hAnsi="Arial" w:eastAsia="Malgun Gothic" w:cs="Arial"/>
               </w:rPr>
-              <w:t xml:space="preserve">2026 주식수 급변 2회·거래정지 이력. 분할/합병 구조 확인</w:t>
+              <w:t xml:space="preserve">미래에셋증권 2우B 괴리율 -68%</w:t>
             </w:r>
           </w:p>
         </w:tc>
@@ -20258,7 +20287,7 @@
                 <w:szCs w:val="13"/>
                 <w:rFonts w:ascii="Arial" w:hAnsi="Arial" w:eastAsia="Malgun Gothic" w:cs="Arial"/>
               </w:rPr>
-              <w:t xml:space="preserve">12,481</w:t>
+              <w:t xml:space="preserve">13,554</w:t>
             </w:r>
           </w:p>
         </w:tc>
@@ -20290,7 +20319,7 @@
                 <w:szCs w:val="13"/>
                 <w:rFonts w:ascii="Arial" w:hAnsi="Arial" w:eastAsia="Malgun Gothic" w:cs="Arial"/>
               </w:rPr>
-              <w:t xml:space="preserve">142</w:t>
+              <w:t xml:space="preserve">21</w:t>
             </w:r>
           </w:p>
         </w:tc>
@@ -20322,7 +20351,7 @@
                 <w:szCs w:val="13"/>
                 <w:rFonts w:ascii="Arial" w:hAnsi="Arial" w:eastAsia="Malgun Gothic" w:cs="Arial"/>
               </w:rPr>
-              <w:t xml:space="preserve">+35%</w:t>
+              <w:t xml:space="preserve">-3%</w:t>
             </w:r>
           </w:p>
         </w:tc>
@@ -20354,7 +20383,7 @@
                 <w:szCs w:val="13"/>
                 <w:rFonts w:ascii="Arial" w:hAnsi="Arial" w:eastAsia="Malgun Gothic" w:cs="Arial"/>
               </w:rPr>
-              <w:t xml:space="preserve">6.0%</w:t>
+              <w:t xml:space="preserve">4.3%</w:t>
             </w:r>
           </w:p>
         </w:tc>
@@ -20388,7 +20417,7 @@
                 <w:szCs w:val="13"/>
                 <w:rFonts w:ascii="Arial" w:hAnsi="Arial" w:eastAsia="Malgun Gothic" w:cs="Arial"/>
               </w:rPr>
-              <w:t xml:space="preserve">금호건설</w:t>
+              <w:t xml:space="preserve">LG전자우</w:t>
             </w:r>
           </w:p>
         </w:tc>
@@ -20420,7 +20449,7 @@
                 <w:szCs w:val="13"/>
                 <w:rFonts w:ascii="Arial" w:hAnsi="Arial" w:eastAsia="Malgun Gothic" w:cs="Arial"/>
               </w:rPr>
-              <w:t xml:space="preserve">B</w:t>
+              <w:t xml:space="preserve">L1</w:t>
             </w:r>
           </w:p>
         </w:tc>
@@ -20452,7 +20481,7 @@
                 <w:szCs w:val="13"/>
                 <w:rFonts w:ascii="Arial" w:hAnsi="Arial" w:eastAsia="Malgun Gothic" w:cs="Arial"/>
               </w:rPr>
-              <w:t xml:space="preserve">급등/거래대금</w:t>
+              <w:t xml:space="preserve">우선주</w:t>
             </w:r>
           </w:p>
         </w:tc>
@@ -20484,7 +20513,7 @@
                 <w:szCs w:val="13"/>
                 <w:rFonts w:ascii="Arial" w:hAnsi="Arial" w:eastAsia="Malgun Gothic" w:cs="Arial"/>
               </w:rPr>
-              <w:t xml:space="preserve">YTD +290%·±15%일 7회. 건설주 테마 과열, Short cap -4%</w:t>
+              <w:t xml:space="preserve">LG전자 우선주 괴리율 -63%</w:t>
             </w:r>
           </w:p>
         </w:tc>
@@ -20516,7 +20545,7 @@
                 <w:szCs w:val="13"/>
                 <w:rFonts w:ascii="Arial" w:hAnsi="Arial" w:eastAsia="Malgun Gothic" w:cs="Arial"/>
               </w:rPr>
-              <w:t xml:space="preserve">6,152</w:t>
+              <w:t xml:space="preserve">12,697</w:t>
             </w:r>
           </w:p>
         </w:tc>
@@ -20548,7 +20577,7 @@
                 <w:szCs w:val="13"/>
                 <w:rFonts w:ascii="Arial" w:hAnsi="Arial" w:eastAsia="Malgun Gothic" w:cs="Arial"/>
               </w:rPr>
-              <w:t xml:space="preserve">2,095</w:t>
+              <w:t xml:space="preserve">59</w:t>
             </w:r>
           </w:p>
         </w:tc>
@@ -20580,7 +20609,7 @@
                 <w:szCs w:val="13"/>
                 <w:rFonts w:ascii="Arial" w:hAnsi="Arial" w:eastAsia="Malgun Gothic" w:cs="Arial"/>
               </w:rPr>
-              <w:t xml:space="preserve">+314%</w:t>
+              <w:t xml:space="preserve">+52%</w:t>
             </w:r>
           </w:p>
         </w:tc>
@@ -20646,6 +20675,1296 @@
                 <w:szCs w:val="13"/>
                 <w:rFonts w:ascii="Arial" w:hAnsi="Arial" w:eastAsia="Malgun Gothic" w:cs="Arial"/>
               </w:rPr>
+              <w:t xml:space="preserve">코미코</w:t>
+            </w:r>
+          </w:p>
+        </w:tc>
+        <w:tc>
+          <w:tcPr>
+            <w:tcW w:type="dxa" w:w="450"/>
+            <w:tcBorders>
+              <w:top w:val="single" w:color="BFBFBF" w:sz="4"/>
+              <w:left w:val="single" w:color="BFBFBF" w:sz="4"/>
+              <w:bottom w:val="single" w:color="BFBFBF" w:sz="4"/>
+              <w:right w:val="single" w:color="BFBFBF" w:sz="4"/>
+            </w:tcBorders>
+            <w:tcMar>
+              <w:top w:type="dxa" w:w="30"/>
+              <w:left w:type="dxa" w:w="60"/>
+              <w:bottom w:type="dxa" w:w="30"/>
+              <w:right w:type="dxa" w:w="60"/>
+            </w:tcMar>
+          </w:tcPr>
+          <w:p>
+            <w:pPr>
+              <w:spacing w:after="0"/>
+            </w:pPr>
+            <w:r>
+              <w:rPr>
+                <w:b w:val="false"/>
+                <w:bCs w:val="false"/>
+                <w:sz w:val="13"/>
+                <w:szCs w:val="13"/>
+                <w:rFonts w:ascii="Arial" w:hAnsi="Arial" w:eastAsia="Malgun Gothic" w:cs="Arial"/>
+              </w:rPr>
+              <w:t xml:space="preserve">L1</w:t>
+            </w:r>
+          </w:p>
+        </w:tc>
+        <w:tc>
+          <w:tcPr>
+            <w:tcW w:type="dxa" w:w="1000"/>
+            <w:tcBorders>
+              <w:top w:val="single" w:color="BFBFBF" w:sz="4"/>
+              <w:left w:val="single" w:color="BFBFBF" w:sz="4"/>
+              <w:bottom w:val="single" w:color="BFBFBF" w:sz="4"/>
+              <w:right w:val="single" w:color="BFBFBF" w:sz="4"/>
+            </w:tcBorders>
+            <w:tcMar>
+              <w:top w:type="dxa" w:w="30"/>
+              <w:left w:type="dxa" w:w="60"/>
+              <w:bottom w:type="dxa" w:w="30"/>
+              <w:right w:type="dxa" w:w="60"/>
+            </w:tcMar>
+          </w:tcPr>
+          <w:p>
+            <w:pPr>
+              <w:spacing w:after="0"/>
+            </w:pPr>
+            <w:r>
+              <w:rPr>
+                <w:b w:val="false"/>
+                <w:bCs w:val="false"/>
+                <w:sz w:val="13"/>
+                <w:szCs w:val="13"/>
+                <w:rFonts w:ascii="Arial" w:hAnsi="Arial" w:eastAsia="Malgun Gothic" w:cs="Arial"/>
+              </w:rPr>
+              <w:t xml:space="preserve">분할/자본변동</w:t>
+            </w:r>
+          </w:p>
+        </w:tc>
+        <w:tc>
+          <w:tcPr>
+            <w:tcW w:type="dxa" w:w="3600"/>
+            <w:tcBorders>
+              <w:top w:val="single" w:color="BFBFBF" w:sz="4"/>
+              <w:left w:val="single" w:color="BFBFBF" w:sz="4"/>
+              <w:bottom w:val="single" w:color="BFBFBF" w:sz="4"/>
+              <w:right w:val="single" w:color="BFBFBF" w:sz="4"/>
+            </w:tcBorders>
+            <w:tcMar>
+              <w:top w:type="dxa" w:w="30"/>
+              <w:left w:type="dxa" w:w="60"/>
+              <w:bottom w:type="dxa" w:w="30"/>
+              <w:right w:type="dxa" w:w="60"/>
+            </w:tcMar>
+          </w:tcPr>
+          <w:p>
+            <w:pPr>
+              <w:spacing w:after="0"/>
+            </w:pPr>
+            <w:r>
+              <w:rPr>
+                <w:b w:val="false"/>
+                <w:bCs w:val="false"/>
+                <w:sz w:val="13"/>
+                <w:szCs w:val="13"/>
+                <w:rFonts w:ascii="Arial" w:hAnsi="Arial" w:eastAsia="Malgun Gothic" w:cs="Arial"/>
+              </w:rPr>
+              <w:t xml:space="preserve">2026 주식수 급변 2회·거래정지 이력. 분할/합병 구조 확인</w:t>
+            </w:r>
+          </w:p>
+        </w:tc>
+        <w:tc>
+          <w:tcPr>
+            <w:tcW w:type="dxa" w:w="800"/>
+            <w:tcBorders>
+              <w:top w:val="single" w:color="BFBFBF" w:sz="4"/>
+              <w:left w:val="single" w:color="BFBFBF" w:sz="4"/>
+              <w:bottom w:val="single" w:color="BFBFBF" w:sz="4"/>
+              <w:right w:val="single" w:color="BFBFBF" w:sz="4"/>
+            </w:tcBorders>
+            <w:tcMar>
+              <w:top w:type="dxa" w:w="30"/>
+              <w:left w:type="dxa" w:w="60"/>
+              <w:bottom w:type="dxa" w:w="30"/>
+              <w:right w:type="dxa" w:w="60"/>
+            </w:tcMar>
+          </w:tcPr>
+          <w:p>
+            <w:pPr>
+              <w:spacing w:after="0"/>
+            </w:pPr>
+            <w:r>
+              <w:rPr>
+                <w:b w:val="false"/>
+                <w:bCs w:val="false"/>
+                <w:sz w:val="13"/>
+                <w:szCs w:val="13"/>
+                <w:rFonts w:ascii="Arial" w:hAnsi="Arial" w:eastAsia="Malgun Gothic" w:cs="Arial"/>
+              </w:rPr>
+              <w:t xml:space="preserve">12,481</w:t>
+            </w:r>
+          </w:p>
+        </w:tc>
+        <w:tc>
+          <w:tcPr>
+            <w:tcW w:type="dxa" w:w="700"/>
+            <w:tcBorders>
+              <w:top w:val="single" w:color="BFBFBF" w:sz="4"/>
+              <w:left w:val="single" w:color="BFBFBF" w:sz="4"/>
+              <w:bottom w:val="single" w:color="BFBFBF" w:sz="4"/>
+              <w:right w:val="single" w:color="BFBFBF" w:sz="4"/>
+            </w:tcBorders>
+            <w:tcMar>
+              <w:top w:type="dxa" w:w="30"/>
+              <w:left w:type="dxa" w:w="60"/>
+              <w:bottom w:type="dxa" w:w="30"/>
+              <w:right w:type="dxa" w:w="60"/>
+            </w:tcMar>
+          </w:tcPr>
+          <w:p>
+            <w:pPr>
+              <w:spacing w:after="0"/>
+            </w:pPr>
+            <w:r>
+              <w:rPr>
+                <w:b w:val="false"/>
+                <w:bCs w:val="false"/>
+                <w:sz w:val="13"/>
+                <w:szCs w:val="13"/>
+                <w:rFonts w:ascii="Arial" w:hAnsi="Arial" w:eastAsia="Malgun Gothic" w:cs="Arial"/>
+              </w:rPr>
+              <w:t xml:space="preserve">142</w:t>
+            </w:r>
+          </w:p>
+        </w:tc>
+        <w:tc>
+          <w:tcPr>
+            <w:tcW w:type="dxa" w:w="600"/>
+            <w:tcBorders>
+              <w:top w:val="single" w:color="BFBFBF" w:sz="4"/>
+              <w:left w:val="single" w:color="BFBFBF" w:sz="4"/>
+              <w:bottom w:val="single" w:color="BFBFBF" w:sz="4"/>
+              <w:right w:val="single" w:color="BFBFBF" w:sz="4"/>
+            </w:tcBorders>
+            <w:tcMar>
+              <w:top w:type="dxa" w:w="30"/>
+              <w:left w:type="dxa" w:w="60"/>
+              <w:bottom w:type="dxa" w:w="30"/>
+              <w:right w:type="dxa" w:w="60"/>
+            </w:tcMar>
+          </w:tcPr>
+          <w:p>
+            <w:pPr>
+              <w:spacing w:after="0"/>
+            </w:pPr>
+            <w:r>
+              <w:rPr>
+                <w:b w:val="false"/>
+                <w:bCs w:val="false"/>
+                <w:sz w:val="13"/>
+                <w:szCs w:val="13"/>
+                <w:rFonts w:ascii="Arial" w:hAnsi="Arial" w:eastAsia="Malgun Gothic" w:cs="Arial"/>
+              </w:rPr>
+              <w:t xml:space="preserve">+35%</w:t>
+            </w:r>
+          </w:p>
+        </w:tc>
+        <w:tc>
+          <w:tcPr>
+            <w:tcW w:type="dxa" w:w="700"/>
+            <w:tcBorders>
+              <w:top w:val="single" w:color="BFBFBF" w:sz="4"/>
+              <w:left w:val="single" w:color="BFBFBF" w:sz="4"/>
+              <w:bottom w:val="single" w:color="BFBFBF" w:sz="4"/>
+              <w:right w:val="single" w:color="BFBFBF" w:sz="4"/>
+            </w:tcBorders>
+            <w:tcMar>
+              <w:top w:type="dxa" w:w="30"/>
+              <w:left w:type="dxa" w:w="60"/>
+              <w:bottom w:type="dxa" w:w="30"/>
+              <w:right w:type="dxa" w:w="60"/>
+            </w:tcMar>
+          </w:tcPr>
+          <w:p>
+            <w:pPr>
+              <w:spacing w:after="0"/>
+            </w:pPr>
+            <w:r>
+              <w:rPr>
+                <w:b w:val="false"/>
+                <w:bCs w:val="false"/>
+                <w:sz w:val="13"/>
+                <w:szCs w:val="13"/>
+                <w:rFonts w:ascii="Arial" w:hAnsi="Arial" w:eastAsia="Malgun Gothic" w:cs="Arial"/>
+              </w:rPr>
+              <w:t xml:space="preserve">6.0%</w:t>
+            </w:r>
+          </w:p>
+        </w:tc>
+      </w:tr>
+      <w:tr>
+        <w:tc>
+          <w:tcPr>
+            <w:tcW w:type="dxa" w:w="1250"/>
+            <w:tcBorders>
+              <w:top w:val="single" w:color="BFBFBF" w:sz="4"/>
+              <w:left w:val="single" w:color="BFBFBF" w:sz="4"/>
+              <w:bottom w:val="single" w:color="BFBFBF" w:sz="4"/>
+              <w:right w:val="single" w:color="BFBFBF" w:sz="4"/>
+            </w:tcBorders>
+            <w:tcMar>
+              <w:top w:type="dxa" w:w="30"/>
+              <w:left w:type="dxa" w:w="60"/>
+              <w:bottom w:type="dxa" w:w="30"/>
+              <w:right w:type="dxa" w:w="60"/>
+            </w:tcMar>
+          </w:tcPr>
+          <w:p>
+            <w:pPr>
+              <w:spacing w:after="0"/>
+            </w:pPr>
+            <w:r>
+              <w:rPr>
+                <w:b w:val="false"/>
+                <w:bCs w:val="false"/>
+                <w:sz w:val="13"/>
+                <w:szCs w:val="13"/>
+                <w:rFonts w:ascii="Arial" w:hAnsi="Arial" w:eastAsia="Malgun Gothic" w:cs="Arial"/>
+              </w:rPr>
+              <w:t xml:space="preserve">태광산업</w:t>
+            </w:r>
+          </w:p>
+        </w:tc>
+        <w:tc>
+          <w:tcPr>
+            <w:tcW w:type="dxa" w:w="450"/>
+            <w:tcBorders>
+              <w:top w:val="single" w:color="BFBFBF" w:sz="4"/>
+              <w:left w:val="single" w:color="BFBFBF" w:sz="4"/>
+              <w:bottom w:val="single" w:color="BFBFBF" w:sz="4"/>
+              <w:right w:val="single" w:color="BFBFBF" w:sz="4"/>
+            </w:tcBorders>
+            <w:tcMar>
+              <w:top w:type="dxa" w:w="30"/>
+              <w:left w:type="dxa" w:w="60"/>
+              <w:bottom w:type="dxa" w:w="30"/>
+              <w:right w:type="dxa" w:w="60"/>
+            </w:tcMar>
+          </w:tcPr>
+          <w:p>
+            <w:pPr>
+              <w:spacing w:after="0"/>
+            </w:pPr>
+            <w:r>
+              <w:rPr>
+                <w:b w:val="false"/>
+                <w:bCs w:val="false"/>
+                <w:sz w:val="13"/>
+                <w:szCs w:val="13"/>
+                <w:rFonts w:ascii="Arial" w:hAnsi="Arial" w:eastAsia="Malgun Gothic" w:cs="Arial"/>
+              </w:rPr>
+              <w:t xml:space="preserve">L3</w:t>
+            </w:r>
+          </w:p>
+        </w:tc>
+        <w:tc>
+          <w:tcPr>
+            <w:tcW w:type="dxa" w:w="1000"/>
+            <w:tcBorders>
+              <w:top w:val="single" w:color="BFBFBF" w:sz="4"/>
+              <w:left w:val="single" w:color="BFBFBF" w:sz="4"/>
+              <w:bottom w:val="single" w:color="BFBFBF" w:sz="4"/>
+              <w:right w:val="single" w:color="BFBFBF" w:sz="4"/>
+            </w:tcBorders>
+            <w:tcMar>
+              <w:top w:type="dxa" w:w="30"/>
+              <w:left w:type="dxa" w:w="60"/>
+              <w:bottom w:type="dxa" w:w="30"/>
+              <w:right w:type="dxa" w:w="60"/>
+            </w:tcMar>
+          </w:tcPr>
+          <w:p>
+            <w:pPr>
+              <w:spacing w:after="0"/>
+            </w:pPr>
+            <w:r>
+              <w:rPr>
+                <w:b w:val="false"/>
+                <w:bCs w:val="false"/>
+                <w:sz w:val="13"/>
+                <w:szCs w:val="13"/>
+                <w:rFonts w:ascii="Arial" w:hAnsi="Arial" w:eastAsia="Malgun Gothic" w:cs="Arial"/>
+              </w:rPr>
+              <w:t xml:space="preserve">행동주의</w:t>
+            </w:r>
+          </w:p>
+        </w:tc>
+        <w:tc>
+          <w:tcPr>
+            <w:tcW w:type="dxa" w:w="3600"/>
+            <w:tcBorders>
+              <w:top w:val="single" w:color="BFBFBF" w:sz="4"/>
+              <w:left w:val="single" w:color="BFBFBF" w:sz="4"/>
+              <w:bottom w:val="single" w:color="BFBFBF" w:sz="4"/>
+              <w:right w:val="single" w:color="BFBFBF" w:sz="4"/>
+            </w:tcBorders>
+            <w:tcMar>
+              <w:top w:type="dxa" w:w="30"/>
+              <w:left w:type="dxa" w:w="60"/>
+              <w:bottom w:type="dxa" w:w="30"/>
+              <w:right w:type="dxa" w:w="60"/>
+            </w:tcMar>
+          </w:tcPr>
+          <w:p>
+            <w:pPr>
+              <w:spacing w:after="0"/>
+            </w:pPr>
+            <w:r>
+              <w:rPr>
+                <w:b w:val="false"/>
+                <w:bCs w:val="false"/>
+                <w:sz w:val="13"/>
+                <w:szCs w:val="13"/>
+                <w:rFonts w:ascii="Arial" w:hAnsi="Arial" w:eastAsia="Malgun Gothic" w:cs="Arial"/>
+              </w:rPr>
+              <w:t xml:space="preserve">트러스톤 등 행동주의·자사주 이슈. 유동성 낮음</w:t>
+            </w:r>
+          </w:p>
+        </w:tc>
+        <w:tc>
+          <w:tcPr>
+            <w:tcW w:type="dxa" w:w="800"/>
+            <w:tcBorders>
+              <w:top w:val="single" w:color="BFBFBF" w:sz="4"/>
+              <w:left w:val="single" w:color="BFBFBF" w:sz="4"/>
+              <w:bottom w:val="single" w:color="BFBFBF" w:sz="4"/>
+              <w:right w:val="single" w:color="BFBFBF" w:sz="4"/>
+            </w:tcBorders>
+            <w:tcMar>
+              <w:top w:type="dxa" w:w="30"/>
+              <w:left w:type="dxa" w:w="60"/>
+              <w:bottom w:type="dxa" w:w="30"/>
+              <w:right w:type="dxa" w:w="60"/>
+            </w:tcMar>
+          </w:tcPr>
+          <w:p>
+            <w:pPr>
+              <w:spacing w:after="0"/>
+            </w:pPr>
+            <w:r>
+              <w:rPr>
+                <w:b w:val="false"/>
+                <w:bCs w:val="false"/>
+                <w:sz w:val="13"/>
+                <w:szCs w:val="13"/>
+                <w:rFonts w:ascii="Arial" w:hAnsi="Arial" w:eastAsia="Malgun Gothic" w:cs="Arial"/>
+              </w:rPr>
+              <w:t xml:space="preserve">10,455</w:t>
+            </w:r>
+          </w:p>
+        </w:tc>
+        <w:tc>
+          <w:tcPr>
+            <w:tcW w:type="dxa" w:w="700"/>
+            <w:tcBorders>
+              <w:top w:val="single" w:color="BFBFBF" w:sz="4"/>
+              <w:left w:val="single" w:color="BFBFBF" w:sz="4"/>
+              <w:bottom w:val="single" w:color="BFBFBF" w:sz="4"/>
+              <w:right w:val="single" w:color="BFBFBF" w:sz="4"/>
+            </w:tcBorders>
+            <w:tcMar>
+              <w:top w:type="dxa" w:w="30"/>
+              <w:left w:type="dxa" w:w="60"/>
+              <w:bottom w:type="dxa" w:w="30"/>
+              <w:right w:type="dxa" w:w="60"/>
+            </w:tcMar>
+          </w:tcPr>
+          <w:p>
+            <w:pPr>
+              <w:spacing w:after="0"/>
+            </w:pPr>
+            <w:r>
+              <w:rPr>
+                <w:b w:val="false"/>
+                <w:bCs w:val="false"/>
+                <w:sz w:val="13"/>
+                <w:szCs w:val="13"/>
+                <w:rFonts w:ascii="Arial" w:hAnsi="Arial" w:eastAsia="Malgun Gothic" w:cs="Arial"/>
+              </w:rPr>
+              <w:t xml:space="preserve">14</w:t>
+            </w:r>
+          </w:p>
+        </w:tc>
+        <w:tc>
+          <w:tcPr>
+            <w:tcW w:type="dxa" w:w="600"/>
+            <w:tcBorders>
+              <w:top w:val="single" w:color="BFBFBF" w:sz="4"/>
+              <w:left w:val="single" w:color="BFBFBF" w:sz="4"/>
+              <w:bottom w:val="single" w:color="BFBFBF" w:sz="4"/>
+              <w:right w:val="single" w:color="BFBFBF" w:sz="4"/>
+            </w:tcBorders>
+            <w:tcMar>
+              <w:top w:type="dxa" w:w="30"/>
+              <w:left w:type="dxa" w:w="60"/>
+              <w:bottom w:type="dxa" w:w="30"/>
+              <w:right w:type="dxa" w:w="60"/>
+            </w:tcMar>
+          </w:tcPr>
+          <w:p>
+            <w:pPr>
+              <w:spacing w:after="0"/>
+            </w:pPr>
+            <w:r>
+              <w:rPr>
+                <w:b w:val="false"/>
+                <w:bCs w:val="false"/>
+                <w:sz w:val="13"/>
+                <w:szCs w:val="13"/>
+                <w:rFonts w:ascii="Arial" w:hAnsi="Arial" w:eastAsia="Malgun Gothic" w:cs="Arial"/>
+              </w:rPr>
+              <w:t xml:space="preserve">+23%</w:t>
+            </w:r>
+          </w:p>
+        </w:tc>
+        <w:tc>
+          <w:tcPr>
+            <w:tcW w:type="dxa" w:w="700"/>
+            <w:tcBorders>
+              <w:top w:val="single" w:color="BFBFBF" w:sz="4"/>
+              <w:left w:val="single" w:color="BFBFBF" w:sz="4"/>
+              <w:bottom w:val="single" w:color="BFBFBF" w:sz="4"/>
+              <w:right w:val="single" w:color="BFBFBF" w:sz="4"/>
+            </w:tcBorders>
+            <w:tcMar>
+              <w:top w:type="dxa" w:w="30"/>
+              <w:left w:type="dxa" w:w="60"/>
+              <w:bottom w:type="dxa" w:w="30"/>
+              <w:right w:type="dxa" w:w="60"/>
+            </w:tcMar>
+          </w:tcPr>
+          <w:p>
+            <w:pPr>
+              <w:spacing w:after="0"/>
+            </w:pPr>
+            <w:r>
+              <w:rPr>
+                <w:b w:val="false"/>
+                <w:bCs w:val="false"/>
+                <w:sz w:val="13"/>
+                <w:szCs w:val="13"/>
+                <w:rFonts w:ascii="Arial" w:hAnsi="Arial" w:eastAsia="Malgun Gothic" w:cs="Arial"/>
+              </w:rPr>
+              <w:t xml:space="preserve">2.8%</w:t>
+            </w:r>
+          </w:p>
+        </w:tc>
+      </w:tr>
+      <w:tr>
+        <w:tc>
+          <w:tcPr>
+            <w:tcW w:type="dxa" w:w="1250"/>
+            <w:tcBorders>
+              <w:top w:val="single" w:color="BFBFBF" w:sz="4"/>
+              <w:left w:val="single" w:color="BFBFBF" w:sz="4"/>
+              <w:bottom w:val="single" w:color="BFBFBF" w:sz="4"/>
+              <w:right w:val="single" w:color="BFBFBF" w:sz="4"/>
+            </w:tcBorders>
+            <w:tcMar>
+              <w:top w:type="dxa" w:w="30"/>
+              <w:left w:type="dxa" w:w="60"/>
+              <w:bottom w:type="dxa" w:w="30"/>
+              <w:right w:type="dxa" w:w="60"/>
+            </w:tcMar>
+          </w:tcPr>
+          <w:p>
+            <w:pPr>
+              <w:spacing w:after="0"/>
+            </w:pPr>
+            <w:r>
+              <w:rPr>
+                <w:b w:val="false"/>
+                <w:bCs w:val="false"/>
+                <w:sz w:val="13"/>
+                <w:szCs w:val="13"/>
+                <w:rFonts w:ascii="Arial" w:hAnsi="Arial" w:eastAsia="Malgun Gothic" w:cs="Arial"/>
+              </w:rPr>
+              <w:t xml:space="preserve">영풍</w:t>
+            </w:r>
+          </w:p>
+        </w:tc>
+        <w:tc>
+          <w:tcPr>
+            <w:tcW w:type="dxa" w:w="450"/>
+            <w:tcBorders>
+              <w:top w:val="single" w:color="BFBFBF" w:sz="4"/>
+              <w:left w:val="single" w:color="BFBFBF" w:sz="4"/>
+              <w:bottom w:val="single" w:color="BFBFBF" w:sz="4"/>
+              <w:right w:val="single" w:color="BFBFBF" w:sz="4"/>
+            </w:tcBorders>
+            <w:tcMar>
+              <w:top w:type="dxa" w:w="30"/>
+              <w:left w:type="dxa" w:w="60"/>
+              <w:bottom w:type="dxa" w:w="30"/>
+              <w:right w:type="dxa" w:w="60"/>
+            </w:tcMar>
+          </w:tcPr>
+          <w:p>
+            <w:pPr>
+              <w:spacing w:after="0"/>
+            </w:pPr>
+            <w:r>
+              <w:rPr>
+                <w:b w:val="false"/>
+                <w:bCs w:val="false"/>
+                <w:sz w:val="13"/>
+                <w:szCs w:val="13"/>
+                <w:rFonts w:ascii="Arial" w:hAnsi="Arial" w:eastAsia="Malgun Gothic" w:cs="Arial"/>
+              </w:rPr>
+              <w:t xml:space="preserve">L3</w:t>
+            </w:r>
+          </w:p>
+        </w:tc>
+        <w:tc>
+          <w:tcPr>
+            <w:tcW w:type="dxa" w:w="1000"/>
+            <w:tcBorders>
+              <w:top w:val="single" w:color="BFBFBF" w:sz="4"/>
+              <w:left w:val="single" w:color="BFBFBF" w:sz="4"/>
+              <w:bottom w:val="single" w:color="BFBFBF" w:sz="4"/>
+              <w:right w:val="single" w:color="BFBFBF" w:sz="4"/>
+            </w:tcBorders>
+            <w:tcMar>
+              <w:top w:type="dxa" w:w="30"/>
+              <w:left w:type="dxa" w:w="60"/>
+              <w:bottom w:type="dxa" w:w="30"/>
+              <w:right w:type="dxa" w:w="60"/>
+            </w:tcMar>
+          </w:tcPr>
+          <w:p>
+            <w:pPr>
+              <w:spacing w:after="0"/>
+            </w:pPr>
+            <w:r>
+              <w:rPr>
+                <w:b w:val="false"/>
+                <w:bCs w:val="false"/>
+                <w:sz w:val="13"/>
+                <w:szCs w:val="13"/>
+                <w:rFonts w:ascii="Arial" w:hAnsi="Arial" w:eastAsia="Malgun Gothic" w:cs="Arial"/>
+              </w:rPr>
+              <w:t xml:space="preserve">경영권 분쟁</w:t>
+            </w:r>
+          </w:p>
+        </w:tc>
+        <w:tc>
+          <w:tcPr>
+            <w:tcW w:type="dxa" w:w="3600"/>
+            <w:tcBorders>
+              <w:top w:val="single" w:color="BFBFBF" w:sz="4"/>
+              <w:left w:val="single" w:color="BFBFBF" w:sz="4"/>
+              <w:bottom w:val="single" w:color="BFBFBF" w:sz="4"/>
+              <w:right w:val="single" w:color="BFBFBF" w:sz="4"/>
+            </w:tcBorders>
+            <w:tcMar>
+              <w:top w:type="dxa" w:w="30"/>
+              <w:left w:type="dxa" w:w="60"/>
+              <w:bottom w:type="dxa" w:w="30"/>
+              <w:right w:type="dxa" w:w="60"/>
+            </w:tcMar>
+          </w:tcPr>
+          <w:p>
+            <w:pPr>
+              <w:spacing w:after="0"/>
+            </w:pPr>
+            <w:r>
+              <w:rPr>
+                <w:b w:val="false"/>
+                <w:bCs w:val="false"/>
+                <w:sz w:val="13"/>
+                <w:szCs w:val="13"/>
+                <w:rFonts w:ascii="Arial" w:hAnsi="Arial" w:eastAsia="Malgun Gothic" w:cs="Arial"/>
+              </w:rPr>
+              <w:t xml:space="preserve">고려아연 분쟁 상대측. 고려아연 지분가치 vs 시총 괴리</w:t>
+            </w:r>
+          </w:p>
+        </w:tc>
+        <w:tc>
+          <w:tcPr>
+            <w:tcW w:type="dxa" w:w="800"/>
+            <w:tcBorders>
+              <w:top w:val="single" w:color="BFBFBF" w:sz="4"/>
+              <w:left w:val="single" w:color="BFBFBF" w:sz="4"/>
+              <w:bottom w:val="single" w:color="BFBFBF" w:sz="4"/>
+              <w:right w:val="single" w:color="BFBFBF" w:sz="4"/>
+            </w:tcBorders>
+            <w:tcMar>
+              <w:top w:type="dxa" w:w="30"/>
+              <w:left w:type="dxa" w:w="60"/>
+              <w:bottom w:type="dxa" w:w="30"/>
+              <w:right w:type="dxa" w:w="60"/>
+            </w:tcMar>
+          </w:tcPr>
+          <w:p>
+            <w:pPr>
+              <w:spacing w:after="0"/>
+            </w:pPr>
+            <w:r>
+              <w:rPr>
+                <w:b w:val="false"/>
+                <w:bCs w:val="false"/>
+                <w:sz w:val="13"/>
+                <w:szCs w:val="13"/>
+                <w:rFonts w:ascii="Arial" w:hAnsi="Arial" w:eastAsia="Malgun Gothic" w:cs="Arial"/>
+              </w:rPr>
+              <w:t xml:space="preserve">7,364</w:t>
+            </w:r>
+          </w:p>
+        </w:tc>
+        <w:tc>
+          <w:tcPr>
+            <w:tcW w:type="dxa" w:w="700"/>
+            <w:tcBorders>
+              <w:top w:val="single" w:color="BFBFBF" w:sz="4"/>
+              <w:left w:val="single" w:color="BFBFBF" w:sz="4"/>
+              <w:bottom w:val="single" w:color="BFBFBF" w:sz="4"/>
+              <w:right w:val="single" w:color="BFBFBF" w:sz="4"/>
+            </w:tcBorders>
+            <w:tcMar>
+              <w:top w:type="dxa" w:w="30"/>
+              <w:left w:type="dxa" w:w="60"/>
+              <w:bottom w:type="dxa" w:w="30"/>
+              <w:right w:type="dxa" w:w="60"/>
+            </w:tcMar>
+          </w:tcPr>
+          <w:p>
+            <w:pPr>
+              <w:spacing w:after="0"/>
+            </w:pPr>
+            <w:r>
+              <w:rPr>
+                <w:b w:val="false"/>
+                <w:bCs w:val="false"/>
+                <w:sz w:val="13"/>
+                <w:szCs w:val="13"/>
+                <w:rFonts w:ascii="Arial" w:hAnsi="Arial" w:eastAsia="Malgun Gothic" w:cs="Arial"/>
+              </w:rPr>
+              <w:t xml:space="preserve">12</w:t>
+            </w:r>
+          </w:p>
+        </w:tc>
+        <w:tc>
+          <w:tcPr>
+            <w:tcW w:type="dxa" w:w="600"/>
+            <w:tcBorders>
+              <w:top w:val="single" w:color="BFBFBF" w:sz="4"/>
+              <w:left w:val="single" w:color="BFBFBF" w:sz="4"/>
+              <w:bottom w:val="single" w:color="BFBFBF" w:sz="4"/>
+              <w:right w:val="single" w:color="BFBFBF" w:sz="4"/>
+            </w:tcBorders>
+            <w:tcMar>
+              <w:top w:type="dxa" w:w="30"/>
+              <w:left w:type="dxa" w:w="60"/>
+              <w:bottom w:type="dxa" w:w="30"/>
+              <w:right w:type="dxa" w:w="60"/>
+            </w:tcMar>
+          </w:tcPr>
+          <w:p>
+            <w:pPr>
+              <w:spacing w:after="0"/>
+            </w:pPr>
+            <w:r>
+              <w:rPr>
+                <w:b w:val="false"/>
+                <w:bCs w:val="false"/>
+                <w:sz w:val="13"/>
+                <w:szCs w:val="13"/>
+                <w:rFonts w:ascii="Arial" w:hAnsi="Arial" w:eastAsia="Malgun Gothic" w:cs="Arial"/>
+              </w:rPr>
+              <w:t xml:space="preserve">-16%</w:t>
+            </w:r>
+          </w:p>
+        </w:tc>
+        <w:tc>
+          <w:tcPr>
+            <w:tcW w:type="dxa" w:w="700"/>
+            <w:tcBorders>
+              <w:top w:val="single" w:color="BFBFBF" w:sz="4"/>
+              <w:left w:val="single" w:color="BFBFBF" w:sz="4"/>
+              <w:bottom w:val="single" w:color="BFBFBF" w:sz="4"/>
+              <w:right w:val="single" w:color="BFBFBF" w:sz="4"/>
+            </w:tcBorders>
+            <w:tcMar>
+              <w:top w:type="dxa" w:w="30"/>
+              <w:left w:type="dxa" w:w="60"/>
+              <w:bottom w:type="dxa" w:w="30"/>
+              <w:right w:type="dxa" w:w="60"/>
+            </w:tcMar>
+          </w:tcPr>
+          <w:p>
+            <w:pPr>
+              <w:spacing w:after="0"/>
+            </w:pPr>
+            <w:r>
+              <w:rPr>
+                <w:b w:val="false"/>
+                <w:bCs w:val="false"/>
+                <w:sz w:val="13"/>
+                <w:szCs w:val="13"/>
+                <w:rFonts w:ascii="Arial" w:hAnsi="Arial" w:eastAsia="Malgun Gothic" w:cs="Arial"/>
+              </w:rPr>
+              <w:t xml:space="preserve">2.4%</w:t>
+            </w:r>
+          </w:p>
+        </w:tc>
+      </w:tr>
+      <w:tr>
+        <w:tc>
+          <w:tcPr>
+            <w:tcW w:type="dxa" w:w="1250"/>
+            <w:tcBorders>
+              <w:top w:val="single" w:color="BFBFBF" w:sz="4"/>
+              <w:left w:val="single" w:color="BFBFBF" w:sz="4"/>
+              <w:bottom w:val="single" w:color="BFBFBF" w:sz="4"/>
+              <w:right w:val="single" w:color="BFBFBF" w:sz="4"/>
+            </w:tcBorders>
+            <w:tcMar>
+              <w:top w:type="dxa" w:w="30"/>
+              <w:left w:type="dxa" w:w="60"/>
+              <w:bottom w:type="dxa" w:w="30"/>
+              <w:right w:type="dxa" w:w="60"/>
+            </w:tcMar>
+          </w:tcPr>
+          <w:p>
+            <w:pPr>
+              <w:spacing w:after="0"/>
+            </w:pPr>
+            <w:r>
+              <w:rPr>
+                <w:b w:val="false"/>
+                <w:bCs w:val="false"/>
+                <w:sz w:val="13"/>
+                <w:szCs w:val="13"/>
+                <w:rFonts w:ascii="Arial" w:hAnsi="Arial" w:eastAsia="Malgun Gothic" w:cs="Arial"/>
+              </w:rPr>
+              <w:t xml:space="preserve">금호건설</w:t>
+            </w:r>
+          </w:p>
+        </w:tc>
+        <w:tc>
+          <w:tcPr>
+            <w:tcW w:type="dxa" w:w="450"/>
+            <w:tcBorders>
+              <w:top w:val="single" w:color="BFBFBF" w:sz="4"/>
+              <w:left w:val="single" w:color="BFBFBF" w:sz="4"/>
+              <w:bottom w:val="single" w:color="BFBFBF" w:sz="4"/>
+              <w:right w:val="single" w:color="BFBFBF" w:sz="4"/>
+            </w:tcBorders>
+            <w:tcMar>
+              <w:top w:type="dxa" w:w="30"/>
+              <w:left w:type="dxa" w:w="60"/>
+              <w:bottom w:type="dxa" w:w="30"/>
+              <w:right w:type="dxa" w:w="60"/>
+            </w:tcMar>
+          </w:tcPr>
+          <w:p>
+            <w:pPr>
+              <w:spacing w:after="0"/>
+            </w:pPr>
+            <w:r>
+              <w:rPr>
+                <w:b w:val="false"/>
+                <w:bCs w:val="false"/>
+                <w:sz w:val="13"/>
+                <w:szCs w:val="13"/>
+                <w:rFonts w:ascii="Arial" w:hAnsi="Arial" w:eastAsia="Malgun Gothic" w:cs="Arial"/>
+              </w:rPr>
+              <w:t xml:space="preserve">L1</w:t>
+            </w:r>
+          </w:p>
+        </w:tc>
+        <w:tc>
+          <w:tcPr>
+            <w:tcW w:type="dxa" w:w="1000"/>
+            <w:tcBorders>
+              <w:top w:val="single" w:color="BFBFBF" w:sz="4"/>
+              <w:left w:val="single" w:color="BFBFBF" w:sz="4"/>
+              <w:bottom w:val="single" w:color="BFBFBF" w:sz="4"/>
+              <w:right w:val="single" w:color="BFBFBF" w:sz="4"/>
+            </w:tcBorders>
+            <w:tcMar>
+              <w:top w:type="dxa" w:w="30"/>
+              <w:left w:type="dxa" w:w="60"/>
+              <w:bottom w:type="dxa" w:w="30"/>
+              <w:right w:type="dxa" w:w="60"/>
+            </w:tcMar>
+          </w:tcPr>
+          <w:p>
+            <w:pPr>
+              <w:spacing w:after="0"/>
+            </w:pPr>
+            <w:r>
+              <w:rPr>
+                <w:b w:val="false"/>
+                <w:bCs w:val="false"/>
+                <w:sz w:val="13"/>
+                <w:szCs w:val="13"/>
+                <w:rFonts w:ascii="Arial" w:hAnsi="Arial" w:eastAsia="Malgun Gothic" w:cs="Arial"/>
+              </w:rPr>
+              <w:t xml:space="preserve">급등/거래대금</w:t>
+            </w:r>
+          </w:p>
+        </w:tc>
+        <w:tc>
+          <w:tcPr>
+            <w:tcW w:type="dxa" w:w="3600"/>
+            <w:tcBorders>
+              <w:top w:val="single" w:color="BFBFBF" w:sz="4"/>
+              <w:left w:val="single" w:color="BFBFBF" w:sz="4"/>
+              <w:bottom w:val="single" w:color="BFBFBF" w:sz="4"/>
+              <w:right w:val="single" w:color="BFBFBF" w:sz="4"/>
+            </w:tcBorders>
+            <w:tcMar>
+              <w:top w:type="dxa" w:w="30"/>
+              <w:left w:type="dxa" w:w="60"/>
+              <w:bottom w:type="dxa" w:w="30"/>
+              <w:right w:type="dxa" w:w="60"/>
+            </w:tcMar>
+          </w:tcPr>
+          <w:p>
+            <w:pPr>
+              <w:spacing w:after="0"/>
+            </w:pPr>
+            <w:r>
+              <w:rPr>
+                <w:b w:val="false"/>
+                <w:bCs w:val="false"/>
+                <w:sz w:val="13"/>
+                <w:szCs w:val="13"/>
+                <w:rFonts w:ascii="Arial" w:hAnsi="Arial" w:eastAsia="Malgun Gothic" w:cs="Arial"/>
+              </w:rPr>
+              <w:t xml:space="preserve">YTD +290%·±15%일 7회. 건설주 테마 과열, Short cap -4%</w:t>
+            </w:r>
+          </w:p>
+        </w:tc>
+        <w:tc>
+          <w:tcPr>
+            <w:tcW w:type="dxa" w:w="800"/>
+            <w:tcBorders>
+              <w:top w:val="single" w:color="BFBFBF" w:sz="4"/>
+              <w:left w:val="single" w:color="BFBFBF" w:sz="4"/>
+              <w:bottom w:val="single" w:color="BFBFBF" w:sz="4"/>
+              <w:right w:val="single" w:color="BFBFBF" w:sz="4"/>
+            </w:tcBorders>
+            <w:tcMar>
+              <w:top w:type="dxa" w:w="30"/>
+              <w:left w:type="dxa" w:w="60"/>
+              <w:bottom w:type="dxa" w:w="30"/>
+              <w:right w:type="dxa" w:w="60"/>
+            </w:tcMar>
+          </w:tcPr>
+          <w:p>
+            <w:pPr>
+              <w:spacing w:after="0"/>
+            </w:pPr>
+            <w:r>
+              <w:rPr>
+                <w:b w:val="false"/>
+                <w:bCs w:val="false"/>
+                <w:sz w:val="13"/>
+                <w:szCs w:val="13"/>
+                <w:rFonts w:ascii="Arial" w:hAnsi="Arial" w:eastAsia="Malgun Gothic" w:cs="Arial"/>
+              </w:rPr>
+              <w:t xml:space="preserve">6,152</w:t>
+            </w:r>
+          </w:p>
+        </w:tc>
+        <w:tc>
+          <w:tcPr>
+            <w:tcW w:type="dxa" w:w="700"/>
+            <w:tcBorders>
+              <w:top w:val="single" w:color="BFBFBF" w:sz="4"/>
+              <w:left w:val="single" w:color="BFBFBF" w:sz="4"/>
+              <w:bottom w:val="single" w:color="BFBFBF" w:sz="4"/>
+              <w:right w:val="single" w:color="BFBFBF" w:sz="4"/>
+            </w:tcBorders>
+            <w:tcMar>
+              <w:top w:type="dxa" w:w="30"/>
+              <w:left w:type="dxa" w:w="60"/>
+              <w:bottom w:type="dxa" w:w="30"/>
+              <w:right w:type="dxa" w:w="60"/>
+            </w:tcMar>
+          </w:tcPr>
+          <w:p>
+            <w:pPr>
+              <w:spacing w:after="0"/>
+            </w:pPr>
+            <w:r>
+              <w:rPr>
+                <w:b w:val="false"/>
+                <w:bCs w:val="false"/>
+                <w:sz w:val="13"/>
+                <w:szCs w:val="13"/>
+                <w:rFonts w:ascii="Arial" w:hAnsi="Arial" w:eastAsia="Malgun Gothic" w:cs="Arial"/>
+              </w:rPr>
+              <w:t xml:space="preserve">2,095</w:t>
+            </w:r>
+          </w:p>
+        </w:tc>
+        <w:tc>
+          <w:tcPr>
+            <w:tcW w:type="dxa" w:w="600"/>
+            <w:tcBorders>
+              <w:top w:val="single" w:color="BFBFBF" w:sz="4"/>
+              <w:left w:val="single" w:color="BFBFBF" w:sz="4"/>
+              <w:bottom w:val="single" w:color="BFBFBF" w:sz="4"/>
+              <w:right w:val="single" w:color="BFBFBF" w:sz="4"/>
+            </w:tcBorders>
+            <w:tcMar>
+              <w:top w:type="dxa" w:w="30"/>
+              <w:left w:type="dxa" w:w="60"/>
+              <w:bottom w:type="dxa" w:w="30"/>
+              <w:right w:type="dxa" w:w="60"/>
+            </w:tcMar>
+          </w:tcPr>
+          <w:p>
+            <w:pPr>
+              <w:spacing w:after="0"/>
+            </w:pPr>
+            <w:r>
+              <w:rPr>
+                <w:b w:val="false"/>
+                <w:bCs w:val="false"/>
+                <w:sz w:val="13"/>
+                <w:szCs w:val="13"/>
+                <w:rFonts w:ascii="Arial" w:hAnsi="Arial" w:eastAsia="Malgun Gothic" w:cs="Arial"/>
+              </w:rPr>
+              <w:t xml:space="preserve">+314%</w:t>
+            </w:r>
+          </w:p>
+        </w:tc>
+        <w:tc>
+          <w:tcPr>
+            <w:tcW w:type="dxa" w:w="700"/>
+            <w:tcBorders>
+              <w:top w:val="single" w:color="BFBFBF" w:sz="4"/>
+              <w:left w:val="single" w:color="BFBFBF" w:sz="4"/>
+              <w:bottom w:val="single" w:color="BFBFBF" w:sz="4"/>
+              <w:right w:val="single" w:color="BFBFBF" w:sz="4"/>
+            </w:tcBorders>
+            <w:tcMar>
+              <w:top w:type="dxa" w:w="30"/>
+              <w:left w:type="dxa" w:w="60"/>
+              <w:bottom w:type="dxa" w:w="30"/>
+              <w:right w:type="dxa" w:w="60"/>
+            </w:tcMar>
+          </w:tcPr>
+          <w:p>
+            <w:pPr>
+              <w:spacing w:after="0"/>
+            </w:pPr>
+            <w:r>
+              <w:rPr>
+                <w:b w:val="false"/>
+                <w:bCs w:val="false"/>
+                <w:sz w:val="13"/>
+                <w:szCs w:val="13"/>
+                <w:rFonts w:ascii="Arial" w:hAnsi="Arial" w:eastAsia="Malgun Gothic" w:cs="Arial"/>
+              </w:rPr>
+              <w:t xml:space="preserve">6.0%</w:t>
+            </w:r>
+          </w:p>
+        </w:tc>
+      </w:tr>
+      <w:tr>
+        <w:tc>
+          <w:tcPr>
+            <w:tcW w:type="dxa" w:w="1250"/>
+            <w:tcBorders>
+              <w:top w:val="single" w:color="BFBFBF" w:sz="4"/>
+              <w:left w:val="single" w:color="BFBFBF" w:sz="4"/>
+              <w:bottom w:val="single" w:color="BFBFBF" w:sz="4"/>
+              <w:right w:val="single" w:color="BFBFBF" w:sz="4"/>
+            </w:tcBorders>
+            <w:tcMar>
+              <w:top w:type="dxa" w:w="30"/>
+              <w:left w:type="dxa" w:w="60"/>
+              <w:bottom w:type="dxa" w:w="30"/>
+              <w:right w:type="dxa" w:w="60"/>
+            </w:tcMar>
+          </w:tcPr>
+          <w:p>
+            <w:pPr>
+              <w:spacing w:after="0"/>
+            </w:pPr>
+            <w:r>
+              <w:rPr>
+                <w:b w:val="false"/>
+                <w:bCs w:val="false"/>
+                <w:sz w:val="13"/>
+                <w:szCs w:val="13"/>
+                <w:rFonts w:ascii="Arial" w:hAnsi="Arial" w:eastAsia="Malgun Gothic" w:cs="Arial"/>
+              </w:rPr>
+              <w:t xml:space="preserve">CJ4우(전환)</w:t>
+            </w:r>
+          </w:p>
+        </w:tc>
+        <w:tc>
+          <w:tcPr>
+            <w:tcW w:type="dxa" w:w="450"/>
+            <w:tcBorders>
+              <w:top w:val="single" w:color="BFBFBF" w:sz="4"/>
+              <w:left w:val="single" w:color="BFBFBF" w:sz="4"/>
+              <w:bottom w:val="single" w:color="BFBFBF" w:sz="4"/>
+              <w:right w:val="single" w:color="BFBFBF" w:sz="4"/>
+            </w:tcBorders>
+            <w:tcMar>
+              <w:top w:type="dxa" w:w="30"/>
+              <w:left w:type="dxa" w:w="60"/>
+              <w:bottom w:type="dxa" w:w="30"/>
+              <w:right w:type="dxa" w:w="60"/>
+            </w:tcMar>
+          </w:tcPr>
+          <w:p>
+            <w:pPr>
+              <w:spacing w:after="0"/>
+            </w:pPr>
+            <w:r>
+              <w:rPr>
+                <w:b w:val="false"/>
+                <w:bCs w:val="false"/>
+                <w:sz w:val="13"/>
+                <w:szCs w:val="13"/>
+                <w:rFonts w:ascii="Arial" w:hAnsi="Arial" w:eastAsia="Malgun Gothic" w:cs="Arial"/>
+              </w:rPr>
+              <w:t xml:space="preserve">L3</w:t>
+            </w:r>
+          </w:p>
+        </w:tc>
+        <w:tc>
+          <w:tcPr>
+            <w:tcW w:type="dxa" w:w="1000"/>
+            <w:tcBorders>
+              <w:top w:val="single" w:color="BFBFBF" w:sz="4"/>
+              <w:left w:val="single" w:color="BFBFBF" w:sz="4"/>
+              <w:bottom w:val="single" w:color="BFBFBF" w:sz="4"/>
+              <w:right w:val="single" w:color="BFBFBF" w:sz="4"/>
+            </w:tcBorders>
+            <w:tcMar>
+              <w:top w:type="dxa" w:w="30"/>
+              <w:left w:type="dxa" w:w="60"/>
+              <w:bottom w:type="dxa" w:w="30"/>
+              <w:right w:type="dxa" w:w="60"/>
+            </w:tcMar>
+          </w:tcPr>
+          <w:p>
+            <w:pPr>
+              <w:spacing w:after="0"/>
+            </w:pPr>
+            <w:r>
+              <w:rPr>
+                <w:b w:val="false"/>
+                <w:bCs w:val="false"/>
+                <w:sz w:val="13"/>
+                <w:szCs w:val="13"/>
+                <w:rFonts w:ascii="Arial" w:hAnsi="Arial" w:eastAsia="Malgun Gothic" w:cs="Arial"/>
+              </w:rPr>
+              <w:t xml:space="preserve">전환우선주</w:t>
+            </w:r>
+          </w:p>
+        </w:tc>
+        <w:tc>
+          <w:tcPr>
+            <w:tcW w:type="dxa" w:w="3600"/>
+            <w:tcBorders>
+              <w:top w:val="single" w:color="BFBFBF" w:sz="4"/>
+              <w:left w:val="single" w:color="BFBFBF" w:sz="4"/>
+              <w:bottom w:val="single" w:color="BFBFBF" w:sz="4"/>
+              <w:right w:val="single" w:color="BFBFBF" w:sz="4"/>
+            </w:tcBorders>
+            <w:tcMar>
+              <w:top w:type="dxa" w:w="30"/>
+              <w:left w:type="dxa" w:w="60"/>
+              <w:bottom w:type="dxa" w:w="30"/>
+              <w:right w:type="dxa" w:w="60"/>
+            </w:tcMar>
+          </w:tcPr>
+          <w:p>
+            <w:pPr>
+              <w:spacing w:after="0"/>
+            </w:pPr>
+            <w:r>
+              <w:rPr>
+                <w:b w:val="false"/>
+                <w:bCs w:val="false"/>
+                <w:sz w:val="13"/>
+                <w:szCs w:val="13"/>
+                <w:rFonts w:ascii="Arial" w:hAnsi="Arial" w:eastAsia="Malgun Gothic" w:cs="Arial"/>
+              </w:rPr>
+              <w:t xml:space="preserve">2029 보통주 전환 예정. 보통주 대비 괴리율 -1%</w:t>
+            </w:r>
+          </w:p>
+        </w:tc>
+        <w:tc>
+          <w:tcPr>
+            <w:tcW w:type="dxa" w:w="800"/>
+            <w:tcBorders>
+              <w:top w:val="single" w:color="BFBFBF" w:sz="4"/>
+              <w:left w:val="single" w:color="BFBFBF" w:sz="4"/>
+              <w:bottom w:val="single" w:color="BFBFBF" w:sz="4"/>
+              <w:right w:val="single" w:color="BFBFBF" w:sz="4"/>
+            </w:tcBorders>
+            <w:tcMar>
+              <w:top w:type="dxa" w:w="30"/>
+              <w:left w:type="dxa" w:w="60"/>
+              <w:bottom w:type="dxa" w:w="30"/>
+              <w:right w:type="dxa" w:w="60"/>
+            </w:tcMar>
+          </w:tcPr>
+          <w:p>
+            <w:pPr>
+              <w:spacing w:after="0"/>
+            </w:pPr>
+            <w:r>
+              <w:rPr>
+                <w:b w:val="false"/>
+                <w:bCs w:val="false"/>
+                <w:sz w:val="13"/>
+                <w:szCs w:val="13"/>
+                <w:rFonts w:ascii="Arial" w:hAnsi="Arial" w:eastAsia="Malgun Gothic" w:cs="Arial"/>
+              </w:rPr>
+              <w:t xml:space="preserve">5,363</w:t>
+            </w:r>
+          </w:p>
+        </w:tc>
+        <w:tc>
+          <w:tcPr>
+            <w:tcW w:type="dxa" w:w="700"/>
+            <w:tcBorders>
+              <w:top w:val="single" w:color="BFBFBF" w:sz="4"/>
+              <w:left w:val="single" w:color="BFBFBF" w:sz="4"/>
+              <w:bottom w:val="single" w:color="BFBFBF" w:sz="4"/>
+              <w:right w:val="single" w:color="BFBFBF" w:sz="4"/>
+            </w:tcBorders>
+            <w:tcMar>
+              <w:top w:type="dxa" w:w="30"/>
+              <w:left w:type="dxa" w:w="60"/>
+              <w:bottom w:type="dxa" w:w="30"/>
+              <w:right w:type="dxa" w:w="60"/>
+            </w:tcMar>
+          </w:tcPr>
+          <w:p>
+            <w:pPr>
+              <w:spacing w:after="0"/>
+            </w:pPr>
+            <w:r>
+              <w:rPr>
+                <w:b w:val="false"/>
+                <w:bCs w:val="false"/>
+                <w:sz w:val="13"/>
+                <w:szCs w:val="13"/>
+                <w:rFonts w:ascii="Arial" w:hAnsi="Arial" w:eastAsia="Malgun Gothic" w:cs="Arial"/>
+              </w:rPr>
+              <w:t xml:space="preserve">7</w:t>
+            </w:r>
+          </w:p>
+        </w:tc>
+        <w:tc>
+          <w:tcPr>
+            <w:tcW w:type="dxa" w:w="600"/>
+            <w:tcBorders>
+              <w:top w:val="single" w:color="BFBFBF" w:sz="4"/>
+              <w:left w:val="single" w:color="BFBFBF" w:sz="4"/>
+              <w:bottom w:val="single" w:color="BFBFBF" w:sz="4"/>
+              <w:right w:val="single" w:color="BFBFBF" w:sz="4"/>
+            </w:tcBorders>
+            <w:tcMar>
+              <w:top w:type="dxa" w:w="30"/>
+              <w:left w:type="dxa" w:w="60"/>
+              <w:bottom w:type="dxa" w:w="30"/>
+              <w:right w:type="dxa" w:w="60"/>
+            </w:tcMar>
+          </w:tcPr>
+          <w:p>
+            <w:pPr>
+              <w:spacing w:after="0"/>
+            </w:pPr>
+            <w:r>
+              <w:rPr>
+                <w:b w:val="false"/>
+                <w:bCs w:val="false"/>
+                <w:sz w:val="13"/>
+                <w:szCs w:val="13"/>
+                <w:rFonts w:ascii="Arial" w:hAnsi="Arial" w:eastAsia="Malgun Gothic" w:cs="Arial"/>
+              </w:rPr>
+              <w:t xml:space="preserve">-17%</w:t>
+            </w:r>
+          </w:p>
+        </w:tc>
+        <w:tc>
+          <w:tcPr>
+            <w:tcW w:type="dxa" w:w="700"/>
+            <w:tcBorders>
+              <w:top w:val="single" w:color="BFBFBF" w:sz="4"/>
+              <w:left w:val="single" w:color="BFBFBF" w:sz="4"/>
+              <w:bottom w:val="single" w:color="BFBFBF" w:sz="4"/>
+              <w:right w:val="single" w:color="BFBFBF" w:sz="4"/>
+            </w:tcBorders>
+            <w:tcMar>
+              <w:top w:type="dxa" w:w="30"/>
+              <w:left w:type="dxa" w:w="60"/>
+              <w:bottom w:type="dxa" w:w="30"/>
+              <w:right w:type="dxa" w:w="60"/>
+            </w:tcMar>
+          </w:tcPr>
+          <w:p>
+            <w:pPr>
+              <w:spacing w:after="0"/>
+            </w:pPr>
+            <w:r>
+              <w:rPr>
+                <w:b w:val="false"/>
+                <w:bCs w:val="false"/>
+                <w:sz w:val="13"/>
+                <w:szCs w:val="13"/>
+                <w:rFonts w:ascii="Arial" w:hAnsi="Arial" w:eastAsia="Malgun Gothic" w:cs="Arial"/>
+              </w:rPr>
+              <w:t xml:space="preserve">1.4%</w:t>
+            </w:r>
+          </w:p>
+        </w:tc>
+      </w:tr>
+      <w:tr>
+        <w:tc>
+          <w:tcPr>
+            <w:tcW w:type="dxa" w:w="1250"/>
+            <w:tcBorders>
+              <w:top w:val="single" w:color="BFBFBF" w:sz="4"/>
+              <w:left w:val="single" w:color="BFBFBF" w:sz="4"/>
+              <w:bottom w:val="single" w:color="BFBFBF" w:sz="4"/>
+              <w:right w:val="single" w:color="BFBFBF" w:sz="4"/>
+            </w:tcBorders>
+            <w:tcMar>
+              <w:top w:type="dxa" w:w="30"/>
+              <w:left w:type="dxa" w:w="60"/>
+              <w:bottom w:type="dxa" w:w="30"/>
+              <w:right w:type="dxa" w:w="60"/>
+            </w:tcMar>
+          </w:tcPr>
+          <w:p>
+            <w:pPr>
+              <w:spacing w:after="0"/>
+            </w:pPr>
+            <w:r>
+              <w:rPr>
+                <w:b w:val="false"/>
+                <w:bCs w:val="false"/>
+                <w:sz w:val="13"/>
+                <w:szCs w:val="13"/>
+                <w:rFonts w:ascii="Arial" w:hAnsi="Arial" w:eastAsia="Malgun Gothic" w:cs="Arial"/>
+              </w:rPr>
               <w:t xml:space="preserve">한화머시너리앤서비스홀딩스</w:t>
             </w:r>
           </w:p>
@@ -20678,7 +21997,7 @@
                 <w:szCs w:val="13"/>
                 <w:rFonts w:ascii="Arial" w:hAnsi="Arial" w:eastAsia="Malgun Gothic" w:cs="Arial"/>
               </w:rPr>
-              <w:t xml:space="preserve">B</w:t>
+              <w:t xml:space="preserve">L1</w:t>
             </w:r>
           </w:p>
         </w:tc>
@@ -20870,6 +22189,264 @@
                 <w:rFonts w:ascii="Arial" w:hAnsi="Arial" w:eastAsia="Malgun Gothic" w:cs="Arial"/>
               </w:rPr>
               <w:t xml:space="preserve">6.0%</w:t>
+            </w:r>
+          </w:p>
+        </w:tc>
+      </w:tr>
+      <w:tr>
+        <w:tc>
+          <w:tcPr>
+            <w:tcW w:type="dxa" w:w="1250"/>
+            <w:tcBorders>
+              <w:top w:val="single" w:color="BFBFBF" w:sz="4"/>
+              <w:left w:val="single" w:color="BFBFBF" w:sz="4"/>
+              <w:bottom w:val="single" w:color="BFBFBF" w:sz="4"/>
+              <w:right w:val="single" w:color="BFBFBF" w:sz="4"/>
+            </w:tcBorders>
+            <w:tcMar>
+              <w:top w:type="dxa" w:w="30"/>
+              <w:left w:type="dxa" w:w="60"/>
+              <w:bottom w:type="dxa" w:w="30"/>
+              <w:right w:type="dxa" w:w="60"/>
+            </w:tcMar>
+          </w:tcPr>
+          <w:p>
+            <w:pPr>
+              <w:spacing w:after="0"/>
+            </w:pPr>
+            <w:r>
+              <w:rPr>
+                <w:b w:val="false"/>
+                <w:bCs w:val="false"/>
+                <w:sz w:val="13"/>
+                <w:szCs w:val="13"/>
+                <w:rFonts w:ascii="Arial" w:hAnsi="Arial" w:eastAsia="Malgun Gothic" w:cs="Arial"/>
+              </w:rPr>
+              <w:t xml:space="preserve">나이스정보통신</w:t>
+            </w:r>
+          </w:p>
+        </w:tc>
+        <w:tc>
+          <w:tcPr>
+            <w:tcW w:type="dxa" w:w="450"/>
+            <w:tcBorders>
+              <w:top w:val="single" w:color="BFBFBF" w:sz="4"/>
+              <w:left w:val="single" w:color="BFBFBF" w:sz="4"/>
+              <w:bottom w:val="single" w:color="BFBFBF" w:sz="4"/>
+              <w:right w:val="single" w:color="BFBFBF" w:sz="4"/>
+            </w:tcBorders>
+            <w:tcMar>
+              <w:top w:type="dxa" w:w="30"/>
+              <w:left w:type="dxa" w:w="60"/>
+              <w:bottom w:type="dxa" w:w="30"/>
+              <w:right w:type="dxa" w:w="60"/>
+            </w:tcMar>
+          </w:tcPr>
+          <w:p>
+            <w:pPr>
+              <w:spacing w:after="0"/>
+            </w:pPr>
+            <w:r>
+              <w:rPr>
+                <w:b w:val="false"/>
+                <w:bCs w:val="false"/>
+                <w:sz w:val="13"/>
+                <w:szCs w:val="13"/>
+                <w:rFonts w:ascii="Arial" w:hAnsi="Arial" w:eastAsia="Malgun Gothic" w:cs="Arial"/>
+              </w:rPr>
+              <w:t xml:space="preserve">L3</w:t>
+            </w:r>
+          </w:p>
+        </w:tc>
+        <w:tc>
+          <w:tcPr>
+            <w:tcW w:type="dxa" w:w="1000"/>
+            <w:tcBorders>
+              <w:top w:val="single" w:color="BFBFBF" w:sz="4"/>
+              <w:left w:val="single" w:color="BFBFBF" w:sz="4"/>
+              <w:bottom w:val="single" w:color="BFBFBF" w:sz="4"/>
+              <w:right w:val="single" w:color="BFBFBF" w:sz="4"/>
+            </w:tcBorders>
+            <w:tcMar>
+              <w:top w:type="dxa" w:w="30"/>
+              <w:left w:type="dxa" w:w="60"/>
+              <w:bottom w:type="dxa" w:w="30"/>
+              <w:right w:type="dxa" w:w="60"/>
+            </w:tcMar>
+          </w:tcPr>
+          <w:p>
+            <w:pPr>
+              <w:spacing w:after="0"/>
+            </w:pPr>
+            <w:r>
+              <w:rPr>
+                <w:b w:val="false"/>
+                <w:bCs w:val="false"/>
+                <w:sz w:val="13"/>
+                <w:szCs w:val="13"/>
+                <w:rFonts w:ascii="Arial" w:hAnsi="Arial" w:eastAsia="Malgun Gothic" w:cs="Arial"/>
+              </w:rPr>
+              <w:t xml:space="preserve">분할/자본변동</w:t>
+            </w:r>
+          </w:p>
+        </w:tc>
+        <w:tc>
+          <w:tcPr>
+            <w:tcW w:type="dxa" w:w="3600"/>
+            <w:tcBorders>
+              <w:top w:val="single" w:color="BFBFBF" w:sz="4"/>
+              <w:left w:val="single" w:color="BFBFBF" w:sz="4"/>
+              <w:bottom w:val="single" w:color="BFBFBF" w:sz="4"/>
+              <w:right w:val="single" w:color="BFBFBF" w:sz="4"/>
+            </w:tcBorders>
+            <w:tcMar>
+              <w:top w:type="dxa" w:w="30"/>
+              <w:left w:type="dxa" w:w="60"/>
+              <w:bottom w:type="dxa" w:w="30"/>
+              <w:right w:type="dxa" w:w="60"/>
+            </w:tcMar>
+          </w:tcPr>
+          <w:p>
+            <w:pPr>
+              <w:spacing w:after="0"/>
+            </w:pPr>
+            <w:r>
+              <w:rPr>
+                <w:b w:val="false"/>
+                <w:bCs w:val="false"/>
+                <w:sz w:val="13"/>
+                <w:szCs w:val="13"/>
+                <w:rFonts w:ascii="Arial" w:hAnsi="Arial" w:eastAsia="Malgun Gothic" w:cs="Arial"/>
+              </w:rPr>
+              <w:t xml:space="preserve">2026-08 주식수 5배·거래정지 이력. 액면분할/분할 확인</w:t>
+            </w:r>
+          </w:p>
+        </w:tc>
+        <w:tc>
+          <w:tcPr>
+            <w:tcW w:type="dxa" w:w="800"/>
+            <w:tcBorders>
+              <w:top w:val="single" w:color="BFBFBF" w:sz="4"/>
+              <w:left w:val="single" w:color="BFBFBF" w:sz="4"/>
+              <w:bottom w:val="single" w:color="BFBFBF" w:sz="4"/>
+              <w:right w:val="single" w:color="BFBFBF" w:sz="4"/>
+            </w:tcBorders>
+            <w:tcMar>
+              <w:top w:type="dxa" w:w="30"/>
+              <w:left w:type="dxa" w:w="60"/>
+              <w:bottom w:type="dxa" w:w="30"/>
+              <w:right w:type="dxa" w:w="60"/>
+            </w:tcMar>
+          </w:tcPr>
+          <w:p>
+            <w:pPr>
+              <w:spacing w:after="0"/>
+            </w:pPr>
+            <w:r>
+              <w:rPr>
+                <w:b w:val="false"/>
+                <w:bCs w:val="false"/>
+                <w:sz w:val="13"/>
+                <w:szCs w:val="13"/>
+                <w:rFonts w:ascii="Arial" w:hAnsi="Arial" w:eastAsia="Malgun Gothic" w:cs="Arial"/>
+              </w:rPr>
+              <w:t xml:space="preserve">3,276</w:t>
+            </w:r>
+          </w:p>
+        </w:tc>
+        <w:tc>
+          <w:tcPr>
+            <w:tcW w:type="dxa" w:w="700"/>
+            <w:tcBorders>
+              <w:top w:val="single" w:color="BFBFBF" w:sz="4"/>
+              <w:left w:val="single" w:color="BFBFBF" w:sz="4"/>
+              <w:bottom w:val="single" w:color="BFBFBF" w:sz="4"/>
+              <w:right w:val="single" w:color="BFBFBF" w:sz="4"/>
+            </w:tcBorders>
+            <w:tcMar>
+              <w:top w:type="dxa" w:w="30"/>
+              <w:left w:type="dxa" w:w="60"/>
+              <w:bottom w:type="dxa" w:w="30"/>
+              <w:right w:type="dxa" w:w="60"/>
+            </w:tcMar>
+          </w:tcPr>
+          <w:p>
+            <w:pPr>
+              <w:spacing w:after="0"/>
+            </w:pPr>
+            <w:r>
+              <w:rPr>
+                <w:b w:val="false"/>
+                <w:bCs w:val="false"/>
+                <w:sz w:val="13"/>
+                <w:szCs w:val="13"/>
+                <w:rFonts w:ascii="Arial" w:hAnsi="Arial" w:eastAsia="Malgun Gothic" w:cs="Arial"/>
+              </w:rPr>
+              <w:t xml:space="preserve">21</w:t>
+            </w:r>
+          </w:p>
+        </w:tc>
+        <w:tc>
+          <w:tcPr>
+            <w:tcW w:type="dxa" w:w="600"/>
+            <w:tcBorders>
+              <w:top w:val="single" w:color="BFBFBF" w:sz="4"/>
+              <w:left w:val="single" w:color="BFBFBF" w:sz="4"/>
+              <w:bottom w:val="single" w:color="BFBFBF" w:sz="4"/>
+              <w:right w:val="single" w:color="BFBFBF" w:sz="4"/>
+            </w:tcBorders>
+            <w:tcMar>
+              <w:top w:type="dxa" w:w="30"/>
+              <w:left w:type="dxa" w:w="60"/>
+              <w:bottom w:type="dxa" w:w="30"/>
+              <w:right w:type="dxa" w:w="60"/>
+            </w:tcMar>
+          </w:tcPr>
+          <w:p>
+            <w:pPr>
+              <w:spacing w:after="0"/>
+            </w:pPr>
+            <w:r>
+              <w:rPr>
+                <w:b w:val="false"/>
+                <w:bCs w:val="false"/>
+                <w:sz w:val="13"/>
+                <w:szCs w:val="13"/>
+                <w:rFonts w:ascii="Arial" w:hAnsi="Arial" w:eastAsia="Malgun Gothic" w:cs="Arial"/>
+              </w:rPr>
+              <w:t xml:space="preserve">+42%</w:t>
+            </w:r>
+          </w:p>
+        </w:tc>
+        <w:tc>
+          <w:tcPr>
+            <w:tcW w:type="dxa" w:w="700"/>
+            <w:tcBorders>
+              <w:top w:val="single" w:color="BFBFBF" w:sz="4"/>
+              <w:left w:val="single" w:color="BFBFBF" w:sz="4"/>
+              <w:bottom w:val="single" w:color="BFBFBF" w:sz="4"/>
+              <w:right w:val="single" w:color="BFBFBF" w:sz="4"/>
+            </w:tcBorders>
+            <w:tcMar>
+              <w:top w:type="dxa" w:w="30"/>
+              <w:left w:type="dxa" w:w="60"/>
+              <w:bottom w:type="dxa" w:w="30"/>
+              <w:right w:type="dxa" w:w="60"/>
+            </w:tcMar>
+          </w:tcPr>
+          <w:p>
+            <w:pPr>
+              <w:spacing w:after="0"/>
+            </w:pPr>
+            <w:r>
+              <w:rPr>
+                <w:b w:val="false"/>
+                <w:bCs w:val="false"/>
+                <w:sz w:val="13"/>
+                <w:szCs w:val="13"/>
+                <w:rFonts w:ascii="Arial" w:hAnsi="Arial" w:eastAsia="Malgun Gothic" w:cs="Arial"/>
+              </w:rPr>
+              <w:t xml:space="preserve">2.1%</w:t>
             </w:r>
           </w:p>
         </w:tc>
@@ -21224,7 +22801,7 @@
                 <w:szCs w:val="13"/>
                 <w:rFonts w:ascii="Arial" w:hAnsi="Arial" w:eastAsia="Malgun Gothic" w:cs="Arial"/>
               </w:rPr>
-              <w:t xml:space="preserve">A1</w:t>
+              <w:t xml:space="preserve">L1</w:t>
             </w:r>
           </w:p>
         </w:tc>
@@ -21450,7 +23027,7 @@
                 <w:szCs w:val="13"/>
                 <w:rFonts w:ascii="Arial" w:hAnsi="Arial" w:eastAsia="Malgun Gothic" w:cs="Arial"/>
               </w:rPr>
-              <w:t xml:space="preserve">A1</w:t>
+              <w:t xml:space="preserve">L1</w:t>
             </w:r>
           </w:p>
         </w:tc>
@@ -21676,7 +23253,7 @@
                 <w:szCs w:val="13"/>
                 <w:rFonts w:ascii="Arial" w:hAnsi="Arial" w:eastAsia="Malgun Gothic" w:cs="Arial"/>
               </w:rPr>
-              <w:t xml:space="preserve">A1</w:t>
+              <w:t xml:space="preserve">L1</w:t>
             </w:r>
           </w:p>
         </w:tc>
@@ -21902,7 +23479,7 @@
                 <w:szCs w:val="13"/>
                 <w:rFonts w:ascii="Arial" w:hAnsi="Arial" w:eastAsia="Malgun Gothic" w:cs="Arial"/>
               </w:rPr>
-              <w:t xml:space="preserve">A1</w:t>
+              <w:t xml:space="preserve">L1</w:t>
             </w:r>
           </w:p>
         </w:tc>
@@ -22128,7 +23705,7 @@
                 <w:szCs w:val="13"/>
                 <w:rFonts w:ascii="Arial" w:hAnsi="Arial" w:eastAsia="Malgun Gothic" w:cs="Arial"/>
               </w:rPr>
-              <w:t xml:space="preserve">A1</w:t>
+              <w:t xml:space="preserve">L1</w:t>
             </w:r>
           </w:p>
         </w:tc>
@@ -22354,7 +23931,7 @@
                 <w:szCs w:val="13"/>
                 <w:rFonts w:ascii="Arial" w:hAnsi="Arial" w:eastAsia="Malgun Gothic" w:cs="Arial"/>
               </w:rPr>
-              <w:t xml:space="preserve">A1</w:t>
+              <w:t xml:space="preserve">L1</w:t>
             </w:r>
           </w:p>
         </w:tc>
@@ -22580,7 +24157,7 @@
                 <w:szCs w:val="13"/>
                 <w:rFonts w:ascii="Arial" w:hAnsi="Arial" w:eastAsia="Malgun Gothic" w:cs="Arial"/>
               </w:rPr>
-              <w:t xml:space="preserve">A3</w:t>
+              <w:t xml:space="preserve">L1</w:t>
             </w:r>
           </w:p>
         </w:tc>
@@ -22806,7 +24383,7 @@
                 <w:szCs w:val="13"/>
                 <w:rFonts w:ascii="Arial" w:hAnsi="Arial" w:eastAsia="Malgun Gothic" w:cs="Arial"/>
               </w:rPr>
-              <w:t xml:space="preserve">A1</w:t>
+              <w:t xml:space="preserve">L1</w:t>
             </w:r>
           </w:p>
         </w:tc>
@@ -23032,7 +24609,7 @@
                 <w:szCs w:val="13"/>
                 <w:rFonts w:ascii="Arial" w:hAnsi="Arial" w:eastAsia="Malgun Gothic" w:cs="Arial"/>
               </w:rPr>
-              <w:t xml:space="preserve">A1</w:t>
+              <w:t xml:space="preserve">L1</w:t>
             </w:r>
           </w:p>
         </w:tc>
@@ -23258,7 +24835,7 @@
                 <w:szCs w:val="13"/>
                 <w:rFonts w:ascii="Arial" w:hAnsi="Arial" w:eastAsia="Malgun Gothic" w:cs="Arial"/>
               </w:rPr>
-              <w:t xml:space="preserve">A3</w:t>
+              <w:t xml:space="preserve">L1</w:t>
             </w:r>
           </w:p>
         </w:tc>
@@ -23484,7 +25061,7 @@
                 <w:szCs w:val="13"/>
                 <w:rFonts w:ascii="Arial" w:hAnsi="Arial" w:eastAsia="Malgun Gothic" w:cs="Arial"/>
               </w:rPr>
-              <w:t xml:space="preserve">A1</w:t>
+              <w:t xml:space="preserve">L1</w:t>
             </w:r>
           </w:p>
         </w:tc>
@@ -23710,7 +25287,7 @@
                 <w:szCs w:val="13"/>
                 <w:rFonts w:ascii="Arial" w:hAnsi="Arial" w:eastAsia="Malgun Gothic" w:cs="Arial"/>
               </w:rPr>
-              <w:t xml:space="preserve">A3</w:t>
+              <w:t xml:space="preserve">L1</w:t>
             </w:r>
           </w:p>
         </w:tc>
@@ -23936,7 +25513,7 @@
                 <w:szCs w:val="13"/>
                 <w:rFonts w:ascii="Arial" w:hAnsi="Arial" w:eastAsia="Malgun Gothic" w:cs="Arial"/>
               </w:rPr>
-              <w:t xml:space="preserve">A1</w:t>
+              <w:t xml:space="preserve">L1</w:t>
             </w:r>
           </w:p>
         </w:tc>
@@ -24162,7 +25739,7 @@
                 <w:szCs w:val="13"/>
                 <w:rFonts w:ascii="Arial" w:hAnsi="Arial" w:eastAsia="Malgun Gothic" w:cs="Arial"/>
               </w:rPr>
-              <w:t xml:space="preserve">A2</w:t>
+              <w:t xml:space="preserve">L1</w:t>
             </w:r>
           </w:p>
         </w:tc>
@@ -24388,7 +25965,7 @@
                 <w:szCs w:val="13"/>
                 <w:rFonts w:ascii="Arial" w:hAnsi="Arial" w:eastAsia="Malgun Gothic" w:cs="Arial"/>
               </w:rPr>
-              <w:t xml:space="preserve">A3</w:t>
+              <w:t xml:space="preserve">L1</w:t>
             </w:r>
           </w:p>
         </w:tc>
@@ -24614,7 +26191,7 @@
                 <w:szCs w:val="13"/>
                 <w:rFonts w:ascii="Arial" w:hAnsi="Arial" w:eastAsia="Malgun Gothic" w:cs="Arial"/>
               </w:rPr>
-              <w:t xml:space="preserve">A3</w:t>
+              <w:t xml:space="preserve">L2</w:t>
             </w:r>
           </w:p>
         </w:tc>
@@ -24840,7 +26417,7 @@
                 <w:szCs w:val="13"/>
                 <w:rFonts w:ascii="Arial" w:hAnsi="Arial" w:eastAsia="Malgun Gothic" w:cs="Arial"/>
               </w:rPr>
-              <w:t xml:space="preserve">A1</w:t>
+              <w:t xml:space="preserve">L1</w:t>
             </w:r>
           </w:p>
         </w:tc>
@@ -25066,7 +26643,7 @@
                 <w:szCs w:val="13"/>
                 <w:rFonts w:ascii="Arial" w:hAnsi="Arial" w:eastAsia="Malgun Gothic" w:cs="Arial"/>
               </w:rPr>
-              <w:t xml:space="preserve">A2</w:t>
+              <w:t xml:space="preserve">L1</w:t>
             </w:r>
           </w:p>
         </w:tc>
@@ -25292,7 +26869,7 @@
                 <w:szCs w:val="13"/>
                 <w:rFonts w:ascii="Arial" w:hAnsi="Arial" w:eastAsia="Malgun Gothic" w:cs="Arial"/>
               </w:rPr>
-              <w:t xml:space="preserve">A2</w:t>
+              <w:t xml:space="preserve">L1</w:t>
             </w:r>
           </w:p>
         </w:tc>
@@ -25518,7 +27095,7 @@
                 <w:szCs w:val="13"/>
                 <w:rFonts w:ascii="Arial" w:hAnsi="Arial" w:eastAsia="Malgun Gothic" w:cs="Arial"/>
               </w:rPr>
-              <w:t xml:space="preserve">A1</w:t>
+              <w:t xml:space="preserve">L1</w:t>
             </w:r>
           </w:p>
         </w:tc>
@@ -25742,7 +27319,7 @@
                 <w:szCs w:val="13"/>
                 <w:rFonts w:ascii="Arial" w:hAnsi="Arial" w:eastAsia="Malgun Gothic" w:cs="Arial"/>
               </w:rPr>
-              <w:t xml:space="preserve">B</w:t>
+              <w:t xml:space="preserve">L1</w:t>
             </w:r>
           </w:p>
         </w:tc>
@@ -25968,7 +27545,7 @@
                 <w:szCs w:val="13"/>
                 <w:rFonts w:ascii="Arial" w:hAnsi="Arial" w:eastAsia="Malgun Gothic" w:cs="Arial"/>
               </w:rPr>
-              <w:t xml:space="preserve">A1</w:t>
+              <w:t xml:space="preserve">L1</w:t>
             </w:r>
           </w:p>
         </w:tc>
@@ -26194,7 +27771,7 @@
                 <w:szCs w:val="13"/>
                 <w:rFonts w:ascii="Arial" w:hAnsi="Arial" w:eastAsia="Malgun Gothic" w:cs="Arial"/>
               </w:rPr>
-              <w:t xml:space="preserve">B</w:t>
+              <w:t xml:space="preserve">L1</w:t>
             </w:r>
           </w:p>
         </w:tc>
@@ -26420,7 +27997,7 @@
                 <w:szCs w:val="13"/>
                 <w:rFonts w:ascii="Arial" w:hAnsi="Arial" w:eastAsia="Malgun Gothic" w:cs="Arial"/>
               </w:rPr>
-              <w:t xml:space="preserve">A3</w:t>
+              <w:t xml:space="preserve">L1</w:t>
             </w:r>
           </w:p>
         </w:tc>
@@ -26646,7 +28223,7 @@
                 <w:szCs w:val="13"/>
                 <w:rFonts w:ascii="Arial" w:hAnsi="Arial" w:eastAsia="Malgun Gothic" w:cs="Arial"/>
               </w:rPr>
-              <w:t xml:space="preserve">B</w:t>
+              <w:t xml:space="preserve">L1</w:t>
             </w:r>
           </w:p>
         </w:tc>
@@ -27221,7 +28798,7 @@
                 <w:szCs w:val="14"/>
                 <w:rFonts w:ascii="Arial" w:hAnsi="Arial" w:eastAsia="Malgun Gothic" w:cs="Arial"/>
               </w:rPr>
-              <w:t xml:space="preserve">B</w:t>
+              <w:t xml:space="preserve">L2</w:t>
             </w:r>
           </w:p>
         </w:tc>
@@ -27253,7 +28830,7 @@
                 <w:szCs w:val="14"/>
                 <w:rFonts w:ascii="Arial" w:hAnsi="Arial" w:eastAsia="Malgun Gothic" w:cs="Arial"/>
               </w:rPr>
-              <w:t xml:space="preserve">A1</w:t>
+              <w:t xml:space="preserve">L1</w:t>
             </w:r>
           </w:p>
         </w:tc>
@@ -27415,7 +28992,7 @@
                 <w:szCs w:val="14"/>
                 <w:rFonts w:ascii="Arial" w:hAnsi="Arial" w:eastAsia="Malgun Gothic" w:cs="Arial"/>
               </w:rPr>
-              <w:t xml:space="preserve">C</w:t>
+              <w:t xml:space="preserve">L3</w:t>
             </w:r>
           </w:p>
         </w:tc>
@@ -27447,7 +29024,7 @@
                 <w:szCs w:val="14"/>
                 <w:rFonts w:ascii="Arial" w:hAnsi="Arial" w:eastAsia="Malgun Gothic" w:cs="Arial"/>
               </w:rPr>
-              <w:t xml:space="preserve">A1</w:t>
+              <w:t xml:space="preserve">L1</w:t>
             </w:r>
           </w:p>
         </w:tc>
@@ -27609,7 +29186,7 @@
                 <w:szCs w:val="14"/>
                 <w:rFonts w:ascii="Arial" w:hAnsi="Arial" w:eastAsia="Malgun Gothic" w:cs="Arial"/>
               </w:rPr>
-              <w:t xml:space="preserve">A3</w:t>
+              <w:t xml:space="preserve">L2</w:t>
             </w:r>
           </w:p>
         </w:tc>
@@ -27641,7 +29218,7 @@
                 <w:szCs w:val="14"/>
                 <w:rFonts w:ascii="Arial" w:hAnsi="Arial" w:eastAsia="Malgun Gothic" w:cs="Arial"/>
               </w:rPr>
-              <w:t xml:space="preserve">A1</w:t>
+              <w:t xml:space="preserve">L1</w:t>
             </w:r>
           </w:p>
         </w:tc>
@@ -27803,7 +29380,7 @@
                 <w:szCs w:val="14"/>
                 <w:rFonts w:ascii="Arial" w:hAnsi="Arial" w:eastAsia="Malgun Gothic" w:cs="Arial"/>
               </w:rPr>
-              <w:t xml:space="preserve">A3</w:t>
+              <w:t xml:space="preserve">L1</w:t>
             </w:r>
           </w:p>
         </w:tc>
@@ -27835,7 +29412,7 @@
                 <w:szCs w:val="14"/>
                 <w:rFonts w:ascii="Arial" w:hAnsi="Arial" w:eastAsia="Malgun Gothic" w:cs="Arial"/>
               </w:rPr>
-              <w:t xml:space="preserve">A1</w:t>
+              <w:t xml:space="preserve">L1</w:t>
             </w:r>
           </w:p>
         </w:tc>
@@ -28029,7 +29606,7 @@
                 <w:szCs w:val="14"/>
                 <w:rFonts w:ascii="Arial" w:hAnsi="Arial" w:eastAsia="Malgun Gothic" w:cs="Arial"/>
               </w:rPr>
-              <w:t xml:space="preserve">A1</w:t>
+              <w:t xml:space="preserve">L1</w:t>
             </w:r>
           </w:p>
         </w:tc>
@@ -28191,7 +29768,7 @@
                 <w:szCs w:val="14"/>
                 <w:rFonts w:ascii="Arial" w:hAnsi="Arial" w:eastAsia="Malgun Gothic" w:cs="Arial"/>
               </w:rPr>
-              <w:t xml:space="preserve">A1</w:t>
+              <w:t xml:space="preserve">L1</w:t>
             </w:r>
           </w:p>
         </w:tc>
@@ -28223,7 +29800,7 @@
                 <w:szCs w:val="14"/>
                 <w:rFonts w:ascii="Arial" w:hAnsi="Arial" w:eastAsia="Malgun Gothic" w:cs="Arial"/>
               </w:rPr>
-              <w:t xml:space="preserve">A1</w:t>
+              <w:t xml:space="preserve">L1</w:t>
             </w:r>
           </w:p>
         </w:tc>
@@ -28385,7 +29962,7 @@
                 <w:szCs w:val="14"/>
                 <w:rFonts w:ascii="Arial" w:hAnsi="Arial" w:eastAsia="Malgun Gothic" w:cs="Arial"/>
               </w:rPr>
-              <w:t xml:space="preserve">A2</w:t>
+              <w:t xml:space="preserve">L1</w:t>
             </w:r>
           </w:p>
         </w:tc>
@@ -28417,7 +29994,7 @@
                 <w:szCs w:val="14"/>
                 <w:rFonts w:ascii="Arial" w:hAnsi="Arial" w:eastAsia="Malgun Gothic" w:cs="Arial"/>
               </w:rPr>
-              <w:t xml:space="preserve">A1</w:t>
+              <w:t xml:space="preserve">L1</w:t>
             </w:r>
           </w:p>
         </w:tc>
@@ -28579,7 +30156,7 @@
                 <w:szCs w:val="14"/>
                 <w:rFonts w:ascii="Arial" w:hAnsi="Arial" w:eastAsia="Malgun Gothic" w:cs="Arial"/>
               </w:rPr>
-              <w:t xml:space="preserve">C</w:t>
+              <w:t xml:space="preserve">L2</w:t>
             </w:r>
           </w:p>
         </w:tc>
@@ -28611,7 +30188,7 @@
                 <w:szCs w:val="14"/>
                 <w:rFonts w:ascii="Arial" w:hAnsi="Arial" w:eastAsia="Malgun Gothic" w:cs="Arial"/>
               </w:rPr>
-              <w:t xml:space="preserve">A1</w:t>
+              <w:t xml:space="preserve">L1</w:t>
             </w:r>
           </w:p>
         </w:tc>
@@ -28805,7 +30382,7 @@
                 <w:szCs w:val="14"/>
                 <w:rFonts w:ascii="Arial" w:hAnsi="Arial" w:eastAsia="Malgun Gothic" w:cs="Arial"/>
               </w:rPr>
-              <w:t xml:space="preserve">B</w:t>
+              <w:t xml:space="preserve">L1</w:t>
             </w:r>
           </w:p>
         </w:tc>
@@ -28967,7 +30544,7 @@
                 <w:szCs w:val="14"/>
                 <w:rFonts w:ascii="Arial" w:hAnsi="Arial" w:eastAsia="Malgun Gothic" w:cs="Arial"/>
               </w:rPr>
-              <w:t xml:space="preserve">A3</w:t>
+              <w:t xml:space="preserve">L2</w:t>
             </w:r>
           </w:p>
         </w:tc>
@@ -28999,7 +30576,7 @@
                 <w:szCs w:val="14"/>
                 <w:rFonts w:ascii="Arial" w:hAnsi="Arial" w:eastAsia="Malgun Gothic" w:cs="Arial"/>
               </w:rPr>
-              <w:t xml:space="preserve">A1</w:t>
+              <w:t xml:space="preserve">L1</w:t>
             </w:r>
           </w:p>
         </w:tc>
@@ -29193,7 +30770,7 @@
                 <w:szCs w:val="14"/>
                 <w:rFonts w:ascii="Arial" w:hAnsi="Arial" w:eastAsia="Malgun Gothic" w:cs="Arial"/>
               </w:rPr>
-              <w:t xml:space="preserve">A1</w:t>
+              <w:t xml:space="preserve">L1</w:t>
             </w:r>
           </w:p>
         </w:tc>
@@ -29355,7 +30932,7 @@
                 <w:szCs w:val="14"/>
                 <w:rFonts w:ascii="Arial" w:hAnsi="Arial" w:eastAsia="Malgun Gothic" w:cs="Arial"/>
               </w:rPr>
-              <w:t xml:space="preserve">C</w:t>
+              <w:t xml:space="preserve">L2</w:t>
             </w:r>
           </w:p>
         </w:tc>
@@ -29387,7 +30964,7 @@
                 <w:szCs w:val="14"/>
                 <w:rFonts w:ascii="Arial" w:hAnsi="Arial" w:eastAsia="Malgun Gothic" w:cs="Arial"/>
               </w:rPr>
-              <w:t xml:space="preserve">A1</w:t>
+              <w:t xml:space="preserve">L1</w:t>
             </w:r>
           </w:p>
         </w:tc>
@@ -29549,7 +31126,7 @@
                 <w:szCs w:val="14"/>
                 <w:rFonts w:ascii="Arial" w:hAnsi="Arial" w:eastAsia="Malgun Gothic" w:cs="Arial"/>
               </w:rPr>
-              <w:t xml:space="preserve">A1</w:t>
+              <w:t xml:space="preserve">L1</w:t>
             </w:r>
           </w:p>
         </w:tc>
@@ -29581,7 +31158,7 @@
                 <w:szCs w:val="14"/>
                 <w:rFonts w:ascii="Arial" w:hAnsi="Arial" w:eastAsia="Malgun Gothic" w:cs="Arial"/>
               </w:rPr>
-              <w:t xml:space="preserve">A1</w:t>
+              <w:t xml:space="preserve">L1</w:t>
             </w:r>
           </w:p>
         </w:tc>
@@ -29743,7 +31320,7 @@
                 <w:szCs w:val="14"/>
                 <w:rFonts w:ascii="Arial" w:hAnsi="Arial" w:eastAsia="Malgun Gothic" w:cs="Arial"/>
               </w:rPr>
-              <w:t xml:space="preserve">A1</w:t>
+              <w:t xml:space="preserve">L1</w:t>
             </w:r>
           </w:p>
         </w:tc>
@@ -29775,7 +31352,7 @@
                 <w:szCs w:val="14"/>
                 <w:rFonts w:ascii="Arial" w:hAnsi="Arial" w:eastAsia="Malgun Gothic" w:cs="Arial"/>
               </w:rPr>
-              <w:t xml:space="preserve">A1</w:t>
+              <w:t xml:space="preserve">L1</w:t>
             </w:r>
           </w:p>
         </w:tc>
@@ -29794,7 +31371,7 @@
           <w:szCs w:val="16"/>
           <w:rFonts w:ascii="Arial" w:hAnsi="Arial" w:eastAsia="Malgun Gothic" w:cs="Arial"/>
         </w:rPr>
-        <w:t xml:space="preserve">25쌍 중위 괴리율 -52%. Pair 전략은 BBAS상 편입비 제한 없음(양 leg 차이 4% 이내), 단 우선주 leg 유동성이 binding.</w:t>
+        <w:t xml:space="preserve">25쌍 중위 괴리율 -52%. Pair 전략은 BBAS상 편입비 제한 없음(양 leg 차이 4% 이내), 우선주 leg 유동성이 binding.</w:t>
       </w:r>
     </w:p>
     <w:p>
@@ -30146,7 +31723,7 @@
                 <w:szCs w:val="14"/>
                 <w:rFonts w:ascii="Arial" w:hAnsi="Arial" w:eastAsia="Malgun Gothic" w:cs="Arial"/>
               </w:rPr>
-              <w:t xml:space="preserve">C</w:t>
+              <w:t xml:space="preserve">L3</w:t>
             </w:r>
           </w:p>
         </w:tc>
@@ -30372,7 +31949,7 @@
                 <w:szCs w:val="14"/>
                 <w:rFonts w:ascii="Arial" w:hAnsi="Arial" w:eastAsia="Malgun Gothic" w:cs="Arial"/>
               </w:rPr>
-              <w:t xml:space="preserve">A3</w:t>
+              <w:t xml:space="preserve">L2</w:t>
             </w:r>
           </w:p>
         </w:tc>
@@ -30598,7 +32175,7 @@
                 <w:szCs w:val="14"/>
                 <w:rFonts w:ascii="Arial" w:hAnsi="Arial" w:eastAsia="Malgun Gothic" w:cs="Arial"/>
               </w:rPr>
-              <w:t xml:space="preserve">A1</w:t>
+              <w:t xml:space="preserve">L1</w:t>
             </w:r>
           </w:p>
         </w:tc>
@@ -30824,7 +32401,7 @@
                 <w:szCs w:val="14"/>
                 <w:rFonts w:ascii="Arial" w:hAnsi="Arial" w:eastAsia="Malgun Gothic" w:cs="Arial"/>
               </w:rPr>
-              <w:t xml:space="preserve">A1</w:t>
+              <w:t xml:space="preserve">L1</w:t>
             </w:r>
           </w:p>
         </w:tc>
@@ -31050,7 +32627,7 @@
                 <w:szCs w:val="14"/>
                 <w:rFonts w:ascii="Arial" w:hAnsi="Arial" w:eastAsia="Malgun Gothic" w:cs="Arial"/>
               </w:rPr>
-              <w:t xml:space="preserve">A1</w:t>
+              <w:t xml:space="preserve">L1</w:t>
             </w:r>
           </w:p>
         </w:tc>
@@ -31276,7 +32853,7 @@
                 <w:szCs w:val="14"/>
                 <w:rFonts w:ascii="Arial" w:hAnsi="Arial" w:eastAsia="Malgun Gothic" w:cs="Arial"/>
               </w:rPr>
-              <w:t xml:space="preserve">A1</w:t>
+              <w:t xml:space="preserve">L1</w:t>
             </w:r>
           </w:p>
         </w:tc>
@@ -31502,7 +33079,7 @@
                 <w:szCs w:val="14"/>
                 <w:rFonts w:ascii="Arial" w:hAnsi="Arial" w:eastAsia="Malgun Gothic" w:cs="Arial"/>
               </w:rPr>
-              <w:t xml:space="preserve">A3</w:t>
+              <w:t xml:space="preserve">L2</w:t>
             </w:r>
           </w:p>
         </w:tc>
@@ -31728,7 +33305,7 @@
                 <w:szCs w:val="14"/>
                 <w:rFonts w:ascii="Arial" w:hAnsi="Arial" w:eastAsia="Malgun Gothic" w:cs="Arial"/>
               </w:rPr>
-              <w:t xml:space="preserve">A1</w:t>
+              <w:t xml:space="preserve">L1</w:t>
             </w:r>
           </w:p>
         </w:tc>
@@ -31954,7 +33531,7 @@
                 <w:szCs w:val="14"/>
                 <w:rFonts w:ascii="Arial" w:hAnsi="Arial" w:eastAsia="Malgun Gothic" w:cs="Arial"/>
               </w:rPr>
-              <w:t xml:space="preserve">A3</w:t>
+              <w:t xml:space="preserve">L2</w:t>
             </w:r>
           </w:p>
         </w:tc>
@@ -32180,7 +33757,7 @@
                 <w:szCs w:val="14"/>
                 <w:rFonts w:ascii="Arial" w:hAnsi="Arial" w:eastAsia="Malgun Gothic" w:cs="Arial"/>
               </w:rPr>
-              <w:t xml:space="preserve">A3</w:t>
+              <w:t xml:space="preserve">L2</w:t>
             </w:r>
           </w:p>
         </w:tc>
@@ -32406,7 +33983,7 @@
                 <w:szCs w:val="14"/>
                 <w:rFonts w:ascii="Arial" w:hAnsi="Arial" w:eastAsia="Malgun Gothic" w:cs="Arial"/>
               </w:rPr>
-              <w:t xml:space="preserve">A1</w:t>
+              <w:t xml:space="preserve">L1</w:t>
             </w:r>
           </w:p>
         </w:tc>
@@ -32632,7 +34209,7 @@
                 <w:szCs w:val="14"/>
                 <w:rFonts w:ascii="Arial" w:hAnsi="Arial" w:eastAsia="Malgun Gothic" w:cs="Arial"/>
               </w:rPr>
-              <w:t xml:space="preserve">A1</w:t>
+              <w:t xml:space="preserve">L1</w:t>
             </w:r>
           </w:p>
         </w:tc>
@@ -32858,7 +34435,7 @@
                 <w:szCs w:val="14"/>
                 <w:rFonts w:ascii="Arial" w:hAnsi="Arial" w:eastAsia="Malgun Gothic" w:cs="Arial"/>
               </w:rPr>
-              <w:t xml:space="preserve">A3</w:t>
+              <w:t xml:space="preserve">L1</w:t>
             </w:r>
           </w:p>
         </w:tc>
@@ -33084,7 +34661,7 @@
                 <w:szCs w:val="14"/>
                 <w:rFonts w:ascii="Arial" w:hAnsi="Arial" w:eastAsia="Malgun Gothic" w:cs="Arial"/>
               </w:rPr>
-              <w:t xml:space="preserve">A1</w:t>
+              <w:t xml:space="preserve">L1</w:t>
             </w:r>
           </w:p>
         </w:tc>
@@ -33310,7 +34887,7 @@
                 <w:szCs w:val="14"/>
                 <w:rFonts w:ascii="Arial" w:hAnsi="Arial" w:eastAsia="Malgun Gothic" w:cs="Arial"/>
               </w:rPr>
-              <w:t xml:space="preserve">A1</w:t>
+              <w:t xml:space="preserve">L1</w:t>
             </w:r>
           </w:p>
         </w:tc>
@@ -33490,7 +35067,7 @@
           <w:szCs w:val="26"/>
           <w:rFonts w:ascii="Arial" w:hAnsi="Arial" w:eastAsia="Malgun Gothic" w:cs="Arial"/>
         </w:rPr>
-        <w:t xml:space="preserve">5. 밸류에이션 · ROE · ROIC · 성장률</w:t>
+        <w:t xml:space="preserve">5. 밸류에이션 · Stress · VaR</w:t>
       </w:r>
     </w:p>
     <w:p>
@@ -33510,7 +35087,7 @@
           <w:szCs w:val="19"/>
           <w:rFonts w:ascii="Arial" w:hAnsi="Arial" w:eastAsia="Malgun Gothic" w:cs="Arial"/>
         </w:rPr>
-        <w:t xml:space="preserve">현재 산출 불가: </w:t>
+        <w:t xml:space="preserve">밸류에이션·ROE·ROIC: </w:t>
       </w:r>
       <w:r>
         <w:rPr>
@@ -33518,91 +35095,7 @@
           <w:szCs w:val="19"/>
           <w:rFonts w:ascii="Arial" w:hAnsi="Arial" w:eastAsia="Malgun Gothic" w:cs="Arial"/>
         </w:rPr>
-        <w:t xml:space="preserve">Capital IQ·DART 모두 본 환경에서 차단. 추정치로 채우지 않음.</w:t>
-      </w:r>
-    </w:p>
-    <w:p>
-      <w:pPr>
-        <w:pStyle w:val="ListParagraph"/>
-        <w:numPr>
-          <w:ilvl w:val="0"/>
-          <w:numId w:val="2"/>
-        </w:numPr>
-        <w:spacing w:after="40"/>
-      </w:pPr>
-      <w:r>
-        <w:rPr>
-          <w:b/>
-          <w:bCs/>
-          <w:sz w:val="19"/>
-          <w:szCs w:val="19"/>
-          <w:rFonts w:ascii="Arial" w:hAnsi="Arial" w:eastAsia="Malgun Gothic" w:cs="Arial"/>
-        </w:rPr>
-        <w:t xml:space="preserve">엑셀 구현: </w:t>
-      </w:r>
-      <w:r>
-        <w:rPr>
-          <w:sz w:val="19"/>
-          <w:szCs w:val="19"/>
-          <w:rFonts w:ascii="Arial" w:hAnsi="Arial" w:eastAsia="Malgun Gothic" w:cs="Arial"/>
-        </w:rPr>
-        <w:t xml:space="preserve">Universe 시트에 종목별 =IFERROR(CIQ(ticker,"IQ_PE_EXCL"),"") 등 10개 필드(P/E LTM·NTM, P/BV, TEV/EBITDA, ROE, ROIC(Return on Capital), 매출·EPS 1Y 성장률, 배당수익률, 순차입금). Summary 시트에 Tier별 AVERAGEIFS 평균. CIQ 플러그인 Excel에서 열고 Refresh → 즉시 채워짐. Ticker 형식 KOSE:A005930 / KOSDAQ:A247540. mnemonic은 CIQ_Fields 시트에서 Formula Builder로 재확인 권장.</w:t>
-      </w:r>
-    </w:p>
-    <w:p>
-      <w:pPr>
-        <w:pStyle w:val="ListParagraph"/>
-        <w:numPr>
-          <w:ilvl w:val="0"/>
-          <w:numId w:val="2"/>
-        </w:numPr>
-        <w:spacing w:after="40"/>
-      </w:pPr>
-      <w:r>
-        <w:rPr>
-          <w:b/>
-          <w:bCs/>
-          <w:sz w:val="19"/>
-          <w:szCs w:val="19"/>
-          <w:rFonts w:ascii="Arial" w:hAnsi="Arial" w:eastAsia="Malgun Gothic" w:cs="Arial"/>
-        </w:rPr>
-        <w:t xml:space="preserve">대체 경로: </w:t>
-      </w:r>
-      <w:r>
-        <w:rPr>
-          <w:sz w:val="19"/>
-          <w:szCs w:val="19"/>
-          <w:rFonts w:ascii="Arial" w:hAnsi="Arial" w:eastAsia="Malgun Gothic" w:cs="Arial"/>
-        </w:rPr>
-        <w:t xml:space="preserve">Bloomberg BDP 동등 필드(PE_RATIO, PX_TO_BOOK_RATIO, RETURN_COM_EQY, RETURN_ON_CAP 등) 매핑 제공. CIQ Screening 재현 조건: Korea, KOSE/KOSDAQ, Mkt cap ≥ KRW 300bn, 3M ADV ≥ KRW 1.67bn.</w:t>
-      </w:r>
-    </w:p>
-    <w:p>
-      <w:pPr>
-        <w:pStyle w:val="ListParagraph"/>
-        <w:numPr>
-          <w:ilvl w:val="0"/>
-          <w:numId w:val="2"/>
-        </w:numPr>
-        <w:spacing w:after="40"/>
-      </w:pPr>
-      <w:r>
-        <w:rPr>
-          <w:b/>
-          <w:bCs/>
-          <w:sz w:val="19"/>
-          <w:szCs w:val="19"/>
-          <w:rFonts w:ascii="Arial" w:hAnsi="Arial" w:eastAsia="Malgun Gothic" w:cs="Arial"/>
-        </w:rPr>
-        <w:t xml:space="preserve">데이터로 산출된 평균(참고): </w:t>
-      </w:r>
-      <w:r>
-        <w:rPr>
-          <w:sz w:val="19"/>
-          <w:szCs w:val="19"/>
-          <w:rFonts w:ascii="Arial" w:hAnsi="Arial" w:eastAsia="Malgun Gothic" w:cs="Arial"/>
-        </w:rPr>
-        <w:t xml:space="preserve">A1 60D 변동성 중위 87.5%, B 94.1% — 개별주 vol 80-95%는 1D 99% VaR 기준 종목당 12-13%. 6% 포지션 하나가 VaR 예산(-1%)의 0.7-0.8%p를 소비 → 룰상 편입비보다 VaR 사이징이 먼저 binding (5-2 참조).</w:t>
+        <w:t xml:space="preserve">Universe 시트에 종목별 =IFERROR(CIQ(ticker,"IQ_PE_EXCL"),"") 등 10개 필드(P/E LTM·NTM, P/BV, TEV/EBITDA, ROE, ROIC, 매출·EPS 성장률, 배당수익률, 순차입금). Summary에 Tier별 AVERAGEIFS. CIQ 플러그인 Excel에서 Refresh. Ticker KOSE:A005930 / KOSDAQ:A247540. Bloomberg BDP 매핑은 CIQ_Fields 시트.</w:t>
       </w:r>
     </w:p>
     <w:p>
@@ -33635,9 +35128,9 @@
         </w:tblBorders>
       </w:tblPr>
       <w:tblGrid>
-        <w:gridCol w:w="2400"/>
+        <w:gridCol w:w="1200"/>
         <w:gridCol w:w="2000"/>
-        <w:gridCol w:w="4600"/>
+        <w:gridCol w:w="5800"/>
       </w:tblGrid>
       <w:tr>
         <w:trPr>
@@ -33645,7 +35138,7 @@
         </w:trPr>
         <w:tc>
           <w:tcPr>
-            <w:tcW w:type="dxa" w:w="2400"/>
+            <w:tcW w:type="dxa" w:w="1200"/>
             <w:tcBorders>
               <w:top w:val="single" w:color="BFBFBF" w:sz="4"/>
               <w:left w:val="single" w:color="BFBFBF" w:sz="4"/>
@@ -33715,7 +35208,7 @@
         </w:tc>
         <w:tc>
           <w:tcPr>
-            <w:tcW w:type="dxa" w:w="4600"/>
+            <w:tcW w:type="dxa" w:w="5800"/>
             <w:tcBorders>
               <w:top w:val="single" w:color="BFBFBF" w:sz="4"/>
               <w:left w:val="single" w:color="BFBFBF" w:sz="4"/>
@@ -33752,7 +35245,7 @@
       <w:tr>
         <w:tc>
           <w:tcPr>
-            <w:tcW w:type="dxa" w:w="2400"/>
+            <w:tcW w:type="dxa" w:w="1200"/>
             <w:tcBorders>
               <w:top w:val="single" w:color="BFBFBF" w:sz="4"/>
               <w:left w:val="single" w:color="BFBFBF" w:sz="4"/>
@@ -33778,7 +35271,7 @@
                 <w:szCs w:val="14"/>
                 <w:rFonts w:ascii="Arial" w:hAnsi="Arial" w:eastAsia="Malgun Gothic" w:cs="Arial"/>
               </w:rPr>
-              <w:t xml:space="preserve">A1 Core Liquid</w:t>
+              <w:t xml:space="preserve">L1</w:t>
             </w:r>
           </w:p>
         </w:tc>
@@ -33810,13 +35303,13 @@
                 <w:szCs w:val="14"/>
                 <w:rFonts w:ascii="Arial" w:hAnsi="Arial" w:eastAsia="Malgun Gothic" w:cs="Arial"/>
               </w:rPr>
-              <w:t xml:space="preserve">0.46x</w:t>
-            </w:r>
-          </w:p>
-        </w:tc>
-        <w:tc>
-          <w:tcPr>
-            <w:tcW w:type="dxa" w:w="4600"/>
+              <w:t xml:space="preserve">0.48x</w:t>
+            </w:r>
+          </w:p>
+        </w:tc>
+        <w:tc>
+          <w:tcPr>
+            <w:tcW w:type="dxa" w:w="5800"/>
             <w:tcBorders>
               <w:top w:val="single" w:color="BFBFBF" w:sz="4"/>
               <w:left w:val="single" w:color="BFBFBF" w:sz="4"/>
@@ -33850,7 +35343,7 @@
       <w:tr>
         <w:tc>
           <w:tcPr>
-            <w:tcW w:type="dxa" w:w="2400"/>
+            <w:tcW w:type="dxa" w:w="1200"/>
             <w:tcBorders>
               <w:top w:val="single" w:color="BFBFBF" w:sz="4"/>
               <w:left w:val="single" w:color="BFBFBF" w:sz="4"/>
@@ -33876,7 +35369,7 @@
                 <w:szCs w:val="14"/>
                 <w:rFonts w:ascii="Arial" w:hAnsi="Arial" w:eastAsia="Malgun Gothic" w:cs="Arial"/>
               </w:rPr>
-              <w:t xml:space="preserve">A2 Core Liquid (500억)</w:t>
+              <w:t xml:space="preserve">L2</w:t>
             </w:r>
           </w:p>
         </w:tc>
@@ -33908,13 +35401,13 @@
                 <w:szCs w:val="14"/>
                 <w:rFonts w:ascii="Arial" w:hAnsi="Arial" w:eastAsia="Malgun Gothic" w:cs="Arial"/>
               </w:rPr>
-              <w:t xml:space="preserve">0.65x</w:t>
-            </w:r>
-          </w:p>
-        </w:tc>
-        <w:tc>
-          <w:tcPr>
-            <w:tcW w:type="dxa" w:w="4600"/>
+              <w:t xml:space="preserve">0.64x</w:t>
+            </w:r>
+          </w:p>
+        </w:tc>
+        <w:tc>
+          <w:tcPr>
+            <w:tcW w:type="dxa" w:w="5800"/>
             <w:tcBorders>
               <w:top w:val="single" w:color="BFBFBF" w:sz="4"/>
               <w:left w:val="single" w:color="BFBFBF" w:sz="4"/>
@@ -33948,7 +35441,7 @@
       <w:tr>
         <w:tc>
           <w:tcPr>
-            <w:tcW w:type="dxa" w:w="2400"/>
+            <w:tcW w:type="dxa" w:w="1200"/>
             <w:tcBorders>
               <w:top w:val="single" w:color="BFBFBF" w:sz="4"/>
               <w:left w:val="single" w:color="BFBFBF" w:sz="4"/>
@@ -33974,7 +35467,7 @@
                 <w:szCs w:val="14"/>
                 <w:rFonts w:ascii="Arial" w:hAnsi="Arial" w:eastAsia="Malgun Gothic" w:cs="Arial"/>
               </w:rPr>
-              <w:t xml:space="preserve">A3 Large-cap Illiquid</w:t>
+              <w:t xml:space="preserve">L3</w:t>
             </w:r>
           </w:p>
         </w:tc>
@@ -34006,13 +35499,13 @@
                 <w:szCs w:val="14"/>
                 <w:rFonts w:ascii="Arial" w:hAnsi="Arial" w:eastAsia="Malgun Gothic" w:cs="Arial"/>
               </w:rPr>
-              <w:t xml:space="preserve">0.83x</w:t>
-            </w:r>
-          </w:p>
-        </w:tc>
-        <w:tc>
-          <w:tcPr>
-            <w:tcW w:type="dxa" w:w="4600"/>
+              <w:t xml:space="preserve">0.76x</w:t>
+            </w:r>
+          </w:p>
+        </w:tc>
+        <w:tc>
+          <w:tcPr>
+            <w:tcW w:type="dxa" w:w="5800"/>
             <w:tcBorders>
               <w:top w:val="single" w:color="BFBFBF" w:sz="4"/>
               <w:left w:val="single" w:color="BFBFBF" w:sz="4"/>
@@ -34038,7 +35531,7 @@
                 <w:szCs w:val="14"/>
                 <w:rFonts w:ascii="Arial" w:hAnsi="Arial" w:eastAsia="Malgun Gothic" w:cs="Arial"/>
               </w:rPr>
-              <w:t xml:space="preserve">원래 거래가 적어 변동 작음 — 저유동성이 구조적</w:t>
+              <w:t xml:space="preserve">원래 거래가 적어 변동 작음</w:t>
             </w:r>
           </w:p>
         </w:tc>
@@ -34046,7 +35539,7 @@
       <w:tr>
         <w:tc>
           <w:tcPr>
-            <w:tcW w:type="dxa" w:w="2400"/>
+            <w:tcW w:type="dxa" w:w="1200"/>
             <w:tcBorders>
               <w:top w:val="single" w:color="BFBFBF" w:sz="4"/>
               <w:left w:val="single" w:color="BFBFBF" w:sz="4"/>
@@ -34072,7 +35565,7 @@
                 <w:szCs w:val="14"/>
                 <w:rFonts w:ascii="Arial" w:hAnsi="Arial" w:eastAsia="Malgun Gothic" w:cs="Arial"/>
               </w:rPr>
-              <w:t xml:space="preserve">B Mid-cap Alpha</w:t>
+              <w:t xml:space="preserve">L4</w:t>
             </w:r>
           </w:p>
         </w:tc>
@@ -34104,13 +35597,13 @@
                 <w:szCs w:val="14"/>
                 <w:rFonts w:ascii="Arial" w:hAnsi="Arial" w:eastAsia="Malgun Gothic" w:cs="Arial"/>
               </w:rPr>
-              <w:t xml:space="preserve">0.41x</w:t>
-            </w:r>
-          </w:p>
-        </w:tc>
-        <w:tc>
-          <w:tcPr>
-            <w:tcW w:type="dxa" w:w="4600"/>
+              <w:t xml:space="preserve">0.88x</w:t>
+            </w:r>
+          </w:p>
+        </w:tc>
+        <w:tc>
+          <w:tcPr>
+            <w:tcW w:type="dxa" w:w="5800"/>
             <w:tcBorders>
               <w:top w:val="single" w:color="BFBFBF" w:sz="4"/>
               <w:left w:val="single" w:color="BFBFBF" w:sz="4"/>
@@ -34136,7 +35629,7 @@
                 <w:szCs w:val="14"/>
                 <w:rFonts w:ascii="Arial" w:hAnsi="Arial" w:eastAsia="Malgun Gothic" w:cs="Arial"/>
               </w:rPr>
-              <w:t xml:space="preserve">테마 수급 의존 → 저점에서 60% 감소. Event exit 계획 필수</w:t>
+              <w:t xml:space="preserve">구조적 저유동성. Event exit date 필수</w:t>
             </w:r>
           </w:p>
         </w:tc>
@@ -34159,7 +35652,7 @@
           <w:szCs w:val="19"/>
           <w:rFonts w:ascii="Arial" w:hAnsi="Arial" w:eastAsia="Malgun Gothic" w:cs="Arial"/>
         </w:rPr>
-        <w:t xml:space="preserve">결론: </w:t>
+        <w:t xml:space="preserve">적용: </w:t>
       </w:r>
       <w:r>
         <w:rPr>
@@ -34167,7 +35660,7 @@
           <w:szCs w:val="19"/>
           <w:rFonts w:ascii="Arial" w:hAnsi="Arial" w:eastAsia="Malgun Gothic" w:cs="Arial"/>
         </w:rPr>
-        <w:t xml:space="preserve">Universe 시트 'Trough MaxPos %NAV' 열을 실질 사이징 상한으로 사용 권장. 현재 ADV 기준 6% OK 329종목 → 저점 ADV 기준 209종목(500억 Book).</w:t>
+        <w:t xml:space="preserve">저점 ADV 기준 Alpha 6% 가능 285종목, 1%+ 568종목(500억). 저점을 편입 기준으로 쓰면 과잉 → 진입 사이즈는 min(20D,60D), 저점은 'Trough' 열로 모니터링·Trim 판단에만 사용.</w:t>
       </w:r>
     </w:p>
     <w:p>
@@ -34212,7 +35705,7 @@
           <w:szCs w:val="19"/>
           <w:rFonts w:ascii="Arial" w:hAnsi="Arial" w:eastAsia="Malgun Gothic" w:cs="Arial"/>
         </w:rPr>
-        <w:t xml:space="preserve">2.33 × 60D 일변동성. 유니버스 중위 12.5%, A1 12.8% (250D 기준 11.0%). 6% 단일 포지션 하나의 VaR 기여 = 0.7-0.8%p → -1% 한도의 3/4.</w:t>
+        <w:t xml:space="preserve">2.33 × 60D 일변동성. 유니버스 중위 10.8%, L1 12.9%. 6% 단일 포지션의 VaR 기여 0.7-0.8%p → -1% 한도의 3/4.</w:t>
       </w:r>
     </w:p>
     <w:p>
@@ -34232,7 +35725,7 @@
           <w:szCs w:val="19"/>
           <w:rFonts w:ascii="Arial" w:hAnsi="Arial" w:eastAsia="Malgun Gothic" w:cs="Arial"/>
         </w:rPr>
-        <w:t xml:space="preserve">샘플 포트(PreTrade_Check 시트, 20종목, pair 중심): </w:t>
+        <w:t xml:space="preserve">샘플 포트(PreTrade_Check, 22종목, pair 중심): </w:t>
       </w:r>
       <w:r>
         <w:rPr>
@@ -34240,7 +35733,7 @@
           <w:szCs w:val="19"/>
           <w:rFonts w:ascii="Arial" w:hAnsi="Arial" w:eastAsia="Malgun Gothic" w:cs="Arial"/>
         </w:rPr>
-        <w:t xml:space="preserve">Gross 60%, Net 18% (한도 6.0% → 선물 hedge 필요), TOP5 Long 25%. VaR proxy: 무상관 2.2% ~ 비분산 8.5%. 실제 pair 상관을 반영해도 -1% 한도를 맞추려면 Gross 25-35% 수준이거나 pair leg 상관이 0.8 이상이어야 함.</w:t>
+        <w:t xml:space="preserve">Gross 62%, Net 20% (한도 6.2% → 선물 hedge 필요), TOP5 Long 25%, Event sleeve 6%, 유동 sleeve 100%. VaR proxy 무상관 2.2% ~ 비분산 8.6%. -1%를 맞추려면 Gross 25-35% 또는 pair 상관 0.8 이상.</w:t>
       </w:r>
     </w:p>
     <w:p>
@@ -34268,7 +35761,7 @@
           <w:szCs w:val="19"/>
           <w:rFonts w:ascii="Arial" w:hAnsi="Arial" w:eastAsia="Malgun Gothic" w:cs="Arial"/>
         </w:rPr>
-        <w:t xml:space="preserve">BBAS Rule ②-1의 Target Vol 8% 보정(PM 3M Vol &lt; 8%면 VaR 한도 확대)이 실질적으로 유일한 완충. 초기 3개월은 pair·저베타 구조로 실현 vol을 8% 아래에 두는 것이 Gross 확보의 전제. 개별주 outright 포지션은 VaR 예산상 2-3% 이상 어렵다.</w:t>
+        <w:t xml:space="preserve">BBAS ②-1 Target Vol 8% 보정이 유일한 완충. 초기 3개월은 pair·저베타 구조로 실현 vol 8% 아래 유지가 Gross 확보의 전제. outright 개별주는 2-3% 이상 어렵다.</w:t>
       </w:r>
     </w:p>
     <w:p>
@@ -34285,7 +35778,7 @@
           <w:szCs w:val="21"/>
           <w:rFonts w:ascii="Arial" w:hAnsi="Arial" w:eastAsia="Malgun Gothic" w:cs="Arial"/>
         </w:rPr>
-        <w:t xml:space="preserve">5-3. PreTrade_Check 시트 사용법</w:t>
+        <w:t xml:space="preserve">5-3. PreTrade_Check 시트</w:t>
       </w:r>
     </w:p>
     <w:p>
@@ -34303,7 +35796,7 @@
           <w:szCs w:val="19"/>
           <w:rFonts w:ascii="Arial" w:hAnsi="Arial" w:eastAsia="Malgun Gothic" w:cs="Arial"/>
         </w:rPr>
-        <w:t xml:space="preserve">Code / Side / Weight / Event Play 승인 여부 입력 → 종목별 한도(6/8/10%, Short -4%), 3일 청산 가능 여부, 12M 저점 ADV 기준 DTL, Gross-cut(30%) 시 Day-1 매도액과 ADV 참여율 자동 계산.</w:t>
+        <w:t xml:space="preserve">입력: Code / Side / Weight / Sleeve(C·A·E). 종목별: 룰 한도(6/8/10%, Short -4%), sleeve DTL 목표, 다이나믹 한도 = min(룰, 20%×DTL×ADV/Book), DTL, 저점 DTL, Trim 트리거, Gross-cut 30% 시 Day-1 매도액과 ADV 참여율.</w:t>
       </w:r>
     </w:p>
     <w:p>
@@ -34321,7 +35814,7 @@
           <w:szCs w:val="19"/>
           <w:rFonts w:ascii="Arial" w:hAnsi="Arial" w:eastAsia="Malgun Gothic" w:cs="Arial"/>
         </w:rPr>
-        <w:t xml:space="preserve">포트 레벨: Gross, Net vs Min(10%×Gross, 15%), Long/Short TOP5 ≤ 25%, 3천-7천억 합산 ≤ 7%, 3천억 미만 = 0, VaR proxy 2종 vs -1%. 위반 시 붉은색.</w:t>
+        <w:t xml:space="preserve">포트: Gross, Net vs Min(10%×Gross,15%), TOP5 ≤ 25%, 3천-7천억 합산 ≤ 7%(Event 제외), Event sleeve 합산, 유동 sleeve(DTL≤3일) ≥ 40%, 다이나믹 한도 초과·Trim 건수, VaR proxy 2종.</w:t>
       </w:r>
     </w:p>
     <w:p>
@@ -34354,7 +35847,7 @@
           <w:szCs w:val="16"/>
           <w:rFonts w:ascii="Arial" w:hAnsi="Arial" w:eastAsia="Malgun Gothic" w:cs="Arial"/>
         </w:rPr>
-        <w:t xml:space="preserve">업사이드/다운사이드는 괴리율·커버리지 등 관측치 기반 시나리오 가정이며 모델링 결과가 아님. 모든 건은 CIQ 밸류·DART 공시 확인 후 사이징.</w:t>
+        <w:t xml:space="preserve">업사이드/다운사이드는 괴리율·커버리지 등 관측치 기반 시나리오 가정. 모든 건은 CIQ 밸류·DART 공시 확인 후 사이징. Sizing은 500억 Book·sleeve 기준.</w:t>
       </w:r>
     </w:p>
     <w:tbl>
@@ -34372,8 +35865,8 @@
       <w:tblGrid>
         <w:gridCol w:w="300"/>
         <w:gridCol w:w="1500"/>
-        <w:gridCol w:w="1200"/>
-        <w:gridCol w:w="3300"/>
+        <w:gridCol w:w="1300"/>
+        <w:gridCol w:w="3200"/>
         <w:gridCol w:w="1500"/>
         <w:gridCol w:w="1700"/>
       </w:tblGrid>
@@ -34453,7 +35946,7 @@
         </w:tc>
         <w:tc>
           <w:tcPr>
-            <w:tcW w:type="dxa" w:w="1200"/>
+            <w:tcW w:type="dxa" w:w="1300"/>
             <w:tcBorders>
               <w:top w:val="single" w:color="BFBFBF" w:sz="4"/>
               <w:left w:val="single" w:color="BFBFBF" w:sz="4"/>
@@ -34482,13 +35975,13 @@
                 <w:szCs w:val="13"/>
                 <w:rFonts w:ascii="Arial" w:hAnsi="Arial" w:eastAsia="Malgun Gothic" w:cs="Arial"/>
               </w:rPr>
-              <w:t xml:space="preserve">방향</w:t>
-            </w:r>
-          </w:p>
-        </w:tc>
-        <w:tc>
-          <w:tcPr>
-            <w:tcW w:type="dxa" w:w="3300"/>
+              <w:t xml:space="preserve">방향 (sleeve)</w:t>
+            </w:r>
+          </w:p>
+        </w:tc>
+        <w:tc>
+          <w:tcPr>
+            <w:tcW w:type="dxa" w:w="3200"/>
             <w:tcBorders>
               <w:top w:val="single" w:color="BFBFBF" w:sz="4"/>
               <w:left w:val="single" w:color="BFBFBF" w:sz="4"/>
@@ -34659,65 +36152,65 @@
         </w:tc>
         <w:tc>
           <w:tcPr>
-            <w:tcW w:type="dxa" w:w="1200"/>
-            <w:tcBorders>
-              <w:top w:val="single" w:color="BFBFBF" w:sz="4"/>
-              <w:left w:val="single" w:color="BFBFBF" w:sz="4"/>
-              <w:bottom w:val="single" w:color="BFBFBF" w:sz="4"/>
-              <w:right w:val="single" w:color="BFBFBF" w:sz="4"/>
-            </w:tcBorders>
-            <w:tcMar>
-              <w:top w:type="dxa" w:w="30"/>
-              <w:left w:type="dxa" w:w="60"/>
-              <w:bottom w:type="dxa" w:w="30"/>
-              <w:right w:type="dxa" w:w="60"/>
-            </w:tcMar>
-          </w:tcPr>
-          <w:p>
-            <w:pPr>
-              <w:spacing w:after="0"/>
-            </w:pPr>
-            <w:r>
-              <w:rPr>
-                <w:b w:val="false"/>
-                <w:bCs w:val="false"/>
-                <w:sz w:val="13"/>
-                <w:szCs w:val="13"/>
-                <w:rFonts w:ascii="Arial" w:hAnsi="Arial" w:eastAsia="Malgun Gothic" w:cs="Arial"/>
-              </w:rPr>
-              <w:t xml:space="preserve">Long pref / Short common</w:t>
-            </w:r>
-          </w:p>
-        </w:tc>
-        <w:tc>
-          <w:tcPr>
-            <w:tcW w:type="dxa" w:w="3300"/>
-            <w:tcBorders>
-              <w:top w:val="single" w:color="BFBFBF" w:sz="4"/>
-              <w:left w:val="single" w:color="BFBFBF" w:sz="4"/>
-              <w:bottom w:val="single" w:color="BFBFBF" w:sz="4"/>
-              <w:right w:val="single" w:color="BFBFBF" w:sz="4"/>
-            </w:tcBorders>
-            <w:tcMar>
-              <w:top w:type="dxa" w:w="30"/>
-              <w:left w:type="dxa" w:w="60"/>
-              <w:bottom w:type="dxa" w:w="30"/>
-              <w:right w:type="dxa" w:w="60"/>
-            </w:tcMar>
-          </w:tcPr>
-          <w:p>
-            <w:pPr>
-              <w:spacing w:after="0"/>
-            </w:pPr>
-            <w:r>
-              <w:rPr>
-                <w:b w:val="false"/>
-                <w:bCs w:val="false"/>
-                <w:sz w:val="13"/>
-                <w:szCs w:val="13"/>
-                <w:rFonts w:ascii="Arial" w:hAnsi="Arial" w:eastAsia="Malgun Gothic" w:cs="Arial"/>
-              </w:rPr>
-              <w:t xml:space="preserve">괴리율 -63%. 양 leg A1(우 ADV 181억). 보통주 YTD +429%로 과열 → 보통주 short leg가 hedge+alpha. 자사주 소각 의무화·배당 확대가 촉매.</w:t>
+            <w:tcW w:type="dxa" w:w="1300"/>
+            <w:tcBorders>
+              <w:top w:val="single" w:color="BFBFBF" w:sz="4"/>
+              <w:left w:val="single" w:color="BFBFBF" w:sz="4"/>
+              <w:bottom w:val="single" w:color="BFBFBF" w:sz="4"/>
+              <w:right w:val="single" w:color="BFBFBF" w:sz="4"/>
+            </w:tcBorders>
+            <w:tcMar>
+              <w:top w:type="dxa" w:w="30"/>
+              <w:left w:type="dxa" w:w="60"/>
+              <w:bottom w:type="dxa" w:w="30"/>
+              <w:right w:type="dxa" w:w="60"/>
+            </w:tcMar>
+          </w:tcPr>
+          <w:p>
+            <w:pPr>
+              <w:spacing w:after="0"/>
+            </w:pPr>
+            <w:r>
+              <w:rPr>
+                <w:b w:val="false"/>
+                <w:bCs w:val="false"/>
+                <w:sz w:val="13"/>
+                <w:szCs w:val="13"/>
+                <w:rFonts w:ascii="Arial" w:hAnsi="Arial" w:eastAsia="Malgun Gothic" w:cs="Arial"/>
+              </w:rPr>
+              <w:t xml:space="preserve">Long pref / Short common (A/C)</w:t>
+            </w:r>
+          </w:p>
+        </w:tc>
+        <w:tc>
+          <w:tcPr>
+            <w:tcW w:type="dxa" w:w="3200"/>
+            <w:tcBorders>
+              <w:top w:val="single" w:color="BFBFBF" w:sz="4"/>
+              <w:left w:val="single" w:color="BFBFBF" w:sz="4"/>
+              <w:bottom w:val="single" w:color="BFBFBF" w:sz="4"/>
+              <w:right w:val="single" w:color="BFBFBF" w:sz="4"/>
+            </w:tcBorders>
+            <w:tcMar>
+              <w:top w:type="dxa" w:w="30"/>
+              <w:left w:type="dxa" w:w="60"/>
+              <w:bottom w:type="dxa" w:w="30"/>
+              <w:right w:type="dxa" w:w="60"/>
+            </w:tcMar>
+          </w:tcPr>
+          <w:p>
+            <w:pPr>
+              <w:spacing w:after="0"/>
+            </w:pPr>
+            <w:r>
+              <w:rPr>
+                <w:b w:val="false"/>
+                <w:bCs w:val="false"/>
+                <w:sz w:val="13"/>
+                <w:szCs w:val="13"/>
+                <w:rFonts w:ascii="Arial" w:hAnsi="Arial" w:eastAsia="Malgun Gothic" w:cs="Arial"/>
+              </w:rPr>
+              <w:t xml:space="preserve">괴리율 -63%. 우 ADV 181억 → Alpha 6% OK. 보통주 YTD +429% 과열, ±15%일 3회 → Short cap -4%. 자사주 소각 의무화·배당 확대 촉매.</w:t>
             </w:r>
           </w:p>
         </w:tc>
@@ -34749,7 +36242,7 @@
                 <w:szCs w:val="13"/>
                 <w:rFonts w:ascii="Arial" w:hAnsi="Arial" w:eastAsia="Malgun Gothic" w:cs="Arial"/>
               </w:rPr>
-              <w:t xml:space="preserve">-63%→-50% 수렴 시 +35% / -70% 확대 시 -19%</w:t>
+              <w:t xml:space="preserve">-63%→-50%: +35% / -70%: -19%</w:t>
             </w:r>
           </w:p>
         </w:tc>
@@ -34781,7 +36274,7 @@
                 <w:szCs w:val="13"/>
                 <w:rFonts w:ascii="Arial" w:hAnsi="Arial" w:eastAsia="Malgun Gothic" w:cs="Arial"/>
               </w:rPr>
-              <w:t xml:space="preserve">괴리율 수년간 -50~-65% 박스. 촉매 부재 시 carry만. 대차 비용.</w:t>
+              <w:t xml:space="preserve">괴리율 수년간 -50~-65% 박스. 촉매 부재 시 carry만.</w:t>
             </w:r>
           </w:p>
         </w:tc>
@@ -34853,65 +36346,65 @@
         </w:tc>
         <w:tc>
           <w:tcPr>
-            <w:tcW w:type="dxa" w:w="1200"/>
-            <w:tcBorders>
-              <w:top w:val="single" w:color="BFBFBF" w:sz="4"/>
-              <w:left w:val="single" w:color="BFBFBF" w:sz="4"/>
-              <w:bottom w:val="single" w:color="BFBFBF" w:sz="4"/>
-              <w:right w:val="single" w:color="BFBFBF" w:sz="4"/>
-            </w:tcBorders>
-            <w:tcMar>
-              <w:top w:type="dxa" w:w="30"/>
-              <w:left w:type="dxa" w:w="60"/>
-              <w:bottom w:type="dxa" w:w="30"/>
-              <w:right w:type="dxa" w:w="60"/>
-            </w:tcMar>
-          </w:tcPr>
-          <w:p>
-            <w:pPr>
-              <w:spacing w:after="0"/>
-            </w:pPr>
-            <w:r>
-              <w:rPr>
-                <w:b w:val="false"/>
-                <w:bCs w:val="false"/>
-                <w:sz w:val="13"/>
-                <w:szCs w:val="13"/>
-                <w:rFonts w:ascii="Arial" w:hAnsi="Arial" w:eastAsia="Malgun Gothic" w:cs="Arial"/>
-              </w:rPr>
-              <w:t xml:space="preserve">Long pref / Short common</w:t>
-            </w:r>
-          </w:p>
-        </w:tc>
-        <w:tc>
-          <w:tcPr>
-            <w:tcW w:type="dxa" w:w="3300"/>
-            <w:tcBorders>
-              <w:top w:val="single" w:color="BFBFBF" w:sz="4"/>
-              <w:left w:val="single" w:color="BFBFBF" w:sz="4"/>
-              <w:bottom w:val="single" w:color="BFBFBF" w:sz="4"/>
-              <w:right w:val="single" w:color="BFBFBF" w:sz="4"/>
-            </w:tcBorders>
-            <w:tcMar>
-              <w:top w:type="dxa" w:w="30"/>
-              <w:left w:type="dxa" w:w="60"/>
-              <w:bottom w:type="dxa" w:w="30"/>
-              <w:right w:type="dxa" w:w="60"/>
-            </w:tcMar>
-          </w:tcPr>
-          <w:p>
-            <w:pPr>
-              <w:spacing w:after="0"/>
-            </w:pPr>
-            <w:r>
-              <w:rPr>
-                <w:b w:val="false"/>
-                <w:bCs w:val="false"/>
-                <w:sz w:val="13"/>
-                <w:szCs w:val="13"/>
-                <w:rFonts w:ascii="Arial" w:hAnsi="Arial" w:eastAsia="Malgun Gothic" w:cs="Arial"/>
-              </w:rPr>
-              <w:t xml:space="preserve">괴리율 -52%, 2우B ADV 217억으로 1,000억 Book 6%도 3일 청산. TSR 35% 밸류업·자사주 소각은 우선주에 동일 적용.</w:t>
+            <w:tcW w:type="dxa" w:w="1300"/>
+            <w:tcBorders>
+              <w:top w:val="single" w:color="BFBFBF" w:sz="4"/>
+              <w:left w:val="single" w:color="BFBFBF" w:sz="4"/>
+              <w:bottom w:val="single" w:color="BFBFBF" w:sz="4"/>
+              <w:right w:val="single" w:color="BFBFBF" w:sz="4"/>
+            </w:tcBorders>
+            <w:tcMar>
+              <w:top w:type="dxa" w:w="30"/>
+              <w:left w:type="dxa" w:w="60"/>
+              <w:bottom w:type="dxa" w:w="30"/>
+              <w:right w:type="dxa" w:w="60"/>
+            </w:tcMar>
+          </w:tcPr>
+          <w:p>
+            <w:pPr>
+              <w:spacing w:after="0"/>
+            </w:pPr>
+            <w:r>
+              <w:rPr>
+                <w:b w:val="false"/>
+                <w:bCs w:val="false"/>
+                <w:sz w:val="13"/>
+                <w:szCs w:val="13"/>
+                <w:rFonts w:ascii="Arial" w:hAnsi="Arial" w:eastAsia="Malgun Gothic" w:cs="Arial"/>
+              </w:rPr>
+              <w:t xml:space="preserve">Long pref / Short common (A/C)</w:t>
+            </w:r>
+          </w:p>
+        </w:tc>
+        <w:tc>
+          <w:tcPr>
+            <w:tcW w:type="dxa" w:w="3200"/>
+            <w:tcBorders>
+              <w:top w:val="single" w:color="BFBFBF" w:sz="4"/>
+              <w:left w:val="single" w:color="BFBFBF" w:sz="4"/>
+              <w:bottom w:val="single" w:color="BFBFBF" w:sz="4"/>
+              <w:right w:val="single" w:color="BFBFBF" w:sz="4"/>
+            </w:tcBorders>
+            <w:tcMar>
+              <w:top w:type="dxa" w:w="30"/>
+              <w:left w:type="dxa" w:w="60"/>
+              <w:bottom w:type="dxa" w:w="30"/>
+              <w:right w:type="dxa" w:w="60"/>
+            </w:tcMar>
+          </w:tcPr>
+          <w:p>
+            <w:pPr>
+              <w:spacing w:after="0"/>
+            </w:pPr>
+            <w:r>
+              <w:rPr>
+                <w:b w:val="false"/>
+                <w:bCs w:val="false"/>
+                <w:sz w:val="13"/>
+                <w:szCs w:val="13"/>
+                <w:rFonts w:ascii="Arial" w:hAnsi="Arial" w:eastAsia="Malgun Gothic" w:cs="Arial"/>
+              </w:rPr>
+              <w:t xml:space="preserve">괴리율 -52%, 2우B ADV 217억. TSR 35% 밸류업·자사주 소각 우선주 동일 적용.</w:t>
             </w:r>
           </w:p>
         </w:tc>
@@ -34943,7 +36436,7 @@
                 <w:szCs w:val="13"/>
                 <w:rFonts w:ascii="Arial" w:hAnsi="Arial" w:eastAsia="Malgun Gothic" w:cs="Arial"/>
               </w:rPr>
-              <w:t xml:space="preserve">-52%→-40% +25% / -58% -13%</w:t>
+              <w:t xml:space="preserve">-52%→-40%: +25% / -58%: -13%</w:t>
             </w:r>
           </w:p>
         </w:tc>
@@ -34975,7 +36468,7 @@
                 <w:szCs w:val="13"/>
                 <w:rFonts w:ascii="Arial" w:hAnsi="Arial" w:eastAsia="Malgun Gothic" w:cs="Arial"/>
               </w:rPr>
-              <w:t xml:space="preserve">2021년 이후 이미 좁혀짐. 추가 수렴 촉매 제한.</w:t>
+              <w:t xml:space="preserve">2021년 이후 이미 좁혀짐.</w:t>
             </w:r>
           </w:p>
         </w:tc>
@@ -35047,65 +36540,65 @@
         </w:tc>
         <w:tc>
           <w:tcPr>
-            <w:tcW w:type="dxa" w:w="1200"/>
-            <w:tcBorders>
-              <w:top w:val="single" w:color="BFBFBF" w:sz="4"/>
-              <w:left w:val="single" w:color="BFBFBF" w:sz="4"/>
-              <w:bottom w:val="single" w:color="BFBFBF" w:sz="4"/>
-              <w:right w:val="single" w:color="BFBFBF" w:sz="4"/>
-            </w:tcBorders>
-            <w:tcMar>
-              <w:top w:type="dxa" w:w="30"/>
-              <w:left w:type="dxa" w:w="60"/>
-              <w:bottom w:type="dxa" w:w="30"/>
-              <w:right w:type="dxa" w:w="60"/>
-            </w:tcMar>
-          </w:tcPr>
-          <w:p>
-            <w:pPr>
-              <w:spacing w:after="0"/>
-            </w:pPr>
-            <w:r>
-              <w:rPr>
-                <w:b w:val="false"/>
-                <w:bCs w:val="false"/>
-                <w:sz w:val="13"/>
-                <w:szCs w:val="13"/>
-                <w:rFonts w:ascii="Arial" w:hAnsi="Arial" w:eastAsia="Malgun Gothic" w:cs="Arial"/>
-              </w:rPr>
-              <w:t xml:space="preserve">Long holdco / Short sub</w:t>
-            </w:r>
-          </w:p>
-        </w:tc>
-        <w:tc>
-          <w:tcPr>
-            <w:tcW w:type="dxa" w:w="3300"/>
-            <w:tcBorders>
-              <w:top w:val="single" w:color="BFBFBF" w:sz="4"/>
-              <w:left w:val="single" w:color="BFBFBF" w:sz="4"/>
-              <w:bottom w:val="single" w:color="BFBFBF" w:sz="4"/>
-              <w:right w:val="single" w:color="BFBFBF" w:sz="4"/>
-            </w:tcBorders>
-            <w:tcMar>
-              <w:top w:type="dxa" w:w="30"/>
-              <w:left w:type="dxa" w:w="60"/>
-              <w:bottom w:type="dxa" w:w="30"/>
-              <w:right w:type="dxa" w:w="60"/>
-            </w:tcMar>
-          </w:tcPr>
-          <w:p>
-            <w:pPr>
-              <w:spacing w:after="0"/>
-            </w:pPr>
-            <w:r>
-              <w:rPr>
-                <w:b w:val="false"/>
-                <w:bCs w:val="false"/>
-                <w:sz w:val="13"/>
-                <w:szCs w:val="13"/>
-                <w:rFonts w:ascii="Arial" w:hAnsi="Arial" w:eastAsia="Malgun Gothic" w:cs="Arial"/>
-              </w:rPr>
-              <w:t xml:space="preserve">하이닉스 20.1% 지분가치가 스퀘어 시총의 1.81x (내재 디스카운트 45%). 자사주 소각·비핵심 매각 촉매. 스퀘어 ±15%일 4회 → Short cap -4% 유의.</w:t>
+            <w:tcW w:type="dxa" w:w="1300"/>
+            <w:tcBorders>
+              <w:top w:val="single" w:color="BFBFBF" w:sz="4"/>
+              <w:left w:val="single" w:color="BFBFBF" w:sz="4"/>
+              <w:bottom w:val="single" w:color="BFBFBF" w:sz="4"/>
+              <w:right w:val="single" w:color="BFBFBF" w:sz="4"/>
+            </w:tcBorders>
+            <w:tcMar>
+              <w:top w:type="dxa" w:w="30"/>
+              <w:left w:type="dxa" w:w="60"/>
+              <w:bottom w:type="dxa" w:w="30"/>
+              <w:right w:type="dxa" w:w="60"/>
+            </w:tcMar>
+          </w:tcPr>
+          <w:p>
+            <w:pPr>
+              <w:spacing w:after="0"/>
+            </w:pPr>
+            <w:r>
+              <w:rPr>
+                <w:b w:val="false"/>
+                <w:bCs w:val="false"/>
+                <w:sz w:val="13"/>
+                <w:szCs w:val="13"/>
+                <w:rFonts w:ascii="Arial" w:hAnsi="Arial" w:eastAsia="Malgun Gothic" w:cs="Arial"/>
+              </w:rPr>
+              <w:t xml:space="preserve">Long holdco / Short sub (C/C)</w:t>
+            </w:r>
+          </w:p>
+        </w:tc>
+        <w:tc>
+          <w:tcPr>
+            <w:tcW w:type="dxa" w:w="3200"/>
+            <w:tcBorders>
+              <w:top w:val="single" w:color="BFBFBF" w:sz="4"/>
+              <w:left w:val="single" w:color="BFBFBF" w:sz="4"/>
+              <w:bottom w:val="single" w:color="BFBFBF" w:sz="4"/>
+              <w:right w:val="single" w:color="BFBFBF" w:sz="4"/>
+            </w:tcBorders>
+            <w:tcMar>
+              <w:top w:type="dxa" w:w="30"/>
+              <w:left w:type="dxa" w:w="60"/>
+              <w:bottom w:type="dxa" w:w="30"/>
+              <w:right w:type="dxa" w:w="60"/>
+            </w:tcMar>
+          </w:tcPr>
+          <w:p>
+            <w:pPr>
+              <w:spacing w:after="0"/>
+            </w:pPr>
+            <w:r>
+              <w:rPr>
+                <w:b w:val="false"/>
+                <w:bCs w:val="false"/>
+                <w:sz w:val="13"/>
+                <w:szCs w:val="13"/>
+                <w:rFonts w:ascii="Arial" w:hAnsi="Arial" w:eastAsia="Malgun Gothic" w:cs="Arial"/>
+              </w:rPr>
+              <w:t xml:space="preserve">하이닉스 20.1% 지분가치 = 스퀘어 시총의 1.81x. 스퀘어 ±15%일 4회 → Short leg 시 -4% cap.</w:t>
             </w:r>
           </w:p>
         </w:tc>
@@ -35137,7 +36630,7 @@
                 <w:szCs w:val="13"/>
                 <w:rFonts w:ascii="Arial" w:hAnsi="Arial" w:eastAsia="Malgun Gothic" w:cs="Arial"/>
               </w:rPr>
-              <w:t xml:space="preserve">디스카운트 45→35%: +18% / 55%: -18%</w:t>
+              <w:t xml:space="preserve">45→35%: +18% / 55%: -18%</w:t>
             </w:r>
           </w:p>
         </w:tc>
@@ -35169,7 +36662,7 @@
                 <w:szCs w:val="13"/>
                 <w:rFonts w:ascii="Arial" w:hAnsi="Arial" w:eastAsia="Malgun Gothic" w:cs="Arial"/>
               </w:rPr>
-              <w:t xml:space="preserve">지주 디스카운트 구조적. 하이닉스 랠리 시 스퀘어 lag(저베타).</w:t>
+              <w:t xml:space="preserve">지주 디스카운트 구조적. 랠리 시 lag.</w:t>
             </w:r>
           </w:p>
         </w:tc>
@@ -35241,65 +36734,65 @@
         </w:tc>
         <w:tc>
           <w:tcPr>
-            <w:tcW w:type="dxa" w:w="1200"/>
-            <w:tcBorders>
-              <w:top w:val="single" w:color="BFBFBF" w:sz="4"/>
-              <w:left w:val="single" w:color="BFBFBF" w:sz="4"/>
-              <w:bottom w:val="single" w:color="BFBFBF" w:sz="4"/>
-              <w:right w:val="single" w:color="BFBFBF" w:sz="4"/>
-            </w:tcBorders>
-            <w:tcMar>
-              <w:top w:type="dxa" w:w="30"/>
-              <w:left w:type="dxa" w:w="60"/>
-              <w:bottom w:type="dxa" w:w="30"/>
-              <w:right w:type="dxa" w:w="60"/>
-            </w:tcMar>
-          </w:tcPr>
-          <w:p>
-            <w:pPr>
-              <w:spacing w:after="0"/>
-            </w:pPr>
-            <w:r>
-              <w:rPr>
-                <w:b w:val="false"/>
-                <w:bCs w:val="false"/>
-                <w:sz w:val="13"/>
-                <w:szCs w:val="13"/>
-                <w:rFonts w:ascii="Arial" w:hAnsi="Arial" w:eastAsia="Malgun Gothic" w:cs="Arial"/>
-              </w:rPr>
-              <w:t xml:space="preserve">Long holdco / Short subs</w:t>
-            </w:r>
-          </w:p>
-        </w:tc>
-        <w:tc>
-          <w:tcPr>
-            <w:tcW w:type="dxa" w:w="3300"/>
-            <w:tcBorders>
-              <w:top w:val="single" w:color="BFBFBF" w:sz="4"/>
-              <w:left w:val="single" w:color="BFBFBF" w:sz="4"/>
-              <w:bottom w:val="single" w:color="BFBFBF" w:sz="4"/>
-              <w:right w:val="single" w:color="BFBFBF" w:sz="4"/>
-            </w:tcBorders>
-            <w:tcMar>
-              <w:top w:type="dxa" w:w="30"/>
-              <w:left w:type="dxa" w:w="60"/>
-              <w:bottom w:type="dxa" w:w="30"/>
-              <w:right w:type="dxa" w:w="60"/>
-            </w:tcMar>
-          </w:tcPr>
-          <w:p>
-            <w:pPr>
-              <w:spacing w:after="0"/>
-            </w:pPr>
-            <w:r>
-              <w:rPr>
-                <w:b w:val="false"/>
-                <w:bCs w:val="false"/>
-                <w:sz w:val="13"/>
-                <w:szCs w:val="13"/>
-                <w:rFonts w:ascii="Arial" w:hAnsi="Arial" w:eastAsia="Malgun Gothic" w:cs="Arial"/>
-              </w:rPr>
-              <w:t xml:space="preserve">상장지분 커버리지 2.0x(추정). 지배구조 개편·보험업법·자사주 소각 모두 촉매. YTD +55%로 일부 반영.</w:t>
+            <w:tcW w:type="dxa" w:w="1300"/>
+            <w:tcBorders>
+              <w:top w:val="single" w:color="BFBFBF" w:sz="4"/>
+              <w:left w:val="single" w:color="BFBFBF" w:sz="4"/>
+              <w:bottom w:val="single" w:color="BFBFBF" w:sz="4"/>
+              <w:right w:val="single" w:color="BFBFBF" w:sz="4"/>
+            </w:tcBorders>
+            <w:tcMar>
+              <w:top w:type="dxa" w:w="30"/>
+              <w:left w:type="dxa" w:w="60"/>
+              <w:bottom w:type="dxa" w:w="30"/>
+              <w:right w:type="dxa" w:w="60"/>
+            </w:tcMar>
+          </w:tcPr>
+          <w:p>
+            <w:pPr>
+              <w:spacing w:after="0"/>
+            </w:pPr>
+            <w:r>
+              <w:rPr>
+                <w:b w:val="false"/>
+                <w:bCs w:val="false"/>
+                <w:sz w:val="13"/>
+                <w:szCs w:val="13"/>
+                <w:rFonts w:ascii="Arial" w:hAnsi="Arial" w:eastAsia="Malgun Gothic" w:cs="Arial"/>
+              </w:rPr>
+              <w:t xml:space="preserve">Long holdco / Short subs (C/C)</w:t>
+            </w:r>
+          </w:p>
+        </w:tc>
+        <w:tc>
+          <w:tcPr>
+            <w:tcW w:type="dxa" w:w="3200"/>
+            <w:tcBorders>
+              <w:top w:val="single" w:color="BFBFBF" w:sz="4"/>
+              <w:left w:val="single" w:color="BFBFBF" w:sz="4"/>
+              <w:bottom w:val="single" w:color="BFBFBF" w:sz="4"/>
+              <w:right w:val="single" w:color="BFBFBF" w:sz="4"/>
+            </w:tcBorders>
+            <w:tcMar>
+              <w:top w:type="dxa" w:w="30"/>
+              <w:left w:type="dxa" w:w="60"/>
+              <w:bottom w:type="dxa" w:w="30"/>
+              <w:right w:type="dxa" w:w="60"/>
+            </w:tcMar>
+          </w:tcPr>
+          <w:p>
+            <w:pPr>
+              <w:spacing w:after="0"/>
+            </w:pPr>
+            <w:r>
+              <w:rPr>
+                <w:b w:val="false"/>
+                <w:bCs w:val="false"/>
+                <w:sz w:val="13"/>
+                <w:szCs w:val="13"/>
+                <w:rFonts w:ascii="Arial" w:hAnsi="Arial" w:eastAsia="Malgun Gothic" w:cs="Arial"/>
+              </w:rPr>
+              <w:t xml:space="preserve">상장지분 커버리지 2.0x(추정). 지배구조·보험업법·자사주 소각 촉매. YTD +55% 일부 반영.</w:t>
             </w:r>
           </w:p>
         </w:tc>
@@ -35331,7 +36824,7 @@
                 <w:szCs w:val="13"/>
                 <w:rFonts w:ascii="Arial" w:hAnsi="Arial" w:eastAsia="Malgun Gothic" w:cs="Arial"/>
               </w:rPr>
-              <w:t xml:space="preserve">디스카운트 10%p 축소 +15~20% / 개편 지연 -10~15%</w:t>
+              <w:t xml:space="preserve">+15~20% / -10~15%</w:t>
             </w:r>
           </w:p>
         </w:tc>
@@ -35363,7 +36856,7 @@
                 <w:szCs w:val="13"/>
                 <w:rFonts w:ascii="Arial" w:hAnsi="Arial" w:eastAsia="Malgun Gothic" w:cs="Arial"/>
               </w:rPr>
-              <w:t xml:space="preserve">2015년 이후 구조적 디스카운트. '논의'만 반복.</w:t>
+              <w:t xml:space="preserve">2015년 이후 구조적.</w:t>
             </w:r>
           </w:p>
         </w:tc>
@@ -35435,65 +36928,65 @@
         </w:tc>
         <w:tc>
           <w:tcPr>
-            <w:tcW w:type="dxa" w:w="1200"/>
-            <w:tcBorders>
-              <w:top w:val="single" w:color="BFBFBF" w:sz="4"/>
-              <w:left w:val="single" w:color="BFBFBF" w:sz="4"/>
-              <w:bottom w:val="single" w:color="BFBFBF" w:sz="4"/>
-              <w:right w:val="single" w:color="BFBFBF" w:sz="4"/>
-            </w:tcBorders>
-            <w:tcMar>
-              <w:top w:type="dxa" w:w="30"/>
-              <w:left w:type="dxa" w:w="60"/>
-              <w:bottom w:type="dxa" w:w="30"/>
-              <w:right w:type="dxa" w:w="60"/>
-            </w:tcMar>
-          </w:tcPr>
-          <w:p>
-            <w:pPr>
-              <w:spacing w:after="0"/>
-            </w:pPr>
-            <w:r>
-              <w:rPr>
-                <w:b w:val="false"/>
-                <w:bCs w:val="false"/>
-                <w:sz w:val="13"/>
-                <w:szCs w:val="13"/>
-                <w:rFonts w:ascii="Arial" w:hAnsi="Arial" w:eastAsia="Malgun Gothic" w:cs="Arial"/>
-              </w:rPr>
-              <w:t xml:space="preserve">Long (or vs 삼성바이오)</w:t>
-            </w:r>
-          </w:p>
-        </w:tc>
-        <w:tc>
-          <w:tcPr>
-            <w:tcW w:type="dxa" w:w="3300"/>
-            <w:tcBorders>
-              <w:top w:val="single" w:color="BFBFBF" w:sz="4"/>
-              <w:left w:val="single" w:color="BFBFBF" w:sz="4"/>
-              <w:bottom w:val="single" w:color="BFBFBF" w:sz="4"/>
-              <w:right w:val="single" w:color="BFBFBF" w:sz="4"/>
-            </w:tcBorders>
-            <w:tcMar>
-              <w:top w:type="dxa" w:w="30"/>
-              <w:left w:type="dxa" w:w="60"/>
-              <w:bottom w:type="dxa" w:w="30"/>
-              <w:right w:type="dxa" w:w="60"/>
-            </w:tcMar>
-          </w:tcPr>
-          <w:p>
-            <w:pPr>
-              <w:spacing w:after="0"/>
-            </w:pPr>
-            <w:r>
-              <w:rPr>
-                <w:b w:val="false"/>
-                <w:bCs w:val="false"/>
-                <w:sz w:val="13"/>
-                <w:szCs w:val="13"/>
-                <w:rFonts w:ascii="Arial" w:hAnsi="Arial" w:eastAsia="Malgun Gothic" w:cs="Arial"/>
-              </w:rPr>
-              <w:t xml:space="preserve">2025-11 분할 신설. YTD -52%, 52wH 대비 -52%. A1(ADV 354억). post-spin 수급 정상화 6-12개월 패턴.</w:t>
+            <w:tcW w:type="dxa" w:w="1300"/>
+            <w:tcBorders>
+              <w:top w:val="single" w:color="BFBFBF" w:sz="4"/>
+              <w:left w:val="single" w:color="BFBFBF" w:sz="4"/>
+              <w:bottom w:val="single" w:color="BFBFBF" w:sz="4"/>
+              <w:right w:val="single" w:color="BFBFBF" w:sz="4"/>
+            </w:tcBorders>
+            <w:tcMar>
+              <w:top w:type="dxa" w:w="30"/>
+              <w:left w:type="dxa" w:w="60"/>
+              <w:bottom w:type="dxa" w:w="30"/>
+              <w:right w:type="dxa" w:w="60"/>
+            </w:tcMar>
+          </w:tcPr>
+          <w:p>
+            <w:pPr>
+              <w:spacing w:after="0"/>
+            </w:pPr>
+            <w:r>
+              <w:rPr>
+                <w:b w:val="false"/>
+                <w:bCs w:val="false"/>
+                <w:sz w:val="13"/>
+                <w:szCs w:val="13"/>
+                <w:rFonts w:ascii="Arial" w:hAnsi="Arial" w:eastAsia="Malgun Gothic" w:cs="Arial"/>
+              </w:rPr>
+              <w:t xml:space="preserve">Long (A)</w:t>
+            </w:r>
+          </w:p>
+        </w:tc>
+        <w:tc>
+          <w:tcPr>
+            <w:tcW w:type="dxa" w:w="3200"/>
+            <w:tcBorders>
+              <w:top w:val="single" w:color="BFBFBF" w:sz="4"/>
+              <w:left w:val="single" w:color="BFBFBF" w:sz="4"/>
+              <w:bottom w:val="single" w:color="BFBFBF" w:sz="4"/>
+              <w:right w:val="single" w:color="BFBFBF" w:sz="4"/>
+            </w:tcBorders>
+            <w:tcMar>
+              <w:top w:type="dxa" w:w="30"/>
+              <w:left w:type="dxa" w:w="60"/>
+              <w:bottom w:type="dxa" w:w="30"/>
+              <w:right w:type="dxa" w:w="60"/>
+            </w:tcMar>
+          </w:tcPr>
+          <w:p>
+            <w:pPr>
+              <w:spacing w:after="0"/>
+            </w:pPr>
+            <w:r>
+              <w:rPr>
+                <w:b w:val="false"/>
+                <w:bCs w:val="false"/>
+                <w:sz w:val="13"/>
+                <w:szCs w:val="13"/>
+                <w:rFonts w:ascii="Arial" w:hAnsi="Arial" w:eastAsia="Malgun Gothic" w:cs="Arial"/>
+              </w:rPr>
+              <w:t xml:space="preserve">2025-11 분할 신설. YTD -52%, 52wH 대비 -52%. ADV 354억 → 6% OK.</w:t>
             </w:r>
           </w:p>
         </w:tc>
@@ -35525,7 +37018,7 @@
                 <w:szCs w:val="13"/>
                 <w:rFonts w:ascii="Arial" w:hAnsi="Arial" w:eastAsia="Malgun Gothic" w:cs="Arial"/>
               </w:rPr>
-              <w:t xml:space="preserve">peer 멀티플 시 +20~30% / 가격경쟁 -20%</w:t>
+              <w:t xml:space="preserve">+20~30% / -20%</w:t>
             </w:r>
           </w:p>
         </w:tc>
@@ -35557,7 +37050,7 @@
                 <w:szCs w:val="13"/>
                 <w:rFonts w:ascii="Arial" w:hAnsi="Arial" w:eastAsia="Malgun Gothic" w:cs="Arial"/>
               </w:rPr>
-              <w:t xml:space="preserve">대형 spin에서 post-spin 아노말리 약함. 이미 10개월 경과.</w:t>
+              <w:t xml:space="preserve">대형 spin 아노말리 약함. 10개월 경과.</w:t>
             </w:r>
           </w:p>
         </w:tc>
@@ -35623,71 +37116,71 @@
                 <w:szCs w:val="13"/>
                 <w:rFonts w:ascii="Arial" w:hAnsi="Arial" w:eastAsia="Malgun Gothic" w:cs="Arial"/>
               </w:rPr>
-              <w:t xml:space="preserve">한화 분할 재상장 / 한화머시너리앤서비스홀딩스</w:t>
-            </w:r>
-          </w:p>
-        </w:tc>
-        <w:tc>
-          <w:tcPr>
-            <w:tcW w:type="dxa" w:w="1200"/>
-            <w:tcBorders>
-              <w:top w:val="single" w:color="BFBFBF" w:sz="4"/>
-              <w:left w:val="single" w:color="BFBFBF" w:sz="4"/>
-              <w:bottom w:val="single" w:color="BFBFBF" w:sz="4"/>
-              <w:right w:val="single" w:color="BFBFBF" w:sz="4"/>
-            </w:tcBorders>
-            <w:tcMar>
-              <w:top w:type="dxa" w:w="30"/>
-              <w:left w:type="dxa" w:w="60"/>
-              <w:bottom w:type="dxa" w:w="30"/>
-              <w:right w:type="dxa" w:w="60"/>
-            </w:tcMar>
-          </w:tcPr>
-          <w:p>
-            <w:pPr>
-              <w:spacing w:after="0"/>
-            </w:pPr>
-            <w:r>
-              <w:rPr>
-                <w:b w:val="false"/>
-                <w:bCs w:val="false"/>
-                <w:sz w:val="13"/>
-                <w:szCs w:val="13"/>
-                <w:rFonts w:ascii="Arial" w:hAnsi="Arial" w:eastAsia="Malgun Gothic" w:cs="Arial"/>
-              </w:rPr>
-              <w:t xml:space="preserve">Monitor → Event Play</w:t>
-            </w:r>
-          </w:p>
-        </w:tc>
-        <w:tc>
-          <w:tcPr>
-            <w:tcW w:type="dxa" w:w="3300"/>
-            <w:tcBorders>
-              <w:top w:val="single" w:color="BFBFBF" w:sz="4"/>
-              <w:left w:val="single" w:color="BFBFBF" w:sz="4"/>
-              <w:bottom w:val="single" w:color="BFBFBF" w:sz="4"/>
-              <w:right w:val="single" w:color="BFBFBF" w:sz="4"/>
-            </w:tcBorders>
-            <w:tcMar>
-              <w:top w:type="dxa" w:w="30"/>
-              <w:left w:type="dxa" w:w="60"/>
-              <w:bottom w:type="dxa" w:w="30"/>
-              <w:right w:type="dxa" w:w="60"/>
-            </w:tcMar>
-          </w:tcPr>
-          <w:p>
-            <w:pPr>
-              <w:spacing w:after="0"/>
-            </w:pPr>
-            <w:r>
-              <w:rPr>
-                <w:b w:val="false"/>
-                <w:bCs w:val="false"/>
-                <w:sz w:val="13"/>
-                <w:szCs w:val="13"/>
-                <w:rFonts w:ascii="Arial" w:hAnsi="Arial" w:eastAsia="Malgun Gothic" w:cs="Arial"/>
-              </w:rPr>
-              <w:t xml:space="preserve">재상장 8영업일. 신설법인 시총 5,232억, ADV 517억(B tier). 지수 강제매도 구간. Event Play(10%/40거래일) 대상.</w:t>
+              <w:t xml:space="preserve">한화 분할 / 한화머시너리앤서비스홀딩스</w:t>
+            </w:r>
+          </w:p>
+        </w:tc>
+        <w:tc>
+          <w:tcPr>
+            <w:tcW w:type="dxa" w:w="1300"/>
+            <w:tcBorders>
+              <w:top w:val="single" w:color="BFBFBF" w:sz="4"/>
+              <w:left w:val="single" w:color="BFBFBF" w:sz="4"/>
+              <w:bottom w:val="single" w:color="BFBFBF" w:sz="4"/>
+              <w:right w:val="single" w:color="BFBFBF" w:sz="4"/>
+            </w:tcBorders>
+            <w:tcMar>
+              <w:top w:type="dxa" w:w="30"/>
+              <w:left w:type="dxa" w:w="60"/>
+              <w:bottom w:type="dxa" w:w="30"/>
+              <w:right w:type="dxa" w:w="60"/>
+            </w:tcMar>
+          </w:tcPr>
+          <w:p>
+            <w:pPr>
+              <w:spacing w:after="0"/>
+            </w:pPr>
+            <w:r>
+              <w:rPr>
+                <w:b w:val="false"/>
+                <w:bCs w:val="false"/>
+                <w:sz w:val="13"/>
+                <w:szCs w:val="13"/>
+                <w:rFonts w:ascii="Arial" w:hAnsi="Arial" w:eastAsia="Malgun Gothic" w:cs="Arial"/>
+              </w:rPr>
+              <w:t xml:space="preserve">Event (E)</w:t>
+            </w:r>
+          </w:p>
+        </w:tc>
+        <w:tc>
+          <w:tcPr>
+            <w:tcW w:type="dxa" w:w="3200"/>
+            <w:tcBorders>
+              <w:top w:val="single" w:color="BFBFBF" w:sz="4"/>
+              <w:left w:val="single" w:color="BFBFBF" w:sz="4"/>
+              <w:bottom w:val="single" w:color="BFBFBF" w:sz="4"/>
+              <w:right w:val="single" w:color="BFBFBF" w:sz="4"/>
+            </w:tcBorders>
+            <w:tcMar>
+              <w:top w:type="dxa" w:w="30"/>
+              <w:left w:type="dxa" w:w="60"/>
+              <w:bottom w:type="dxa" w:w="30"/>
+              <w:right w:type="dxa" w:w="60"/>
+            </w:tcMar>
+          </w:tcPr>
+          <w:p>
+            <w:pPr>
+              <w:spacing w:after="0"/>
+            </w:pPr>
+            <w:r>
+              <w:rPr>
+                <w:b w:val="false"/>
+                <w:bCs w:val="false"/>
+                <w:sz w:val="13"/>
+                <w:szCs w:val="13"/>
+                <w:rFonts w:ascii="Arial" w:hAnsi="Arial" w:eastAsia="Malgun Gothic" w:cs="Arial"/>
+              </w:rPr>
+              <w:t xml:space="preserve">재상장 8영업일, 시총 5,232억, ADV 517억 → Event 10% OK. 지수 강제매도 구간.</w:t>
             </w:r>
           </w:p>
         </w:tc>
@@ -35719,7 +37212,7 @@
                 <w:szCs w:val="13"/>
                 <w:rFonts w:ascii="Arial" w:hAnsi="Arial" w:eastAsia="Malgun Gothic" w:cs="Arial"/>
               </w:rPr>
-              <w:t xml:space="preserve">강제매도 해소 +15~25% / 승계용 저평가 유지 -15%</w:t>
+              <w:t xml:space="preserve">+15~25% / -15%</w:t>
             </w:r>
           </w:p>
         </w:tc>
@@ -35751,7 +37244,7 @@
                 <w:szCs w:val="13"/>
                 <w:rFonts w:ascii="Arial" w:hAnsi="Arial" w:eastAsia="Malgun Gothic" w:cs="Arial"/>
               </w:rPr>
-              <w:t xml:space="preserve">분할 목적이 승계 최적화 → 소액주주 가치와 이해상충.</w:t>
+              <w:t xml:space="preserve">승계 최적화 목적 → 소액주주와 이해상충.</w:t>
             </w:r>
           </w:p>
         </w:tc>
@@ -35817,71 +37310,71 @@
                 <w:szCs w:val="13"/>
                 <w:rFonts w:ascii="Arial" w:hAnsi="Arial" w:eastAsia="Malgun Gothic" w:cs="Arial"/>
               </w:rPr>
-              <w:t xml:space="preserve">롯데렌탈 잔여지분 이벤트</w:t>
-            </w:r>
-          </w:p>
-        </w:tc>
-        <w:tc>
-          <w:tcPr>
-            <w:tcW w:type="dxa" w:w="1200"/>
-            <w:tcBorders>
-              <w:top w:val="single" w:color="BFBFBF" w:sz="4"/>
-              <w:left w:val="single" w:color="BFBFBF" w:sz="4"/>
-              <w:bottom w:val="single" w:color="BFBFBF" w:sz="4"/>
-              <w:right w:val="single" w:color="BFBFBF" w:sz="4"/>
-            </w:tcBorders>
-            <w:tcMar>
-              <w:top w:type="dxa" w:w="30"/>
-              <w:left w:type="dxa" w:w="60"/>
-              <w:bottom w:type="dxa" w:w="30"/>
-              <w:right w:type="dxa" w:w="60"/>
-            </w:tcMar>
-          </w:tcPr>
-          <w:p>
-            <w:pPr>
-              <w:spacing w:after="0"/>
-            </w:pPr>
-            <w:r>
-              <w:rPr>
-                <w:b w:val="false"/>
-                <w:bCs w:val="false"/>
-                <w:sz w:val="13"/>
-                <w:szCs w:val="13"/>
-                <w:rFonts w:ascii="Arial" w:hAnsi="Arial" w:eastAsia="Malgun Gothic" w:cs="Arial"/>
-              </w:rPr>
-              <w:t xml:space="preserve">Event arb (조건부)</w:t>
-            </w:r>
-          </w:p>
-        </w:tc>
-        <w:tc>
-          <w:tcPr>
-            <w:tcW w:type="dxa" w:w="3300"/>
-            <w:tcBorders>
-              <w:top w:val="single" w:color="BFBFBF" w:sz="4"/>
-              <w:left w:val="single" w:color="BFBFBF" w:sz="4"/>
-              <w:bottom w:val="single" w:color="BFBFBF" w:sz="4"/>
-              <w:right w:val="single" w:color="BFBFBF" w:sz="4"/>
-            </w:tcBorders>
-            <w:tcMar>
-              <w:top w:type="dxa" w:w="30"/>
-              <w:left w:type="dxa" w:w="60"/>
-              <w:bottom w:type="dxa" w:w="30"/>
-              <w:right w:type="dxa" w:w="60"/>
-            </w:tcMar>
-          </w:tcPr>
-          <w:p>
-            <w:pPr>
-              <w:spacing w:after="0"/>
-            </w:pPr>
-            <w:r>
-              <w:rPr>
-                <w:b w:val="false"/>
-                <w:bCs w:val="false"/>
-                <w:sz w:val="13"/>
-                <w:szCs w:val="13"/>
-                <w:rFonts w:ascii="Arial" w:hAnsi="Arial" w:eastAsia="Malgun Gothic" w:cs="Arial"/>
-              </w:rPr>
-              <w:t xml:space="preserve">PE 인수 후 YTD +60%, 거래대금 2.9x. A3(ADV 90억, 6% DTL 3.2일). 공개매수 공고 전까지 monitor.</w:t>
+              <w:t xml:space="preserve">롯데렌탈 잔여지분</w:t>
+            </w:r>
+          </w:p>
+        </w:tc>
+        <w:tc>
+          <w:tcPr>
+            <w:tcW w:type="dxa" w:w="1300"/>
+            <w:tcBorders>
+              <w:top w:val="single" w:color="BFBFBF" w:sz="4"/>
+              <w:left w:val="single" w:color="BFBFBF" w:sz="4"/>
+              <w:bottom w:val="single" w:color="BFBFBF" w:sz="4"/>
+              <w:right w:val="single" w:color="BFBFBF" w:sz="4"/>
+            </w:tcBorders>
+            <w:tcMar>
+              <w:top w:type="dxa" w:w="30"/>
+              <w:left w:type="dxa" w:w="60"/>
+              <w:bottom w:type="dxa" w:w="30"/>
+              <w:right w:type="dxa" w:w="60"/>
+            </w:tcMar>
+          </w:tcPr>
+          <w:p>
+            <w:pPr>
+              <w:spacing w:after="0"/>
+            </w:pPr>
+            <w:r>
+              <w:rPr>
+                <w:b w:val="false"/>
+                <w:bCs w:val="false"/>
+                <w:sz w:val="13"/>
+                <w:szCs w:val="13"/>
+                <w:rFonts w:ascii="Arial" w:hAnsi="Arial" w:eastAsia="Malgun Gothic" w:cs="Arial"/>
+              </w:rPr>
+              <w:t xml:space="preserve">Event arb (E, 조건부)</w:t>
+            </w:r>
+          </w:p>
+        </w:tc>
+        <w:tc>
+          <w:tcPr>
+            <w:tcW w:type="dxa" w:w="3200"/>
+            <w:tcBorders>
+              <w:top w:val="single" w:color="BFBFBF" w:sz="4"/>
+              <w:left w:val="single" w:color="BFBFBF" w:sz="4"/>
+              <w:bottom w:val="single" w:color="BFBFBF" w:sz="4"/>
+              <w:right w:val="single" w:color="BFBFBF" w:sz="4"/>
+            </w:tcBorders>
+            <w:tcMar>
+              <w:top w:type="dxa" w:w="30"/>
+              <w:left w:type="dxa" w:w="60"/>
+              <w:bottom w:type="dxa" w:w="30"/>
+              <w:right w:type="dxa" w:w="60"/>
+            </w:tcMar>
+          </w:tcPr>
+          <w:p>
+            <w:pPr>
+              <w:spacing w:after="0"/>
+            </w:pPr>
+            <w:r>
+              <w:rPr>
+                <w:b w:val="false"/>
+                <w:bCs w:val="false"/>
+                <w:sz w:val="13"/>
+                <w:szCs w:val="13"/>
+                <w:rFonts w:ascii="Arial" w:hAnsi="Arial" w:eastAsia="Malgun Gothic" w:cs="Arial"/>
+              </w:rPr>
+              <w:t xml:space="preserve">PE 인수 후 YTD +60%, 거래대금 2.9x. ADV 90억 → Event 10.0%, Alpha 6.0%. 공개매수 공고 전 monitor.</w:t>
             </w:r>
           </w:p>
         </w:tc>
@@ -35913,7 +37406,7 @@
                 <w:szCs w:val="13"/>
                 <w:rFonts w:ascii="Arial" w:hAnsi="Arial" w:eastAsia="Malgun Gothic" w:cs="Arial"/>
               </w:rPr>
-              <w:t xml:space="preserve">프리미엄 10~20% / 무산 시 -20~30%</w:t>
+              <w:t xml:space="preserve">+10~20% / -20~30%</w:t>
             </w:r>
           </w:p>
         </w:tc>
@@ -35945,7 +37438,7 @@
                 <w:szCs w:val="13"/>
                 <w:rFonts w:ascii="Arial" w:hAnsi="Arial" w:eastAsia="Malgun Gothic" w:cs="Arial"/>
               </w:rPr>
-              <w:t xml:space="preserve">이미 +60% 반영. 잔여 upside는 협상 의존.</w:t>
+              <w:t xml:space="preserve">이미 +60% 반영.</w:t>
             </w:r>
           </w:p>
         </w:tc>
@@ -36017,65 +37510,65 @@
         </w:tc>
         <w:tc>
           <w:tcPr>
-            <w:tcW w:type="dxa" w:w="1200"/>
-            <w:tcBorders>
-              <w:top w:val="single" w:color="BFBFBF" w:sz="4"/>
-              <w:left w:val="single" w:color="BFBFBF" w:sz="4"/>
-              <w:bottom w:val="single" w:color="BFBFBF" w:sz="4"/>
-              <w:right w:val="single" w:color="BFBFBF" w:sz="4"/>
-            </w:tcBorders>
-            <w:tcMar>
-              <w:top w:type="dxa" w:w="30"/>
-              <w:left w:type="dxa" w:w="60"/>
-              <w:bottom w:type="dxa" w:w="30"/>
-              <w:right w:type="dxa" w:w="60"/>
-            </w:tcMar>
-          </w:tcPr>
-          <w:p>
-            <w:pPr>
-              <w:spacing w:after="0"/>
-            </w:pPr>
-            <w:r>
-              <w:rPr>
-                <w:b w:val="false"/>
-                <w:bCs w:val="false"/>
-                <w:sz w:val="13"/>
-                <w:szCs w:val="13"/>
-                <w:rFonts w:ascii="Arial" w:hAnsi="Arial" w:eastAsia="Malgun Gothic" w:cs="Arial"/>
-              </w:rPr>
-              <w:t xml:space="preserve">Long</w:t>
-            </w:r>
-          </w:p>
-        </w:tc>
-        <w:tc>
-          <w:tcPr>
-            <w:tcW w:type="dxa" w:w="3300"/>
-            <w:tcBorders>
-              <w:top w:val="single" w:color="BFBFBF" w:sz="4"/>
-              <w:left w:val="single" w:color="BFBFBF" w:sz="4"/>
-              <w:bottom w:val="single" w:color="BFBFBF" w:sz="4"/>
-              <w:right w:val="single" w:color="BFBFBF" w:sz="4"/>
-            </w:tcBorders>
-            <w:tcMar>
-              <w:top w:type="dxa" w:w="30"/>
-              <w:left w:type="dxa" w:w="60"/>
-              <w:bottom w:type="dxa" w:w="30"/>
-              <w:right w:type="dxa" w:w="60"/>
-            </w:tcMar>
-          </w:tcPr>
-          <w:p>
-            <w:pPr>
-              <w:spacing w:after="0"/>
-            </w:pPr>
-            <w:r>
-              <w:rPr>
-                <w:b w:val="false"/>
-                <w:bCs w:val="false"/>
-                <w:sz w:val="13"/>
-                <w:szCs w:val="13"/>
-                <w:rFonts w:ascii="Arial" w:hAnsi="Arial" w:eastAsia="Malgun Gothic" w:cs="Arial"/>
-              </w:rPr>
-              <w:t xml:space="preserve">합병 2026-01 완료. A1(ADV 316억), YTD +38%. 시너지가 실적으로 확인되는 2-3분기 구간.</w:t>
+            <w:tcW w:type="dxa" w:w="1300"/>
+            <w:tcBorders>
+              <w:top w:val="single" w:color="BFBFBF" w:sz="4"/>
+              <w:left w:val="single" w:color="BFBFBF" w:sz="4"/>
+              <w:bottom w:val="single" w:color="BFBFBF" w:sz="4"/>
+              <w:right w:val="single" w:color="BFBFBF" w:sz="4"/>
+            </w:tcBorders>
+            <w:tcMar>
+              <w:top w:type="dxa" w:w="30"/>
+              <w:left w:type="dxa" w:w="60"/>
+              <w:bottom w:type="dxa" w:w="30"/>
+              <w:right w:type="dxa" w:w="60"/>
+            </w:tcMar>
+          </w:tcPr>
+          <w:p>
+            <w:pPr>
+              <w:spacing w:after="0"/>
+            </w:pPr>
+            <w:r>
+              <w:rPr>
+                <w:b w:val="false"/>
+                <w:bCs w:val="false"/>
+                <w:sz w:val="13"/>
+                <w:szCs w:val="13"/>
+                <w:rFonts w:ascii="Arial" w:hAnsi="Arial" w:eastAsia="Malgun Gothic" w:cs="Arial"/>
+              </w:rPr>
+              <w:t xml:space="preserve">Long (A)</w:t>
+            </w:r>
+          </w:p>
+        </w:tc>
+        <w:tc>
+          <w:tcPr>
+            <w:tcW w:type="dxa" w:w="3200"/>
+            <w:tcBorders>
+              <w:top w:val="single" w:color="BFBFBF" w:sz="4"/>
+              <w:left w:val="single" w:color="BFBFBF" w:sz="4"/>
+              <w:bottom w:val="single" w:color="BFBFBF" w:sz="4"/>
+              <w:right w:val="single" w:color="BFBFBF" w:sz="4"/>
+            </w:tcBorders>
+            <w:tcMar>
+              <w:top w:type="dxa" w:w="30"/>
+              <w:left w:type="dxa" w:w="60"/>
+              <w:bottom w:type="dxa" w:w="30"/>
+              <w:right w:type="dxa" w:w="60"/>
+            </w:tcMar>
+          </w:tcPr>
+          <w:p>
+            <w:pPr>
+              <w:spacing w:after="0"/>
+            </w:pPr>
+            <w:r>
+              <w:rPr>
+                <w:b w:val="false"/>
+                <w:bCs w:val="false"/>
+                <w:sz w:val="13"/>
+                <w:szCs w:val="13"/>
+                <w:rFonts w:ascii="Arial" w:hAnsi="Arial" w:eastAsia="Malgun Gothic" w:cs="Arial"/>
+              </w:rPr>
+              <w:t xml:space="preserve">합병 2026-01 완료. ADV 316억, YTD +38%. 시너지 확인 2-3분기.</w:t>
             </w:r>
           </w:p>
         </w:tc>
@@ -36107,7 +37600,7 @@
                 <w:szCs w:val="13"/>
                 <w:rFonts w:ascii="Arial" w:hAnsi="Arial" w:eastAsia="Malgun Gothic" w:cs="Arial"/>
               </w:rPr>
-              <w:t xml:space="preserve">+20~30% / downcycle -20%</w:t>
+              <w:t xml:space="preserve">+20~30% / -20%</w:t>
             </w:r>
           </w:p>
         </w:tc>
@@ -36139,7 +37632,7 @@
                 <w:szCs w:val="13"/>
                 <w:rFonts w:ascii="Arial" w:hAnsi="Arial" w:eastAsia="Malgun Gothic" w:cs="Arial"/>
               </w:rPr>
-              <w:t xml:space="preserve">사이클 산업. 시너지보다 신흥국 수요가 결정.</w:t>
+              <w:t xml:space="preserve">사이클 산업.</w:t>
             </w:r>
           </w:p>
         </w:tc>
@@ -36205,71 +37698,71 @@
                 <w:szCs w:val="13"/>
                 <w:rFonts w:ascii="Arial" w:hAnsi="Arial" w:eastAsia="Malgun Gothic" w:cs="Arial"/>
               </w:rPr>
-              <w:t xml:space="preserve">저PBR 지주·금융 basket vs K200 선물</w:t>
-            </w:r>
-          </w:p>
-        </w:tc>
-        <w:tc>
-          <w:tcPr>
-            <w:tcW w:type="dxa" w:w="1200"/>
-            <w:tcBorders>
-              <w:top w:val="single" w:color="BFBFBF" w:sz="4"/>
-              <w:left w:val="single" w:color="BFBFBF" w:sz="4"/>
-              <w:bottom w:val="single" w:color="BFBFBF" w:sz="4"/>
-              <w:right w:val="single" w:color="BFBFBF" w:sz="4"/>
-            </w:tcBorders>
-            <w:tcMar>
-              <w:top w:type="dxa" w:w="30"/>
-              <w:left w:type="dxa" w:w="60"/>
-              <w:bottom w:type="dxa" w:w="30"/>
-              <w:right w:type="dxa" w:w="60"/>
-            </w:tcMar>
-          </w:tcPr>
-          <w:p>
-            <w:pPr>
-              <w:spacing w:after="0"/>
-            </w:pPr>
-            <w:r>
-              <w:rPr>
-                <w:b w:val="false"/>
-                <w:bCs w:val="false"/>
-                <w:sz w:val="13"/>
-                <w:szCs w:val="13"/>
-                <w:rFonts w:ascii="Arial" w:hAnsi="Arial" w:eastAsia="Malgun Gothic" w:cs="Arial"/>
-              </w:rPr>
-              <w:t xml:space="preserve">Long basket / Short futures</w:t>
-            </w:r>
-          </w:p>
-        </w:tc>
-        <w:tc>
-          <w:tcPr>
-            <w:tcW w:type="dxa" w:w="3300"/>
-            <w:tcBorders>
-              <w:top w:val="single" w:color="BFBFBF" w:sz="4"/>
-              <w:left w:val="single" w:color="BFBFBF" w:sz="4"/>
-              <w:bottom w:val="single" w:color="BFBFBF" w:sz="4"/>
-              <w:right w:val="single" w:color="BFBFBF" w:sz="4"/>
-            </w:tcBorders>
-            <w:tcMar>
-              <w:top w:type="dxa" w:w="30"/>
-              <w:left w:type="dxa" w:w="60"/>
-              <w:bottom w:type="dxa" w:w="30"/>
-              <w:right w:type="dxa" w:w="60"/>
-            </w:tcMar>
-          </w:tcPr>
-          <w:p>
-            <w:pPr>
-              <w:spacing w:after="0"/>
-            </w:pPr>
-            <w:r>
-              <w:rPr>
-                <w:b w:val="false"/>
-                <w:bCs w:val="false"/>
-                <w:sz w:val="13"/>
-                <w:szCs w:val="13"/>
-                <w:rFonts w:ascii="Arial" w:hAnsi="Arial" w:eastAsia="Malgun Gothic" w:cs="Arial"/>
-              </w:rPr>
-              <w:t xml:space="preserve">2차 상법개정·자사주 소각 의무화·분리과세 수혜. 전 종목 A1. 선물 hedge로 Net 15%·3일 Gross-cut 대응.</w:t>
+              <w:t xml:space="preserve">저PBR 지주·금융 basket vs K200</w:t>
+            </w:r>
+          </w:p>
+        </w:tc>
+        <w:tc>
+          <w:tcPr>
+            <w:tcW w:type="dxa" w:w="1300"/>
+            <w:tcBorders>
+              <w:top w:val="single" w:color="BFBFBF" w:sz="4"/>
+              <w:left w:val="single" w:color="BFBFBF" w:sz="4"/>
+              <w:bottom w:val="single" w:color="BFBFBF" w:sz="4"/>
+              <w:right w:val="single" w:color="BFBFBF" w:sz="4"/>
+            </w:tcBorders>
+            <w:tcMar>
+              <w:top w:type="dxa" w:w="30"/>
+              <w:left w:type="dxa" w:w="60"/>
+              <w:bottom w:type="dxa" w:w="30"/>
+              <w:right w:type="dxa" w:w="60"/>
+            </w:tcMar>
+          </w:tcPr>
+          <w:p>
+            <w:pPr>
+              <w:spacing w:after="0"/>
+            </w:pPr>
+            <w:r>
+              <w:rPr>
+                <w:b w:val="false"/>
+                <w:bCs w:val="false"/>
+                <w:sz w:val="13"/>
+                <w:szCs w:val="13"/>
+                <w:rFonts w:ascii="Arial" w:hAnsi="Arial" w:eastAsia="Malgun Gothic" w:cs="Arial"/>
+              </w:rPr>
+              <w:t xml:space="preserve">Long basket / Short futures (C)</w:t>
+            </w:r>
+          </w:p>
+        </w:tc>
+        <w:tc>
+          <w:tcPr>
+            <w:tcW w:type="dxa" w:w="3200"/>
+            <w:tcBorders>
+              <w:top w:val="single" w:color="BFBFBF" w:sz="4"/>
+              <w:left w:val="single" w:color="BFBFBF" w:sz="4"/>
+              <w:bottom w:val="single" w:color="BFBFBF" w:sz="4"/>
+              <w:right w:val="single" w:color="BFBFBF" w:sz="4"/>
+            </w:tcBorders>
+            <w:tcMar>
+              <w:top w:type="dxa" w:w="30"/>
+              <w:left w:type="dxa" w:w="60"/>
+              <w:bottom w:type="dxa" w:w="30"/>
+              <w:right w:type="dxa" w:w="60"/>
+            </w:tcMar>
+          </w:tcPr>
+          <w:p>
+            <w:pPr>
+              <w:spacing w:after="0"/>
+            </w:pPr>
+            <w:r>
+              <w:rPr>
+                <w:b w:val="false"/>
+                <w:bCs w:val="false"/>
+                <w:sz w:val="13"/>
+                <w:szCs w:val="13"/>
+                <w:rFonts w:ascii="Arial" w:hAnsi="Arial" w:eastAsia="Malgun Gothic" w:cs="Arial"/>
+              </w:rPr>
+              <w:t xml:space="preserve">2차 상법개정·자사주 소각 의무화 수혜. 전 종목 L1. 선물 hedge로 Net·Gross-cut 대응.</w:t>
             </w:r>
           </w:p>
         </w:tc>
@@ -36301,7 +37794,7 @@
                 <w:szCs w:val="13"/>
                 <w:rFonts w:ascii="Arial" w:hAnsi="Arial" w:eastAsia="Malgun Gothic" w:cs="Arial"/>
               </w:rPr>
-              <w:t xml:space="preserve">PBR 0.5→0.65x +25~30% / 입법 지연 -10%(hedged)</w:t>
+              <w:t xml:space="preserve">+25~30% / -10%(hedged)</w:t>
             </w:r>
           </w:p>
         </w:tc>
@@ -36333,7 +37826,7 @@
                 <w:szCs w:val="13"/>
                 <w:rFonts w:ascii="Arial" w:hAnsi="Arial" w:eastAsia="Malgun Gothic" w:cs="Arial"/>
               </w:rPr>
-              <w:t xml:space="preserve">3년째 테마. 삼성물산 +55%·SK +113% 이미 반영. 팩터 crowding.</w:t>
+              <w:t xml:space="preserve">3년째 테마, 일부 반영. 팩터 crowding.</w:t>
             </w:r>
           </w:p>
         </w:tc>
@@ -36399,71 +37892,71 @@
                 <w:szCs w:val="13"/>
                 <w:rFonts w:ascii="Arial" w:hAnsi="Arial" w:eastAsia="Malgun Gothic" w:cs="Arial"/>
               </w:rPr>
-              <w:t xml:space="preserve">과열 테마 Short screen (건설·전선)</w:t>
-            </w:r>
-          </w:p>
-        </w:tc>
-        <w:tc>
-          <w:tcPr>
-            <w:tcW w:type="dxa" w:w="1200"/>
-            <w:tcBorders>
-              <w:top w:val="single" w:color="BFBFBF" w:sz="4"/>
-              <w:left w:val="single" w:color="BFBFBF" w:sz="4"/>
-              <w:bottom w:val="single" w:color="BFBFBF" w:sz="4"/>
-              <w:right w:val="single" w:color="BFBFBF" w:sz="4"/>
-            </w:tcBorders>
-            <w:tcMar>
-              <w:top w:type="dxa" w:w="30"/>
-              <w:left w:type="dxa" w:w="60"/>
-              <w:bottom w:type="dxa" w:w="30"/>
-              <w:right w:type="dxa" w:w="60"/>
-            </w:tcMar>
-          </w:tcPr>
-          <w:p>
-            <w:pPr>
-              <w:spacing w:after="0"/>
-            </w:pPr>
-            <w:r>
-              <w:rPr>
-                <w:b w:val="false"/>
-                <w:bCs w:val="false"/>
-                <w:sz w:val="13"/>
-                <w:szCs w:val="13"/>
-                <w:rFonts w:ascii="Arial" w:hAnsi="Arial" w:eastAsia="Malgun Gothic" w:cs="Arial"/>
-              </w:rPr>
-              <w:t xml:space="preserve">Short candidates</w:t>
-            </w:r>
-          </w:p>
-        </w:tc>
-        <w:tc>
-          <w:tcPr>
-            <w:tcW w:type="dxa" w:w="3300"/>
-            <w:tcBorders>
-              <w:top w:val="single" w:color="BFBFBF" w:sz="4"/>
-              <w:left w:val="single" w:color="BFBFBF" w:sz="4"/>
-              <w:bottom w:val="single" w:color="BFBFBF" w:sz="4"/>
-              <w:right w:val="single" w:color="BFBFBF" w:sz="4"/>
-            </w:tcBorders>
-            <w:tcMar>
-              <w:top w:type="dxa" w:w="30"/>
-              <w:left w:type="dxa" w:w="60"/>
-              <w:bottom w:type="dxa" w:w="30"/>
-              <w:right w:type="dxa" w:w="60"/>
-            </w:tcMar>
-          </w:tcPr>
-          <w:p>
-            <w:pPr>
-              <w:spacing w:after="0"/>
-            </w:pPr>
-            <w:r>
-              <w:rPr>
-                <w:b w:val="false"/>
-                <w:bCs w:val="false"/>
-                <w:sz w:val="13"/>
-                <w:szCs w:val="13"/>
-                <w:rFonts w:ascii="Arial" w:hAnsi="Arial" w:eastAsia="Malgun Gothic" w:cs="Arial"/>
-              </w:rPr>
-              <w:t xml:space="preserve">금호건설 YTD +314%(±15%일 7회), 대우건설 +339%, 대원전선·가온전선 ±15%일 5회. Short cap -4%. 변동성 감소 후 진입.</w:t>
+              <w:t xml:space="preserve">과열 테마 Short screen</w:t>
+            </w:r>
+          </w:p>
+        </w:tc>
+        <w:tc>
+          <w:tcPr>
+            <w:tcW w:type="dxa" w:w="1300"/>
+            <w:tcBorders>
+              <w:top w:val="single" w:color="BFBFBF" w:sz="4"/>
+              <w:left w:val="single" w:color="BFBFBF" w:sz="4"/>
+              <w:bottom w:val="single" w:color="BFBFBF" w:sz="4"/>
+              <w:right w:val="single" w:color="BFBFBF" w:sz="4"/>
+            </w:tcBorders>
+            <w:tcMar>
+              <w:top w:type="dxa" w:w="30"/>
+              <w:left w:type="dxa" w:w="60"/>
+              <w:bottom w:type="dxa" w:w="30"/>
+              <w:right w:type="dxa" w:w="60"/>
+            </w:tcMar>
+          </w:tcPr>
+          <w:p>
+            <w:pPr>
+              <w:spacing w:after="0"/>
+            </w:pPr>
+            <w:r>
+              <w:rPr>
+                <w:b w:val="false"/>
+                <w:bCs w:val="false"/>
+                <w:sz w:val="13"/>
+                <w:szCs w:val="13"/>
+                <w:rFonts w:ascii="Arial" w:hAnsi="Arial" w:eastAsia="Malgun Gothic" w:cs="Arial"/>
+              </w:rPr>
+              <w:t xml:space="preserve">Short (A, -2~-4%)</w:t>
+            </w:r>
+          </w:p>
+        </w:tc>
+        <w:tc>
+          <w:tcPr>
+            <w:tcW w:type="dxa" w:w="3200"/>
+            <w:tcBorders>
+              <w:top w:val="single" w:color="BFBFBF" w:sz="4"/>
+              <w:left w:val="single" w:color="BFBFBF" w:sz="4"/>
+              <w:bottom w:val="single" w:color="BFBFBF" w:sz="4"/>
+              <w:right w:val="single" w:color="BFBFBF" w:sz="4"/>
+            </w:tcBorders>
+            <w:tcMar>
+              <w:top w:type="dxa" w:w="30"/>
+              <w:left w:type="dxa" w:w="60"/>
+              <w:bottom w:type="dxa" w:w="30"/>
+              <w:right w:type="dxa" w:w="60"/>
+            </w:tcMar>
+          </w:tcPr>
+          <w:p>
+            <w:pPr>
+              <w:spacing w:after="0"/>
+            </w:pPr>
+            <w:r>
+              <w:rPr>
+                <w:b w:val="false"/>
+                <w:bCs w:val="false"/>
+                <w:sz w:val="13"/>
+                <w:szCs w:val="13"/>
+                <w:rFonts w:ascii="Arial" w:hAnsi="Arial" w:eastAsia="Malgun Gothic" w:cs="Arial"/>
+              </w:rPr>
+              <w:t xml:space="preserve">금호건설 YTD +314%(±15%일 7회), 대우건설 +339%, 대원전선·가온전선 ±15%일 5회.</w:t>
             </w:r>
           </w:p>
         </w:tc>
@@ -36495,7 +37988,7 @@
                 <w:szCs w:val="13"/>
                 <w:rFonts w:ascii="Arial" w:hAnsi="Arial" w:eastAsia="Malgun Gothic" w:cs="Arial"/>
               </w:rPr>
-              <w:t xml:space="preserve">-30~50% 되돌림 / 테마 연장 -30%</w:t>
+              <w:t xml:space="preserve">-30~50% / +30%(테마 연장)</w:t>
             </w:r>
           </w:p>
         </w:tc>
@@ -36527,7 +38020,201 @@
                 <w:szCs w:val="13"/>
                 <w:rFonts w:ascii="Arial" w:hAnsi="Arial" w:eastAsia="Malgun Gothic" w:cs="Arial"/>
               </w:rPr>
-              <w:t xml:space="preserve">타이밍 실패 시 Book-cut(-6% DD) 주범. 섹터 ETF/선물 hedge가 룰 친화적.</w:t>
+              <w:t xml:space="preserve">Book-cut 주범. 섹터 hedge가 룰 친화적.</w:t>
+            </w:r>
+          </w:p>
+        </w:tc>
+      </w:tr>
+      <w:tr>
+        <w:tc>
+          <w:tcPr>
+            <w:tcW w:type="dxa" w:w="300"/>
+            <w:tcBorders>
+              <w:top w:val="single" w:color="BFBFBF" w:sz="4"/>
+              <w:left w:val="single" w:color="BFBFBF" w:sz="4"/>
+              <w:bottom w:val="single" w:color="BFBFBF" w:sz="4"/>
+              <w:right w:val="single" w:color="BFBFBF" w:sz="4"/>
+            </w:tcBorders>
+            <w:tcMar>
+              <w:top w:type="dxa" w:w="30"/>
+              <w:left w:type="dxa" w:w="60"/>
+              <w:bottom w:type="dxa" w:w="30"/>
+              <w:right w:type="dxa" w:w="60"/>
+            </w:tcMar>
+          </w:tcPr>
+          <w:p>
+            <w:pPr>
+              <w:spacing w:after="0"/>
+            </w:pPr>
+            <w:r>
+              <w:rPr>
+                <w:b w:val="false"/>
+                <w:bCs w:val="false"/>
+                <w:sz w:val="13"/>
+                <w:szCs w:val="13"/>
+                <w:rFonts w:ascii="Arial" w:hAnsi="Arial" w:eastAsia="Malgun Gothic" w:cs="Arial"/>
+              </w:rPr>
+              <w:t xml:space="preserve">11</w:t>
+            </w:r>
+          </w:p>
+        </w:tc>
+        <w:tc>
+          <w:tcPr>
+            <w:tcW w:type="dxa" w:w="1500"/>
+            <w:tcBorders>
+              <w:top w:val="single" w:color="BFBFBF" w:sz="4"/>
+              <w:left w:val="single" w:color="BFBFBF" w:sz="4"/>
+              <w:bottom w:val="single" w:color="BFBFBF" w:sz="4"/>
+              <w:right w:val="single" w:color="BFBFBF" w:sz="4"/>
+            </w:tcBorders>
+            <w:tcMar>
+              <w:top w:type="dxa" w:w="30"/>
+              <w:left w:type="dxa" w:w="60"/>
+              <w:bottom w:type="dxa" w:w="30"/>
+              <w:right w:type="dxa" w:w="60"/>
+            </w:tcMar>
+          </w:tcPr>
+          <w:p>
+            <w:pPr>
+              <w:spacing w:after="0"/>
+            </w:pPr>
+            <w:r>
+              <w:rPr>
+                <w:b w:val="false"/>
+                <w:bCs w:val="false"/>
+                <w:sz w:val="13"/>
+                <w:szCs w:val="13"/>
+                <w:rFonts w:ascii="Arial" w:hAnsi="Arial" w:eastAsia="Malgun Gothic" w:cs="Arial"/>
+              </w:rPr>
+              <w:t xml:space="preserve">저유동성 지배구조 (동서·HDC 등)</w:t>
+            </w:r>
+          </w:p>
+        </w:tc>
+        <w:tc>
+          <w:tcPr>
+            <w:tcW w:type="dxa" w:w="1300"/>
+            <w:tcBorders>
+              <w:top w:val="single" w:color="BFBFBF" w:sz="4"/>
+              <w:left w:val="single" w:color="BFBFBF" w:sz="4"/>
+              <w:bottom w:val="single" w:color="BFBFBF" w:sz="4"/>
+              <w:right w:val="single" w:color="BFBFBF" w:sz="4"/>
+            </w:tcBorders>
+            <w:tcMar>
+              <w:top w:type="dxa" w:w="30"/>
+              <w:left w:type="dxa" w:w="60"/>
+              <w:bottom w:type="dxa" w:w="30"/>
+              <w:right w:type="dxa" w:w="60"/>
+            </w:tcMar>
+          </w:tcPr>
+          <w:p>
+            <w:pPr>
+              <w:spacing w:after="0"/>
+            </w:pPr>
+            <w:r>
+              <w:rPr>
+                <w:b w:val="false"/>
+                <w:bCs w:val="false"/>
+                <w:sz w:val="13"/>
+                <w:szCs w:val="13"/>
+                <w:rFonts w:ascii="Arial" w:hAnsi="Arial" w:eastAsia="Malgun Gothic" w:cs="Arial"/>
+              </w:rPr>
+              <w:t xml:space="preserve">Event 1% (E)</w:t>
+            </w:r>
+          </w:p>
+        </w:tc>
+        <w:tc>
+          <w:tcPr>
+            <w:tcW w:type="dxa" w:w="3200"/>
+            <w:tcBorders>
+              <w:top w:val="single" w:color="BFBFBF" w:sz="4"/>
+              <w:left w:val="single" w:color="BFBFBF" w:sz="4"/>
+              <w:bottom w:val="single" w:color="BFBFBF" w:sz="4"/>
+              <w:right w:val="single" w:color="BFBFBF" w:sz="4"/>
+            </w:tcBorders>
+            <w:tcMar>
+              <w:top w:type="dxa" w:w="30"/>
+              <w:left w:type="dxa" w:w="60"/>
+              <w:bottom w:type="dxa" w:w="30"/>
+              <w:right w:type="dxa" w:w="60"/>
+            </w:tcMar>
+          </w:tcPr>
+          <w:p>
+            <w:pPr>
+              <w:spacing w:after="0"/>
+            </w:pPr>
+            <w:r>
+              <w:rPr>
+                <w:b w:val="false"/>
+                <w:bCs w:val="false"/>
+                <w:sz w:val="13"/>
+                <w:szCs w:val="13"/>
+                <w:rFonts w:ascii="Arial" w:hAnsi="Arial" w:eastAsia="Malgun Gothic" w:cs="Arial"/>
+              </w:rPr>
+              <w:t xml:space="preserve">v3에서 신규 편입 가능: 동서 ADV 16억 → Event 6.2%, HDC ADV 13억 → 5.2%. 1% 사이즈로 지배구조 이벤트 대기.</w:t>
+            </w:r>
+          </w:p>
+        </w:tc>
+        <w:tc>
+          <w:tcPr>
+            <w:tcW w:type="dxa" w:w="1500"/>
+            <w:tcBorders>
+              <w:top w:val="single" w:color="BFBFBF" w:sz="4"/>
+              <w:left w:val="single" w:color="BFBFBF" w:sz="4"/>
+              <w:bottom w:val="single" w:color="BFBFBF" w:sz="4"/>
+              <w:right w:val="single" w:color="BFBFBF" w:sz="4"/>
+            </w:tcBorders>
+            <w:tcMar>
+              <w:top w:type="dxa" w:w="30"/>
+              <w:left w:type="dxa" w:w="60"/>
+              <w:bottom w:type="dxa" w:w="30"/>
+              <w:right w:type="dxa" w:w="60"/>
+            </w:tcMar>
+          </w:tcPr>
+          <w:p>
+            <w:pPr>
+              <w:spacing w:after="0"/>
+            </w:pPr>
+            <w:r>
+              <w:rPr>
+                <w:b w:val="false"/>
+                <w:bCs w:val="false"/>
+                <w:sz w:val="13"/>
+                <w:szCs w:val="13"/>
+                <w:rFonts w:ascii="Arial" w:hAnsi="Arial" w:eastAsia="Malgun Gothic" w:cs="Arial"/>
+              </w:rPr>
+              <w:t xml:space="preserve">이벤트 시 +20~40% / 장기 dead money</w:t>
+            </w:r>
+          </w:p>
+        </w:tc>
+        <w:tc>
+          <w:tcPr>
+            <w:tcW w:type="dxa" w:w="1700"/>
+            <w:tcBorders>
+              <w:top w:val="single" w:color="BFBFBF" w:sz="4"/>
+              <w:left w:val="single" w:color="BFBFBF" w:sz="4"/>
+              <w:bottom w:val="single" w:color="BFBFBF" w:sz="4"/>
+              <w:right w:val="single" w:color="BFBFBF" w:sz="4"/>
+            </w:tcBorders>
+            <w:tcMar>
+              <w:top w:type="dxa" w:w="30"/>
+              <w:left w:type="dxa" w:w="60"/>
+              <w:bottom w:type="dxa" w:w="30"/>
+              <w:right w:type="dxa" w:w="60"/>
+            </w:tcMar>
+          </w:tcPr>
+          <w:p>
+            <w:pPr>
+              <w:spacing w:after="0"/>
+            </w:pPr>
+            <w:r>
+              <w:rPr>
+                <w:b w:val="false"/>
+                <w:bCs w:val="false"/>
+                <w:sz w:val="13"/>
+                <w:szCs w:val="13"/>
+                <w:rFonts w:ascii="Arial" w:hAnsi="Arial" w:eastAsia="Malgun Gothic" w:cs="Arial"/>
+              </w:rPr>
+              <w:t xml:space="preserve">1%는 alpha 기여 0.2-0.4%p. 리서치 시간 대비 비효율.</w:t>
             </w:r>
           </w:p>
         </w:tc>
@@ -36575,7 +38262,7 @@
           <w:szCs w:val="19"/>
           <w:rFonts w:ascii="Arial" w:hAnsi="Arial" w:eastAsia="Malgun Gothic" w:cs="Arial"/>
         </w:rPr>
-        <w:t xml:space="preserve">우선주 pair(1,2), 지주 NAV pair(3,4) — 시장 중립 구조라 Net 15% 한도·VaR 예산 소모가 적고 3일 청산 가능. 우선순위 1순위.</w:t>
+        <w:t xml:space="preserve">우선주 pair(1,2), 지주 NAV pair(3,4) — 시장 중립, Net·VaR 소모 적고 Core sleeve로 3일 청산. 1순위.</w:t>
       </w:r>
     </w:p>
     <w:p>
@@ -36603,7 +38290,7 @@
           <w:szCs w:val="19"/>
           <w:rFonts w:ascii="Arial" w:hAnsi="Arial" w:eastAsia="Malgun Gothic" w:cs="Arial"/>
         </w:rPr>
-        <w:t xml:space="preserve">spin/merger(5,6,8), PE 이벤트(7) — 밸류·공시 확인 전까지 사이징 보류. Event Play 승인 프로세스 확정이 선행.</w:t>
+        <w:t xml:space="preserve">spin/merger(5,6,8), PE 이벤트(7), 저유동성 지배구조(11) — 밸류·공시 확인 전 사이징 보류. Event sleeve 합산 한도(5-10%) 확정 선행.</w:t>
       </w:r>
     </w:p>
     <w:p>
@@ -36631,7 +38318,7 @@
           <w:szCs w:val="19"/>
           <w:rFonts w:ascii="Arial" w:hAnsi="Arial" w:eastAsia="Malgun Gothic" w:cs="Arial"/>
         </w:rPr>
-        <w:t xml:space="preserve">10번은 단독 short보다 pair의 short leg 또는 섹터 hedge로만. 급등주 단독 short은 BBAS VaR 2회 이탈(Gross 30% cut) 리스크가 기대수익 대비 큼.</w:t>
+        <w:t xml:space="preserve">10번은 pair의 short leg 또는 섹터 hedge로만. 급등주 단독 short은 VaR 2회 이탈(Gross 30% cut) 리스크가 기대수익 대비 큼.</w:t>
       </w:r>
     </w:p>
     <w:p>
@@ -36668,7 +38355,7 @@
           <w:szCs w:val="19"/>
           <w:rFonts w:ascii="Arial" w:hAnsi="Arial" w:eastAsia="Malgun Gothic" w:cs="Arial"/>
         </w:rPr>
-        <w:t xml:space="preserve">유니버스가 넓어 보이는 착시: </w:t>
+        <w:t xml:space="preserve">다이나믹 사이징의 procyclicality: </w:t>
       </w:r>
       <w:r>
         <w:rPr>
@@ -36676,7 +38363,7 @@
           <w:szCs w:val="19"/>
           <w:rFonts w:ascii="Arial" w:hAnsi="Arial" w:eastAsia="Malgun Gothic" w:cs="Arial"/>
         </w:rPr>
-        <w:t xml:space="preserve">492종목 중 실제 Special-Sit alpha가 나오는 B/A3 tier(210종목)는 합산 7% bucket과 2-6% 사이징 제약으로 포트 기여도가 낮음. A1은 사실상 KOSPI 대형주 = 팩터/베타 노출.</w:t>
+        <w:t xml:space="preserve">이벤트 진입 시점에 거래대금이 부풀어 상한이 관대하게 나오고, 축소 트리거는 거래가 마른 최악 시점에 걸림. 진입은 min(20D,60D), 모니터링은 20D로 비대칭 적용해도 완전히 제거 안 됨.</w:t>
       </w:r>
     </w:p>
     <w:p>
@@ -36696,7 +38383,7 @@
           <w:szCs w:val="19"/>
           <w:rFonts w:ascii="Arial" w:hAnsi="Arial" w:eastAsia="Malgun Gothic" w:cs="Arial"/>
         </w:rPr>
-        <w:t xml:space="preserve">ADV 룰 해석 리스크: </w:t>
+        <w:t xml:space="preserve">1% 포지션의 경제성: </w:t>
       </w:r>
       <w:r>
         <w:rPr>
@@ -36704,7 +38391,63 @@
           <w:szCs w:val="19"/>
           <w:rFonts w:ascii="Arial" w:hAnsi="Arial" w:eastAsia="Malgun Gothic" w:cs="Arial"/>
         </w:rPr>
-        <w:t xml:space="preserve">20% 참여율·3일이 '주문' 기준인지 '보유' 기준인지, 매수·매도 모두인지 미확정. 보유 기준으로 해석되면 (총 보유 ≤ ADV 20%) A2·A3·B의 대부분이 탈락 → 유니버스가 A1 중심 220종목으로 축소.</w:t>
+        <w:t xml:space="preserve">L3·L4 149종목은 1-3%만 가능. 1% 포지션이 +30% 나도 NAV 기여 0.3%p. 리서치 시간은 6% 포지션과 동일 → 유니버스 확대가 곧 alpha 확대는 아님.</w:t>
+      </w:r>
+    </w:p>
+    <w:p>
+      <w:pPr>
+        <w:pStyle w:val="ListParagraph"/>
+        <w:numPr>
+          <w:ilvl w:val="0"/>
+          <w:numId w:val="2"/>
+        </w:numPr>
+        <w:spacing w:after="40"/>
+      </w:pPr>
+      <w:r>
+        <w:rPr>
+          <w:b/>
+          <w:bCs/>
+          <w:sz w:val="19"/>
+          <w:szCs w:val="19"/>
+          <w:rFonts w:ascii="Arial" w:hAnsi="Arial" w:eastAsia="Malgun Gothic" w:cs="Arial"/>
+        </w:rPr>
+        <w:t xml:space="preserve">RM 커뮤니케이션: </w:t>
+      </w:r>
+      <w:r>
+        <w:rPr>
+          <w:sz w:val="19"/>
+          <w:szCs w:val="19"/>
+          <w:rFonts w:ascii="Arial" w:hAnsi="Arial" w:eastAsia="Malgun Gothic" w:cs="Arial"/>
+        </w:rPr>
+        <w:t xml:space="preserve">"ADV ≥ X"가 "k × ADV / Book"보다 설명이 쉬움. 미팅에서는 리서치 하한(Alpha ADV 5억, Event 2.5억)을 소프트 기준으로, 실제 제약은 다이나믹 공식 + 유동 sleeve 40%로 정리.</w:t>
+      </w:r>
+    </w:p>
+    <w:p>
+      <w:pPr>
+        <w:pStyle w:val="ListParagraph"/>
+        <w:numPr>
+          <w:ilvl w:val="0"/>
+          <w:numId w:val="2"/>
+        </w:numPr>
+        <w:spacing w:after="40"/>
+      </w:pPr>
+      <w:r>
+        <w:rPr>
+          <w:b/>
+          <w:bCs/>
+          <w:sz w:val="19"/>
+          <w:szCs w:val="19"/>
+          <w:rFonts w:ascii="Arial" w:hAnsi="Arial" w:eastAsia="Malgun Gothic" w:cs="Arial"/>
+        </w:rPr>
+        <w:t xml:space="preserve">Book-cut·Gross-cut 중첩: </w:t>
+      </w:r>
+      <w:r>
+        <w:rPr>
+          <w:sz w:val="19"/>
+          <w:szCs w:val="19"/>
+          <w:rFonts w:ascii="Arial" w:hAnsi="Arial" w:eastAsia="Malgun Gothic" w:cs="Arial"/>
+        </w:rPr>
+        <w:t xml:space="preserve">3일에 Gross 40-50% 축소 상황에서 유동 sleeve 40%는 빠듯. sleeve 하한을 50%로 올리면 L2-L4 여지가 줄어듦 — trade-off는 BBAS 미팅에서 Gross Cap 확정 후 결정.</w:t>
       </w:r>
     </w:p>
     <w:p>
@@ -36732,7 +38475,7 @@
           <w:szCs w:val="19"/>
           <w:rFonts w:ascii="Arial" w:hAnsi="Arial" w:eastAsia="Malgun Gothic" w:cs="Arial"/>
         </w:rPr>
-        <w:t xml:space="preserve">시총가중 YTD 86%에 다수 대형주가 52주 고점 대비 -40~50%. 최근 60일 ADV는 급등락 국면의 과대추정 가능성 → 정상화 시 ADV 30-50% 감소가 base case. Stress 열(ADV -50%)을 실질 기준으로 볼 것.</w:t>
+        <w:t xml:space="preserve">시총가중 YTD 85%에 대형주 다수가 고점 대비 -40~50%. ADV·변동성 모두 급등락 국면 값. 정상화 시 ADV 절반(저점 실증 0.59x)이 base case.</w:t>
       </w:r>
     </w:p>
     <w:p>
@@ -36760,63 +38503,7 @@
           <w:szCs w:val="19"/>
           <w:rFonts w:ascii="Arial" w:hAnsi="Arial" w:eastAsia="Malgun Gothic" w:cs="Arial"/>
         </w:rPr>
-        <w:t xml:space="preserve">모델 지식 기반이므로 2026년 중반 이후 완료·무산된 이벤트가 포함될 수 있음. 정량 시그널(거래정지 이력, 주식수 급변, 거래대금 급증)이 데이터로 확인되는 이벤트를 우선 검증.</w:t>
-      </w:r>
-    </w:p>
-    <w:p>
-      <w:pPr>
-        <w:pStyle w:val="ListParagraph"/>
-        <w:numPr>
-          <w:ilvl w:val="0"/>
-          <w:numId w:val="2"/>
-        </w:numPr>
-        <w:spacing w:after="40"/>
-      </w:pPr>
-      <w:r>
-        <w:rPr>
-          <w:b/>
-          <w:bCs/>
-          <w:sz w:val="19"/>
-          <w:szCs w:val="19"/>
-          <w:rFonts w:ascii="Arial" w:hAnsi="Arial" w:eastAsia="Malgun Gothic" w:cs="Arial"/>
-        </w:rPr>
-        <w:t xml:space="preserve">우선주 pair 반론: </w:t>
-      </w:r>
-      <w:r>
-        <w:rPr>
-          <w:sz w:val="19"/>
-          <w:szCs w:val="19"/>
-          <w:rFonts w:ascii="Arial" w:hAnsi="Arial" w:eastAsia="Malgun Gothic" w:cs="Arial"/>
-        </w:rPr>
-        <w:t xml:space="preserve">괴리율은 2020-26년 대부분 -50~-65%에서 정체. 상법개정에도 우선주 의결권 부재는 불변 → 수렴 촉매는 '자사주 소각 대상에 우선주 포함' 같은 개별 공시에 의존.</w:t>
-      </w:r>
-    </w:p>
-    <w:p>
-      <w:pPr>
-        <w:pStyle w:val="ListParagraph"/>
-        <w:numPr>
-          <w:ilvl w:val="0"/>
-          <w:numId w:val="2"/>
-        </w:numPr>
-        <w:spacing w:after="40"/>
-      </w:pPr>
-      <w:r>
-        <w:rPr>
-          <w:b/>
-          <w:bCs/>
-          <w:sz w:val="19"/>
-          <w:szCs w:val="19"/>
-          <w:rFonts w:ascii="Arial" w:hAnsi="Arial" w:eastAsia="Malgun Gothic" w:cs="Arial"/>
-        </w:rPr>
-        <w:t xml:space="preserve">지주 NAV 반론: </w:t>
-      </w:r>
-      <w:r>
-        <w:rPr>
-          <w:sz w:val="19"/>
-          <w:szCs w:val="19"/>
-          <w:rFonts w:ascii="Arial" w:hAnsi="Arial" w:eastAsia="Malgun Gothic" w:cs="Arial"/>
-        </w:rPr>
-        <w:t xml:space="preserve">커버리지 1.5-2.0x는 한국 지주에서 정상 범위. 디스카운트 축소보다 자회사 하락이 pair P&amp;L을 지배할 수 있음(hedge ratio 오차).</w:t>
+        <w:t xml:space="preserve">모델 지식 기반이므로 완료·무산된 이벤트 포함 가능. 정량 시그널로 확인되는 이벤트 우선 검증.</w:t>
       </w:r>
     </w:p>
     <w:p>
@@ -36851,7 +38538,7 @@
           <w:szCs w:val="19"/>
           <w:rFonts w:ascii="Arial" w:hAnsi="Arial" w:eastAsia="Malgun Gothic" w:cs="Arial"/>
         </w:rPr>
-        <w:t xml:space="preserve">CIQ 연결 Excel에서 첨부 파일 Refresh → Tier별 평균 P/E·P/BV·ROE·ROIC·성장률 확정, 아이디어 1-9 밸류 검증.</w:t>
+        <w:t xml:space="preserve">CIQ 연결 Excel에서 Refresh → Tier별 평균 P/E·P/BV·ROE·ROIC·성장률 확정, 아이디어 1-9 밸류 검증.</w:t>
       </w:r>
     </w:p>
     <w:p>
@@ -36869,7 +38556,7 @@
           <w:szCs w:val="19"/>
           <w:rFonts w:ascii="Arial" w:hAnsi="Arial" w:eastAsia="Malgun Gothic" w:cs="Arial"/>
         </w:rPr>
-        <w:t xml:space="preserve">ADV 20% 룰 lookback(20D/60D), 주문 vs 보유 기준, 매수/매도 적용 범위 확정 → Params 시트 반영.</w:t>
+        <w:t xml:space="preserve">ADV 20% 룰: 주문 vs 보유 기준, lookback, 매수/매도 범위 확정. 보유 기준이면 다이나믹 프레임 자체가 무효 → Params 참여율·DTL 재설정.</w:t>
       </w:r>
     </w:p>
     <w:p>
@@ -36887,7 +38574,7 @@
           <w:szCs w:val="19"/>
           <w:rFonts w:ascii="Arial" w:hAnsi="Arial" w:eastAsia="Malgun Gothic" w:cs="Arial"/>
         </w:rPr>
-        <w:t xml:space="preserve">Event Play bucket 합산 한도(5-10% 제안)와 승인 SLA 확정 → C tier 후보 316종목 중 우선 검토 리스트 작성.</w:t>
+        <w:t xml:space="preserve">Sleeve DTL(3/5/10일)·유동 sleeve 40%·Event 합산 5-10%를 strategy-specific operating box로 제안. 3천억 미만 Event Play 허용 여부(P7).</w:t>
       </w:r>
     </w:p>
     <w:p>
@@ -36905,7 +38592,7 @@
           <w:szCs w:val="19"/>
           <w:rFonts w:ascii="Arial" w:hAnsi="Arial" w:eastAsia="Malgun Gothic" w:cs="Arial"/>
         </w:rPr>
-        <w:t xml:space="preserve">이벤트 태그 63종목 DART 공시 대조(공개매수·합병·분할·자사주 소각 진행 여부).</w:t>
+        <w:t xml:space="preserve">이벤트 태그 69종목 DART 대조. 대차 가능 종목·비용 확인(아이디어 1-4, 10).</w:t>
       </w:r>
     </w:p>
     <w:p>
@@ -36923,7 +38610,7 @@
           <w:szCs w:val="19"/>
           <w:rFonts w:ascii="Arial" w:hAnsi="Arial" w:eastAsia="Malgun Gothic" w:cs="Arial"/>
         </w:rPr>
-        <w:t xml:space="preserve">대차 가능 종목·비용 확인(pair short leg, 아이디어 1-4, 10).</w:t>
+        <w:t xml:space="preserve">PreTrade_Check 샘플을 실제 MP로 교체 → 선물 hedge 규모, VaR 예산 대비 Gross 상한, 유동 sleeve 비중 산출.</w:t>
       </w:r>
     </w:p>
     <w:p>
@@ -36941,25 +38628,7 @@
           <w:szCs w:val="19"/>
           <w:rFonts w:ascii="Arial" w:hAnsi="Arial" w:eastAsia="Malgun Gothic" w:cs="Arial"/>
         </w:rPr>
-        <w:t xml:space="preserve">PreTrade_Check 샘플 포트를 실제 MP로 교체 → Net 위반분(선물 hedge 규모)과 VaR 예산 대비 Gross 상한 산출.</w:t>
-      </w:r>
-    </w:p>
-    <w:p>
-      <w:pPr>
-        <w:pStyle w:val="ListParagraph"/>
-        <w:numPr>
-          <w:ilvl w:val="0"/>
-          <w:numId w:val="2"/>
-        </w:numPr>
-        <w:spacing w:after="40"/>
-      </w:pPr>
-      <w:r>
-        <w:rPr>
-          <w:sz w:val="19"/>
-          <w:szCs w:val="19"/>
-          <w:rFonts w:ascii="Arial" w:hAnsi="Arial" w:eastAsia="Malgun Gothic" w:cs="Arial"/>
-        </w:rPr>
-        <w:t xml:space="preserve">데이터 갱신: build_universe.py → build_xlsx.py 재실행(일별 marcap 갱신 반영). 스크립트는 repo output/ 에 포함.</w:t>
+        <w:t xml:space="preserve">데이터 갱신: build_universe.py → build_xlsx.py → export_memo_data.py → build_docx.js (repo output/scripts).</w:t>
       </w:r>
     </w:p>
     <w:sectPr>
@@ -37051,7 +38720,7 @@
         <w:szCs w:val="14"/>
         <w:rFonts w:ascii="Arial" w:hAnsi="Arial" w:eastAsia="Malgun Gothic" w:cs="Arial"/>
       </w:rPr>
-      <w:t xml:space="preserve">Billionfold — Korea L/S Universe (BBAS) — 2026-09-03</w:t>
+      <w:t xml:space="preserve">Billionfold — Korea L/S Universe (BBAS) v3 — 2026-09-03</w:t>
     </w:r>
   </w:p>
 </w:hdr>
